--- a/TS Jatai Ghanam Project/TS 4.1/TS 4.1 Ghanam Sanskrit Corrections.docx
+++ b/TS Jatai Ghanam Project/TS 4.1/TS 4.1 Ghanam Sanskrit Corrections.docx
@@ -1,6 +1,6 @@
 
 <file path=word/document.xml><?xml version="1.0" encoding="utf-8"?>
-<w:document xmlns:wpc="http://schemas.microsoft.com/office/word/2010/wordprocessingCanvas" xmlns:cx="http://schemas.microsoft.com/office/drawing/2014/chartex" xmlns:cx1="http://schemas.microsoft.com/office/drawing/2015/9/8/chartex" xmlns:cx2="http://schemas.microsoft.com/office/drawing/2015/10/21/chartex" xmlns:cx3="http://schemas.microsoft.com/office/drawing/2016/5/9/chartex" xmlns:cx4="http://schemas.microsoft.com/office/drawing/2016/5/10/chartex" xmlns:cx5="http://schemas.microsoft.com/office/drawing/2016/5/11/chartex" xmlns:cx6="http://schemas.microsoft.com/office/drawing/2016/5/12/chartex" xmlns:cx7="http://schemas.microsoft.com/office/drawing/2016/5/13/chartex" xmlns:cx8="http://schemas.microsoft.com/office/drawing/2016/5/14/chartex" xmlns:mc="http://schemas.openxmlformats.org/markup-compatibility/2006" xmlns:aink="http://schemas.microsoft.com/office/drawing/2016/ink" xmlns:am3d="http://schemas.microsoft.com/office/drawing/2017/model3d" xmlns:o="urn:schemas-microsoft-com:office:office" xmlns:oel="http://schemas.microsoft.com/office/2019/extlst" xmlns:r="http://schemas.openxmlformats.org/officeDocument/2006/relationships" xmlns:m="http://schemas.openxmlformats.org/officeDocument/2006/math" xmlns:v="urn:schemas-microsoft-com:vml" xmlns:wp14="http://schemas.microsoft.com/office/word/2010/wordprocessingDrawing" xmlns:wp="http://schemas.openxmlformats.org/drawingml/2006/wordprocessingDrawing" xmlns:w10="urn:schemas-microsoft-com:office:word" xmlns:w="http://schemas.openxmlformats.org/wordprocessingml/2006/main" xmlns:w14="http://schemas.microsoft.com/office/word/2010/wordml" xmlns:w15="http://schemas.microsoft.com/office/word/2012/wordml" xmlns:w16cex="http://schemas.microsoft.com/office/word/2018/wordml/cex" xmlns:w16cid="http://schemas.microsoft.com/office/word/2016/wordml/cid" xmlns:w16="http://schemas.microsoft.com/office/word/2018/wordml" xmlns:w16sdtdh="http://schemas.microsoft.com/office/word/2020/wordml/sdtdatahash" xmlns:w16se="http://schemas.microsoft.com/office/word/2015/wordml/symex" xmlns:wpg="http://schemas.microsoft.com/office/word/2010/wordprocessingGroup" xmlns:wpi="http://schemas.microsoft.com/office/word/2010/wordprocessingInk" xmlns:wne="http://schemas.microsoft.com/office/word/2006/wordml" xmlns:wps="http://schemas.microsoft.com/office/word/2010/wordprocessingShape" mc:Ignorable="w14 w15 w16se w16cid w16 w16cex w16sdtdh wp14">
+<w:document xmlns:wpc="http://schemas.microsoft.com/office/word/2010/wordprocessingCanvas" xmlns:cx="http://schemas.microsoft.com/office/drawing/2014/chartex" xmlns:cx1="http://schemas.microsoft.com/office/drawing/2015/9/8/chartex" xmlns:cx2="http://schemas.microsoft.com/office/drawing/2015/10/21/chartex" xmlns:cx3="http://schemas.microsoft.com/office/drawing/2016/5/9/chartex" xmlns:cx4="http://schemas.microsoft.com/office/drawing/2016/5/10/chartex" xmlns:cx5="http://schemas.microsoft.com/office/drawing/2016/5/11/chartex" xmlns:cx6="http://schemas.microsoft.com/office/drawing/2016/5/12/chartex" xmlns:cx7="http://schemas.microsoft.com/office/drawing/2016/5/13/chartex" xmlns:cx8="http://schemas.microsoft.com/office/drawing/2016/5/14/chartex" xmlns:mc="http://schemas.openxmlformats.org/markup-compatibility/2006" xmlns:aink="http://schemas.microsoft.com/office/drawing/2016/ink" xmlns:am3d="http://schemas.microsoft.com/office/drawing/2017/model3d" xmlns:o="urn:schemas-microsoft-com:office:office" xmlns:oel="http://schemas.microsoft.com/office/2019/extlst" xmlns:r="http://schemas.openxmlformats.org/officeDocument/2006/relationships" xmlns:m="http://schemas.openxmlformats.org/officeDocument/2006/math" xmlns:v="urn:schemas-microsoft-com:vml" xmlns:wp14="http://schemas.microsoft.com/office/word/2010/wordprocessingDrawing" xmlns:wp="http://schemas.openxmlformats.org/drawingml/2006/wordprocessingDrawing" xmlns:w10="urn:schemas-microsoft-com:office:word" xmlns:w="http://schemas.openxmlformats.org/wordprocessingml/2006/main" xmlns:w14="http://schemas.microsoft.com/office/word/2010/wordml" xmlns:w15="http://schemas.microsoft.com/office/word/2012/wordml" xmlns:w16cex="http://schemas.microsoft.com/office/word/2018/wordml/cex" xmlns:w16cid="http://schemas.microsoft.com/office/word/2016/wordml/cid" xmlns:w16="http://schemas.microsoft.com/office/word/2018/wordml" xmlns:w16du="http://schemas.microsoft.com/office/word/2023/wordml/word16du" xmlns:w16sdtdh="http://schemas.microsoft.com/office/word/2020/wordml/sdtdatahash" xmlns:w16sdtfl="http://schemas.microsoft.com/office/word/2024/wordml/sdtformatlock" xmlns:w16se="http://schemas.microsoft.com/office/word/2015/wordml/symex" xmlns:wpg="http://schemas.microsoft.com/office/word/2010/wordprocessingGroup" xmlns:wpi="http://schemas.microsoft.com/office/word/2010/wordprocessingInk" xmlns:wne="http://schemas.microsoft.com/office/word/2006/wordml" xmlns:wps="http://schemas.microsoft.com/office/word/2010/wordprocessingShape" mc:Ignorable="w14 w15 w16se w16cid w16 w16cex w16sdtdh w16sdtfl w16du wp14">
   <w:body>
     <w:p>
       <w:pPr>
@@ -22,6 +22,2926 @@
           <w:szCs w:val="32"/>
           <w:u w:val="single"/>
         </w:rPr>
+        <w:t xml:space="preserve">TS </w:t>
+      </w:r>
+      <w:proofErr w:type="gramStart"/>
+      <w:r>
+        <w:rPr>
+          <w:b/>
+          <w:bCs/>
+          <w:sz w:val="32"/>
+          <w:szCs w:val="32"/>
+          <w:u w:val="single"/>
+        </w:rPr>
+        <w:t xml:space="preserve">Ghanam </w:t>
+      </w:r>
+      <w:r>
+        <w:rPr>
+          <w:b/>
+          <w:bCs/>
+          <w:sz w:val="32"/>
+          <w:szCs w:val="32"/>
+          <w:u w:val="single"/>
+        </w:rPr>
+        <w:t xml:space="preserve"> </w:t>
+      </w:r>
+      <w:r>
+        <w:rPr>
+          <w:b/>
+          <w:bCs/>
+          <w:sz w:val="32"/>
+          <w:szCs w:val="32"/>
+          <w:u w:val="single"/>
+        </w:rPr>
+        <w:t>–</w:t>
+      </w:r>
+      <w:proofErr w:type="gramEnd"/>
+      <w:r>
+        <w:rPr>
+          <w:b/>
+          <w:bCs/>
+          <w:sz w:val="32"/>
+          <w:szCs w:val="32"/>
+          <w:u w:val="single"/>
+        </w:rPr>
+        <w:t xml:space="preserve"> TS </w:t>
+      </w:r>
+      <w:r>
+        <w:rPr>
+          <w:b/>
+          <w:bCs/>
+          <w:sz w:val="32"/>
+          <w:szCs w:val="32"/>
+          <w:u w:val="single"/>
+        </w:rPr>
+        <w:t>4.1</w:t>
+      </w:r>
+      <w:r>
+        <w:rPr>
+          <w:b/>
+          <w:bCs/>
+          <w:sz w:val="32"/>
+          <w:szCs w:val="32"/>
+          <w:u w:val="single"/>
+        </w:rPr>
+        <w:t xml:space="preserve"> </w:t>
+      </w:r>
+      <w:r>
+        <w:rPr>
+          <w:b/>
+          <w:bCs/>
+          <w:sz w:val="32"/>
+          <w:szCs w:val="32"/>
+          <w:u w:val="single"/>
+        </w:rPr>
+        <w:t>Sanskrit</w:t>
+      </w:r>
+      <w:r>
+        <w:rPr>
+          <w:b/>
+          <w:bCs/>
+          <w:sz w:val="32"/>
+          <w:szCs w:val="32"/>
+          <w:u w:val="single"/>
+        </w:rPr>
+        <w:t xml:space="preserve"> Corrections –</w:t>
+      </w:r>
+      <w:r>
+        <w:rPr>
+          <w:b/>
+          <w:bCs/>
+          <w:sz w:val="32"/>
+          <w:szCs w:val="32"/>
+          <w:u w:val="single"/>
+        </w:rPr>
+        <w:t xml:space="preserve"> </w:t>
+      </w:r>
+      <w:r>
+        <w:rPr>
+          <w:b/>
+          <w:bCs/>
+          <w:sz w:val="32"/>
+          <w:szCs w:val="32"/>
+          <w:u w:val="single"/>
+        </w:rPr>
+        <w:t xml:space="preserve">Observed </w:t>
+      </w:r>
+      <w:proofErr w:type="gramStart"/>
+      <w:r>
+        <w:rPr>
+          <w:b/>
+          <w:bCs/>
+          <w:sz w:val="32"/>
+          <w:szCs w:val="32"/>
+          <w:u w:val="single"/>
+        </w:rPr>
+        <w:t xml:space="preserve">till </w:t>
+      </w:r>
+      <w:r>
+        <w:rPr>
+          <w:b/>
+          <w:bCs/>
+          <w:sz w:val="32"/>
+          <w:szCs w:val="32"/>
+          <w:highlight w:val="red"/>
+          <w:u w:val="single"/>
+        </w:rPr>
+        <w:t>?????</w:t>
+      </w:r>
+      <w:proofErr w:type="gramEnd"/>
+    </w:p>
+    <w:p>
+      <w:pPr>
+        <w:spacing w:before="0" w:line="240" w:lineRule="auto"/>
+        <w:jc w:val="center"/>
+        <w:rPr>
+          <w:b/>
+          <w:bCs/>
+          <w:sz w:val="28"/>
+          <w:szCs w:val="32"/>
+        </w:rPr>
+      </w:pPr>
+      <w:r>
+        <w:rPr>
+          <w:b/>
+          <w:bCs/>
+          <w:sz w:val="28"/>
+          <w:szCs w:val="32"/>
+        </w:rPr>
+        <w:t>(ignore those which are already incorporated in your book’s version and date)</w:t>
+      </w:r>
+    </w:p>
+    <w:tbl>
+      <w:tblPr>
+        <w:tblW w:w="14537" w:type="dxa"/>
+        <w:tblInd w:w="-792" w:type="dxa"/>
+        <w:tblBorders>
+          <w:top w:val="single" w:sz="4" w:space="0" w:color="000000"/>
+          <w:left w:val="single" w:sz="4" w:space="0" w:color="000000"/>
+          <w:bottom w:val="single" w:sz="4" w:space="0" w:color="000000"/>
+          <w:right w:val="single" w:sz="4" w:space="0" w:color="000000"/>
+          <w:insideH w:val="single" w:sz="4" w:space="0" w:color="000000"/>
+          <w:insideV w:val="single" w:sz="4" w:space="0" w:color="000000"/>
+        </w:tblBorders>
+        <w:tblLook w:val="04A0" w:firstRow="1" w:lastRow="0" w:firstColumn="1" w:lastColumn="0" w:noHBand="0" w:noVBand="1"/>
+      </w:tblPr>
+      <w:tblGrid>
+        <w:gridCol w:w="7166"/>
+        <w:gridCol w:w="7371"/>
+      </w:tblGrid>
+      <w:tr>
+        <w:tc>
+          <w:tcPr>
+            <w:tcW w:w="7166" w:type="dxa"/>
+          </w:tcPr>
+          <w:p>
+            <w:pPr>
+              <w:spacing w:before="0" w:line="240" w:lineRule="auto"/>
+              <w:jc w:val="center"/>
+              <w:rPr>
+                <w:b/>
+                <w:sz w:val="32"/>
+                <w:szCs w:val="32"/>
+              </w:rPr>
+            </w:pPr>
+            <w:r>
+              <w:rPr>
+                <w:b/>
+                <w:sz w:val="32"/>
+                <w:szCs w:val="32"/>
+              </w:rPr>
+              <w:t>As Printed</w:t>
+            </w:r>
+          </w:p>
+        </w:tc>
+        <w:tc>
+          <w:tcPr>
+            <w:tcW w:w="7371" w:type="dxa"/>
+          </w:tcPr>
+          <w:p>
+            <w:pPr>
+              <w:spacing w:before="0" w:line="240" w:lineRule="auto"/>
+              <w:ind w:right="-18"/>
+              <w:jc w:val="center"/>
+              <w:rPr>
+                <w:b/>
+                <w:sz w:val="32"/>
+                <w:szCs w:val="32"/>
+              </w:rPr>
+            </w:pPr>
+            <w:r>
+              <w:rPr>
+                <w:b/>
+                <w:sz w:val="32"/>
+                <w:szCs w:val="32"/>
+              </w:rPr>
+              <w:t>To be read as or corrected as</w:t>
+            </w:r>
+            <w:r>
+              <w:rPr>
+                <w:b/>
+                <w:sz w:val="32"/>
+                <w:szCs w:val="32"/>
+              </w:rPr>
+              <w:t xml:space="preserve"> </w:t>
+            </w:r>
+          </w:p>
+        </w:tc>
+      </w:tr>
+      <w:tr>
+        <w:trPr>
+          <w:trHeight w:val="2175"/>
+        </w:trPr>
+        <w:tc>
+          <w:tcPr>
+            <w:tcW w:w="7166" w:type="dxa"/>
+            <w:tcBorders>
+              <w:top w:val="single" w:sz="4" w:space="0" w:color="000000"/>
+              <w:left w:val="single" w:sz="4" w:space="0" w:color="000000"/>
+              <w:bottom w:val="single" w:sz="4" w:space="0" w:color="000000"/>
+              <w:right w:val="single" w:sz="4" w:space="0" w:color="000000"/>
+            </w:tcBorders>
+          </w:tcPr>
+          <w:p>
+            <w:pPr>
+              <w:widowControl w:val="0"/>
+              <w:autoSpaceDE w:val="0"/>
+              <w:autoSpaceDN w:val="0"/>
+              <w:adjustRightInd w:val="0"/>
+              <w:spacing w:before="0" w:line="240" w:lineRule="auto"/>
+              <w:ind w:right="-234"/>
+              <w:rPr>
+                <w:rFonts w:ascii="BRH Devanagari Extra" w:hAnsi="BRH Devanagari Extra" w:cs="BRH Devanagari Extra"/>
+                <w:sz w:val="32"/>
+                <w:szCs w:val="32"/>
+              </w:rPr>
+            </w:pPr>
+            <w:r>
+              <w:rPr>
+                <w:rFonts w:cs="BRH Devanagari Extra"/>
+                <w:szCs w:val="32"/>
+              </w:rPr>
+              <w:t>38</w:t>
+            </w:r>
+            <w:r>
+              <w:rPr>
+                <w:rFonts w:ascii="BRH Devanagari Extra" w:hAnsi="BRH Devanagari Extra" w:cs="BRH Devanagari Extra"/>
+                <w:sz w:val="32"/>
+                <w:szCs w:val="32"/>
+              </w:rPr>
+              <w:t>)</w:t>
+            </w:r>
+            <w:r>
+              <w:rPr>
+                <w:rFonts w:ascii="BRH Devanagari Extra" w:hAnsi="BRH Devanagari Extra" w:cs="BRH Devanagari Extra"/>
+                <w:sz w:val="32"/>
+                <w:szCs w:val="32"/>
+              </w:rPr>
+              <w:tab/>
+            </w:r>
+            <w:r>
+              <w:rPr>
+                <w:rFonts w:cs="BRH Devanagari Extra"/>
+                <w:szCs w:val="32"/>
+              </w:rPr>
+              <w:t>4</w:t>
+            </w:r>
+            <w:r>
+              <w:rPr>
+                <w:rFonts w:ascii="BRH Devanagari Extra" w:hAnsi="BRH Devanagari Extra" w:cs="BRH Devanagari Extra"/>
+                <w:sz w:val="32"/>
+                <w:szCs w:val="32"/>
+              </w:rPr>
+              <w:t>.</w:t>
+            </w:r>
+            <w:r>
+              <w:rPr>
+                <w:rFonts w:cs="BRH Devanagari Extra"/>
+                <w:szCs w:val="32"/>
+              </w:rPr>
+              <w:t>1</w:t>
+            </w:r>
+            <w:r>
+              <w:rPr>
+                <w:rFonts w:ascii="BRH Devanagari Extra" w:hAnsi="BRH Devanagari Extra" w:cs="BRH Devanagari Extra"/>
+                <w:sz w:val="32"/>
+                <w:szCs w:val="32"/>
+              </w:rPr>
+              <w:t>.</w:t>
+            </w:r>
+            <w:r>
+              <w:rPr>
+                <w:rFonts w:cs="BRH Devanagari Extra"/>
+                <w:szCs w:val="32"/>
+              </w:rPr>
+              <w:t>2</w:t>
+            </w:r>
+            <w:r>
+              <w:rPr>
+                <w:rFonts w:ascii="BRH Devanagari Extra" w:hAnsi="BRH Devanagari Extra" w:cs="BRH Devanagari Extra"/>
+                <w:sz w:val="32"/>
+                <w:szCs w:val="32"/>
+              </w:rPr>
+              <w:t>.</w:t>
+            </w:r>
+            <w:r>
+              <w:rPr>
+                <w:rFonts w:cs="BRH Devanagari Extra"/>
+                <w:szCs w:val="32"/>
+              </w:rPr>
+              <w:t>1</w:t>
+            </w:r>
+            <w:r>
+              <w:rPr>
+                <w:rFonts w:ascii="BRH Devanagari Extra" w:hAnsi="BRH Devanagari Extra" w:cs="BRH Devanagari Extra"/>
+                <w:sz w:val="32"/>
+                <w:szCs w:val="32"/>
+              </w:rPr>
+              <w:t>(</w:t>
+            </w:r>
+            <w:r>
+              <w:rPr>
+                <w:rFonts w:cs="BRH Devanagari Extra"/>
+                <w:szCs w:val="32"/>
+              </w:rPr>
+              <w:t>37</w:t>
+            </w:r>
+            <w:r>
+              <w:rPr>
+                <w:rFonts w:ascii="BRH Devanagari Extra" w:hAnsi="BRH Devanagari Extra" w:cs="BRH Devanagari Extra"/>
+                <w:sz w:val="32"/>
+                <w:szCs w:val="32"/>
+              </w:rPr>
+              <w:t>)- A</w:t>
+            </w:r>
+            <w:r>
+              <w:rPr>
+                <w:rFonts w:ascii="BRH Malayalam Extra" w:hAnsi="BRH Malayalam Extra" w:cs="BRH Devanagari Extra"/>
+                <w:szCs w:val="32"/>
+              </w:rPr>
+              <w:t>–</w:t>
+            </w:r>
+            <w:r>
+              <w:rPr>
+                <w:rFonts w:ascii="BRH Devanagari Extra" w:hAnsi="BRH Devanagari Extra" w:cs="BRH Devanagari Extra"/>
+                <w:sz w:val="32"/>
+                <w:szCs w:val="32"/>
+              </w:rPr>
+              <w:t>ÎxqÉ³Éç | rÉÉqÉåÿ | uÉ×</w:t>
+            </w:r>
+            <w:r>
+              <w:rPr>
+                <w:rFonts w:ascii="BRH Malayalam Extra" w:hAnsi="BRH Malayalam Extra" w:cs="BRH Devanagari Extra"/>
+                <w:szCs w:val="32"/>
+              </w:rPr>
+              <w:t>–</w:t>
+            </w:r>
+            <w:r>
+              <w:rPr>
+                <w:rFonts w:ascii="BRH Devanagari Extra" w:hAnsi="BRH Devanagari Extra" w:cs="BRH Devanagari Extra"/>
+                <w:sz w:val="32"/>
+                <w:szCs w:val="32"/>
+              </w:rPr>
+              <w:t>wÉ</w:t>
+            </w:r>
+            <w:r>
+              <w:rPr>
+                <w:rFonts w:ascii="BRH Malayalam Extra" w:hAnsi="BRH Malayalam Extra" w:cs="BRH Devanagari Extra"/>
+                <w:szCs w:val="32"/>
+              </w:rPr>
+              <w:t>–</w:t>
+            </w:r>
+            <w:r>
+              <w:rPr>
+                <w:rFonts w:ascii="BRH Devanagari Extra" w:hAnsi="BRH Devanagari Extra" w:cs="BRH Devanagari Extra"/>
+                <w:sz w:val="32"/>
+                <w:szCs w:val="32"/>
+              </w:rPr>
+              <w:t>huÉ</w:t>
+            </w:r>
+            <w:r>
+              <w:rPr>
+                <w:rFonts w:ascii="BRH Malayalam Extra" w:hAnsi="BRH Malayalam Extra" w:cs="BRH Devanagari Extra"/>
+                <w:szCs w:val="32"/>
+              </w:rPr>
+              <w:t>–</w:t>
+            </w:r>
+            <w:r>
+              <w:rPr>
+                <w:rFonts w:ascii="BRH Devanagari Extra" w:hAnsi="BRH Devanagari Extra" w:cs="BRH Devanagari Extra"/>
+                <w:sz w:val="32"/>
+                <w:szCs w:val="32"/>
+                <w:highlight w:val="yellow"/>
+              </w:rPr>
+              <w:t>xÉÔ</w:t>
+            </w:r>
+            <w:r>
+              <w:rPr>
+                <w:rFonts w:ascii="BRH Devanagari Extra" w:hAnsi="BRH Devanagari Extra" w:cs="BRH Devanagari Extra"/>
+                <w:sz w:val="32"/>
+                <w:szCs w:val="32"/>
+              </w:rPr>
+              <w:t xml:space="preserve"> ||</w:t>
+            </w:r>
+          </w:p>
+          <w:p>
+            <w:pPr>
+              <w:widowControl w:val="0"/>
+              <w:autoSpaceDE w:val="0"/>
+              <w:autoSpaceDN w:val="0"/>
+              <w:adjustRightInd w:val="0"/>
+              <w:spacing w:before="0" w:line="240" w:lineRule="auto"/>
+              <w:ind w:right="-234"/>
+              <w:rPr>
+                <w:rFonts w:ascii="BRH Devanagari Extra" w:hAnsi="BRH Devanagari Extra" w:cs="BRH Devanagari Extra"/>
+                <w:color w:val="000000"/>
+                <w:sz w:val="32"/>
+                <w:szCs w:val="32"/>
+              </w:rPr>
+            </w:pPr>
+            <w:r>
+              <w:rPr>
+                <w:rFonts w:ascii="BRH Devanagari Extra" w:hAnsi="BRH Devanagari Extra" w:cs="BRH Devanagari Extra"/>
+                <w:color w:val="000000"/>
+                <w:sz w:val="32"/>
+                <w:szCs w:val="32"/>
+              </w:rPr>
+              <w:t>A</w:t>
+            </w:r>
+            <w:r>
+              <w:rPr>
+                <w:rFonts w:ascii="BRH Malayalam Extra" w:hAnsi="BRH Malayalam Extra" w:cs="BRH Devanagari Extra"/>
+                <w:color w:val="000000"/>
+                <w:szCs w:val="32"/>
+              </w:rPr>
+              <w:t>–</w:t>
+            </w:r>
+            <w:r>
+              <w:rPr>
+                <w:rFonts w:ascii="BRH Devanagari Extra" w:hAnsi="BRH Devanagari Extra" w:cs="BRH Devanagari Extra"/>
+                <w:color w:val="000000"/>
+                <w:sz w:val="32"/>
+                <w:szCs w:val="32"/>
+              </w:rPr>
+              <w:t>ÎxqÉlÉç. rÉÉqÉå</w:t>
+            </w:r>
+            <w:r>
+              <w:rPr>
+                <w:rFonts w:ascii="BRH Malayalam Extra" w:hAnsi="BRH Malayalam Extra" w:cs="BRH Devanagari Extra"/>
+                <w:color w:val="000000"/>
+                <w:szCs w:val="32"/>
+              </w:rPr>
+              <w:t>–</w:t>
+            </w:r>
+            <w:r>
+              <w:rPr>
+                <w:rFonts w:ascii="BRH Devanagari Extra" w:hAnsi="BRH Devanagari Extra" w:cs="BRH Devanagari Extra"/>
+                <w:color w:val="000000"/>
+                <w:sz w:val="32"/>
+                <w:szCs w:val="32"/>
+              </w:rPr>
+              <w:t xml:space="preserve"> rÉÉqÉåþ A</w:t>
+            </w:r>
+            <w:r>
+              <w:rPr>
+                <w:rFonts w:ascii="BRH Malayalam Extra" w:hAnsi="BRH Malayalam Extra" w:cs="BRH Devanagari Extra"/>
+                <w:color w:val="000000"/>
+                <w:szCs w:val="32"/>
+              </w:rPr>
+              <w:t>–</w:t>
+            </w:r>
+            <w:r>
+              <w:rPr>
+                <w:rFonts w:ascii="BRH Devanagari Extra" w:hAnsi="BRH Devanagari Extra" w:cs="BRH Devanagari Extra"/>
+                <w:color w:val="000000"/>
+                <w:sz w:val="32"/>
+                <w:szCs w:val="32"/>
+              </w:rPr>
+              <w:t>ÎxqÉlÉç lÉ</w:t>
+            </w:r>
+            <w:r>
+              <w:rPr>
+                <w:rFonts w:ascii="BRH Malayalam Extra" w:hAnsi="BRH Malayalam Extra" w:cs="BRH Devanagari Extra"/>
+                <w:color w:val="000000"/>
+                <w:szCs w:val="32"/>
+              </w:rPr>
+              <w:t>–</w:t>
+            </w:r>
+            <w:r>
+              <w:rPr>
+                <w:rFonts w:ascii="BRH Devanagari Extra" w:hAnsi="BRH Devanagari Extra" w:cs="BRH Devanagari Extra"/>
+                <w:color w:val="000000"/>
+                <w:sz w:val="32"/>
+                <w:szCs w:val="32"/>
+              </w:rPr>
+              <w:t>ÎxqÉlÉç. rÉÉqÉåþ uÉ×wÉh</w:t>
+            </w:r>
+            <w:r>
+              <w:rPr>
+                <w:rFonts w:ascii="BRH Devanagari Extra" w:hAnsi="BRH Devanagari Extra" w:cs="BRH Devanagari Extra"/>
+                <w:color w:val="000000"/>
+                <w:sz w:val="32"/>
+                <w:szCs w:val="32"/>
+                <w:highlight w:val="yellow"/>
+              </w:rPr>
+              <w:t>u</w:t>
+            </w:r>
+            <w:r>
+              <w:rPr>
+                <w:rFonts w:ascii="BRH Devanagari Extra" w:hAnsi="BRH Devanagari Extra" w:cs="BRH Devanagari Extra"/>
+                <w:color w:val="000000"/>
+                <w:sz w:val="32"/>
+                <w:szCs w:val="32"/>
+              </w:rPr>
+              <w:t>É</w:t>
+            </w:r>
+            <w:r>
+              <w:rPr>
+                <w:rFonts w:ascii="BRH Malayalam Extra" w:hAnsi="BRH Malayalam Extra" w:cs="BRH Devanagari Extra"/>
+                <w:color w:val="000000"/>
+                <w:szCs w:val="32"/>
+              </w:rPr>
+              <w:t>–</w:t>
+            </w:r>
+            <w:r>
+              <w:rPr>
+                <w:rFonts w:ascii="BRH Devanagari Extra" w:hAnsi="BRH Devanagari Extra" w:cs="BRH Devanagari Extra"/>
+                <w:color w:val="000000"/>
+                <w:sz w:val="32"/>
+                <w:szCs w:val="32"/>
+              </w:rPr>
+              <w:t xml:space="preserve">xÉÔ </w:t>
+            </w:r>
+            <w:r>
+              <w:rPr>
+                <w:rFonts w:ascii="BRH Devanagari Extra" w:hAnsi="BRH Devanagari Extra" w:cs="BRH Devanagari Extra"/>
+                <w:color w:val="000000"/>
+                <w:sz w:val="32"/>
+                <w:szCs w:val="32"/>
+                <w:highlight w:val="yellow"/>
+              </w:rPr>
+              <w:t>u</w:t>
+            </w:r>
+            <w:r>
+              <w:rPr>
+                <w:rFonts w:ascii="BRH Devanagari Extra" w:hAnsi="BRH Devanagari Extra" w:cs="BRH Devanagari Extra"/>
+                <w:color w:val="000000"/>
+                <w:sz w:val="32"/>
+                <w:szCs w:val="32"/>
+              </w:rPr>
+              <w:t>É×þwÉh</w:t>
+            </w:r>
+            <w:r>
+              <w:rPr>
+                <w:rFonts w:ascii="BRH Devanagari Extra" w:hAnsi="BRH Devanagari Extra" w:cs="BRH Devanagari Extra"/>
+                <w:color w:val="000000"/>
+                <w:sz w:val="32"/>
+                <w:szCs w:val="32"/>
+                <w:highlight w:val="yellow"/>
+              </w:rPr>
+              <w:t>uÉ</w:t>
+            </w:r>
+            <w:r>
+              <w:rPr>
+                <w:rFonts w:ascii="BRH Malayalam Extra" w:hAnsi="BRH Malayalam Extra" w:cs="BRH Devanagari Extra"/>
+                <w:color w:val="000000"/>
+                <w:szCs w:val="32"/>
+                <w:highlight w:val="yellow"/>
+              </w:rPr>
+              <w:t>–</w:t>
+            </w:r>
+            <w:r>
+              <w:rPr>
+                <w:rFonts w:ascii="BRH Devanagari Extra" w:hAnsi="BRH Devanagari Extra" w:cs="BRH Devanagari Extra"/>
+                <w:color w:val="000000"/>
+                <w:sz w:val="32"/>
+                <w:szCs w:val="32"/>
+                <w:highlight w:val="yellow"/>
+              </w:rPr>
+              <w:t>xÉ</w:t>
+            </w:r>
+            <w:r>
+              <w:rPr>
+                <w:rFonts w:ascii="BRH Devanagari Extra" w:hAnsi="BRH Devanagari Extra" w:cs="BRH Devanagari Extra"/>
+                <w:color w:val="000000"/>
+                <w:sz w:val="32"/>
+                <w:szCs w:val="32"/>
+              </w:rPr>
+              <w:t>Ô rÉÉqÉåþ A</w:t>
+            </w:r>
+            <w:r>
+              <w:rPr>
+                <w:rFonts w:ascii="BRH Malayalam Extra" w:hAnsi="BRH Malayalam Extra" w:cs="BRH Devanagari Extra"/>
+                <w:color w:val="000000"/>
+                <w:szCs w:val="32"/>
+              </w:rPr>
+              <w:t>–</w:t>
+            </w:r>
+            <w:r>
+              <w:rPr>
+                <w:rFonts w:ascii="BRH Devanagari Extra" w:hAnsi="BRH Devanagari Extra" w:cs="BRH Devanagari Extra"/>
+                <w:color w:val="000000"/>
+                <w:sz w:val="32"/>
+                <w:szCs w:val="32"/>
+              </w:rPr>
+              <w:t>ÎxqÉlÉç lÉ</w:t>
+            </w:r>
+            <w:r>
+              <w:rPr>
+                <w:rFonts w:ascii="BRH Malayalam Extra" w:hAnsi="BRH Malayalam Extra" w:cs="BRH Devanagari Extra"/>
+                <w:color w:val="000000"/>
+                <w:szCs w:val="32"/>
+              </w:rPr>
+              <w:t>–</w:t>
+            </w:r>
+            <w:r>
+              <w:rPr>
+                <w:rFonts w:ascii="BRH Devanagari Extra" w:hAnsi="BRH Devanagari Extra" w:cs="BRH Devanagari Extra"/>
+                <w:color w:val="000000"/>
+                <w:sz w:val="32"/>
+                <w:szCs w:val="32"/>
+              </w:rPr>
+              <w:t>ÎxqÉlÉç. rÉÉqÉåþ uÉ×wÉh</w:t>
+            </w:r>
+            <w:r>
+              <w:rPr>
+                <w:rFonts w:ascii="BRH Devanagari Extra" w:hAnsi="BRH Devanagari Extra" w:cs="BRH Devanagari Extra"/>
+                <w:color w:val="000000"/>
+                <w:sz w:val="32"/>
+                <w:szCs w:val="32"/>
+                <w:highlight w:val="yellow"/>
+              </w:rPr>
+              <w:t>uÉ</w:t>
+            </w:r>
+            <w:r>
+              <w:rPr>
+                <w:rFonts w:ascii="BRH Malayalam Extra" w:hAnsi="BRH Malayalam Extra" w:cs="BRH Devanagari Extra"/>
+                <w:color w:val="000000"/>
+                <w:szCs w:val="32"/>
+              </w:rPr>
+              <w:t>–</w:t>
+            </w:r>
+            <w:r>
+              <w:rPr>
+                <w:rFonts w:ascii="BRH Devanagari Extra" w:hAnsi="BRH Devanagari Extra" w:cs="BRH Devanagari Extra"/>
+                <w:color w:val="000000"/>
+                <w:sz w:val="32"/>
+                <w:szCs w:val="32"/>
+              </w:rPr>
+              <w:t xml:space="preserve">xÉÔ | </w:t>
+            </w:r>
+          </w:p>
+          <w:p>
+            <w:pPr>
+              <w:widowControl w:val="0"/>
+              <w:autoSpaceDE w:val="0"/>
+              <w:autoSpaceDN w:val="0"/>
+              <w:adjustRightInd w:val="0"/>
+              <w:spacing w:before="0" w:line="240" w:lineRule="auto"/>
+              <w:ind w:right="-234"/>
+              <w:rPr>
+                <w:rFonts w:ascii="BRH Devanagari Extra" w:hAnsi="BRH Devanagari Extra" w:cs="BRH Devanagari Extra"/>
+                <w:sz w:val="32"/>
+                <w:szCs w:val="32"/>
+              </w:rPr>
+            </w:pPr>
+            <w:r>
+              <w:rPr>
+                <w:rFonts w:cs="BRH Devanagari Extra"/>
+                <w:szCs w:val="32"/>
+              </w:rPr>
+              <w:t>39</w:t>
+            </w:r>
+            <w:r>
+              <w:rPr>
+                <w:rFonts w:ascii="BRH Devanagari Extra" w:hAnsi="BRH Devanagari Extra" w:cs="BRH Devanagari Extra"/>
+                <w:sz w:val="32"/>
+                <w:szCs w:val="32"/>
+              </w:rPr>
+              <w:t>)</w:t>
+            </w:r>
+            <w:r>
+              <w:rPr>
+                <w:rFonts w:ascii="BRH Devanagari Extra" w:hAnsi="BRH Devanagari Extra" w:cs="BRH Devanagari Extra"/>
+                <w:sz w:val="32"/>
+                <w:szCs w:val="32"/>
+              </w:rPr>
+              <w:tab/>
+            </w:r>
+            <w:r>
+              <w:rPr>
+                <w:rFonts w:cs="BRH Devanagari Extra"/>
+                <w:szCs w:val="32"/>
+              </w:rPr>
+              <w:t>4</w:t>
+            </w:r>
+            <w:r>
+              <w:rPr>
+                <w:rFonts w:ascii="BRH Devanagari Extra" w:hAnsi="BRH Devanagari Extra" w:cs="BRH Devanagari Extra"/>
+                <w:sz w:val="32"/>
+                <w:szCs w:val="32"/>
+              </w:rPr>
+              <w:t>.</w:t>
+            </w:r>
+            <w:r>
+              <w:rPr>
+                <w:rFonts w:cs="BRH Devanagari Extra"/>
+                <w:szCs w:val="32"/>
+              </w:rPr>
+              <w:t>1</w:t>
+            </w:r>
+            <w:r>
+              <w:rPr>
+                <w:rFonts w:ascii="BRH Devanagari Extra" w:hAnsi="BRH Devanagari Extra" w:cs="BRH Devanagari Extra"/>
+                <w:sz w:val="32"/>
+                <w:szCs w:val="32"/>
+              </w:rPr>
+              <w:t>.</w:t>
+            </w:r>
+            <w:r>
+              <w:rPr>
+                <w:rFonts w:cs="BRH Devanagari Extra"/>
+                <w:szCs w:val="32"/>
+              </w:rPr>
+              <w:t>2</w:t>
+            </w:r>
+            <w:r>
+              <w:rPr>
+                <w:rFonts w:ascii="BRH Devanagari Extra" w:hAnsi="BRH Devanagari Extra" w:cs="BRH Devanagari Extra"/>
+                <w:sz w:val="32"/>
+                <w:szCs w:val="32"/>
+              </w:rPr>
+              <w:t>.</w:t>
+            </w:r>
+            <w:r>
+              <w:rPr>
+                <w:rFonts w:cs="BRH Devanagari Extra"/>
+                <w:szCs w:val="32"/>
+              </w:rPr>
+              <w:t>1</w:t>
+            </w:r>
+            <w:r>
+              <w:rPr>
+                <w:rFonts w:ascii="BRH Devanagari Extra" w:hAnsi="BRH Devanagari Extra" w:cs="BRH Devanagari Extra"/>
+                <w:sz w:val="32"/>
+                <w:szCs w:val="32"/>
+              </w:rPr>
+              <w:t>(</w:t>
+            </w:r>
+            <w:r>
+              <w:rPr>
+                <w:rFonts w:cs="BRH Devanagari Extra"/>
+                <w:szCs w:val="32"/>
+              </w:rPr>
+              <w:t>38</w:t>
+            </w:r>
+            <w:r>
+              <w:rPr>
+                <w:rFonts w:ascii="BRH Devanagari Extra" w:hAnsi="BRH Devanagari Extra" w:cs="BRH Devanagari Extra"/>
+                <w:sz w:val="32"/>
+                <w:szCs w:val="32"/>
+              </w:rPr>
+              <w:t>)- rÉÉqÉåÿ | uÉ×</w:t>
+            </w:r>
+            <w:r>
+              <w:rPr>
+                <w:rFonts w:ascii="BRH Malayalam Extra" w:hAnsi="BRH Malayalam Extra" w:cs="BRH Devanagari Extra"/>
+                <w:szCs w:val="32"/>
+              </w:rPr>
+              <w:t>–</w:t>
+            </w:r>
+            <w:r>
+              <w:rPr>
+                <w:rFonts w:ascii="BRH Devanagari Extra" w:hAnsi="BRH Devanagari Extra" w:cs="BRH Devanagari Extra"/>
+                <w:sz w:val="32"/>
+                <w:szCs w:val="32"/>
+              </w:rPr>
+              <w:t>wÉ</w:t>
+            </w:r>
+            <w:r>
+              <w:rPr>
+                <w:rFonts w:ascii="BRH Malayalam Extra" w:hAnsi="BRH Malayalam Extra" w:cs="BRH Devanagari Extra"/>
+                <w:szCs w:val="32"/>
+              </w:rPr>
+              <w:t>–</w:t>
+            </w:r>
+            <w:r>
+              <w:rPr>
+                <w:rFonts w:ascii="BRH Devanagari Extra" w:hAnsi="BRH Devanagari Extra" w:cs="BRH Devanagari Extra"/>
+                <w:sz w:val="32"/>
+                <w:szCs w:val="32"/>
+              </w:rPr>
+              <w:t>huÉ</w:t>
+            </w:r>
+            <w:r>
+              <w:rPr>
+                <w:rFonts w:ascii="BRH Malayalam Extra" w:hAnsi="BRH Malayalam Extra" w:cs="BRH Devanagari Extra"/>
+                <w:szCs w:val="32"/>
+              </w:rPr>
+              <w:t>–</w:t>
+            </w:r>
+            <w:r>
+              <w:rPr>
+                <w:rFonts w:ascii="BRH Devanagari Extra" w:hAnsi="BRH Devanagari Extra" w:cs="BRH Devanagari Extra"/>
+                <w:sz w:val="32"/>
+                <w:szCs w:val="32"/>
+                <w:highlight w:val="yellow"/>
+              </w:rPr>
+              <w:t>xÉ</w:t>
+            </w:r>
+            <w:r>
+              <w:rPr>
+                <w:rFonts w:ascii="BRH Devanagari Extra" w:hAnsi="BRH Devanagari Extra" w:cs="BRH Devanagari Extra"/>
+                <w:sz w:val="32"/>
+                <w:szCs w:val="32"/>
+              </w:rPr>
+              <w:t>Ô ||</w:t>
+            </w:r>
+          </w:p>
+          <w:p>
+            <w:pPr>
+              <w:widowControl w:val="0"/>
+              <w:autoSpaceDE w:val="0"/>
+              <w:autoSpaceDN w:val="0"/>
+              <w:adjustRightInd w:val="0"/>
+              <w:spacing w:before="0" w:line="240" w:lineRule="auto"/>
+              <w:ind w:right="-234"/>
+              <w:rPr>
+                <w:rFonts w:ascii="BRH Devanagari Extra" w:hAnsi="BRH Devanagari Extra" w:cs="BRH Devanagari Extra"/>
+                <w:sz w:val="32"/>
+                <w:szCs w:val="32"/>
+              </w:rPr>
+            </w:pPr>
+            <w:r>
+              <w:rPr>
+                <w:rFonts w:ascii="BRH Devanagari Extra" w:hAnsi="BRH Devanagari Extra" w:cs="BRH Devanagari Extra"/>
+                <w:sz w:val="32"/>
+                <w:szCs w:val="32"/>
+              </w:rPr>
+              <w:t>rÉÉqÉåþ uÉ×wÉh</w:t>
+            </w:r>
+            <w:r>
+              <w:rPr>
+                <w:rFonts w:ascii="BRH Devanagari Extra" w:hAnsi="BRH Devanagari Extra" w:cs="BRH Devanagari Extra"/>
+                <w:sz w:val="32"/>
+                <w:szCs w:val="32"/>
+                <w:highlight w:val="yellow"/>
+              </w:rPr>
+              <w:t>uÉ</w:t>
+            </w:r>
+            <w:r>
+              <w:rPr>
+                <w:rFonts w:ascii="BRH Malayalam Extra" w:hAnsi="BRH Malayalam Extra" w:cs="BRH Devanagari Extra"/>
+                <w:szCs w:val="32"/>
+              </w:rPr>
+              <w:t>–</w:t>
+            </w:r>
+            <w:r>
+              <w:rPr>
+                <w:rFonts w:ascii="BRH Devanagari Extra" w:hAnsi="BRH Devanagari Extra" w:cs="BRH Devanagari Extra"/>
+                <w:sz w:val="32"/>
+                <w:szCs w:val="32"/>
+              </w:rPr>
+              <w:t xml:space="preserve">xÉÔ </w:t>
+            </w:r>
+            <w:r>
+              <w:rPr>
+                <w:rFonts w:ascii="BRH Devanagari Extra" w:hAnsi="BRH Devanagari Extra" w:cs="BRH Devanagari Extra"/>
+                <w:sz w:val="32"/>
+                <w:szCs w:val="32"/>
+                <w:highlight w:val="yellow"/>
+              </w:rPr>
+              <w:t>uÉ</w:t>
+            </w:r>
+            <w:r>
+              <w:rPr>
+                <w:rFonts w:ascii="BRH Devanagari Extra" w:hAnsi="BRH Devanagari Extra" w:cs="BRH Devanagari Extra"/>
+                <w:sz w:val="32"/>
+                <w:szCs w:val="32"/>
+              </w:rPr>
+              <w:t>×þwÉh</w:t>
+            </w:r>
+            <w:r>
+              <w:rPr>
+                <w:rFonts w:ascii="BRH Devanagari Extra" w:hAnsi="BRH Devanagari Extra" w:cs="BRH Devanagari Extra"/>
+                <w:sz w:val="32"/>
+                <w:szCs w:val="32"/>
+                <w:highlight w:val="yellow"/>
+              </w:rPr>
+              <w:t>uÉ</w:t>
+            </w:r>
+            <w:r>
+              <w:rPr>
+                <w:rFonts w:ascii="BRH Malayalam Extra" w:hAnsi="BRH Malayalam Extra" w:cs="BRH Devanagari Extra"/>
+                <w:szCs w:val="32"/>
+                <w:highlight w:val="yellow"/>
+              </w:rPr>
+              <w:t>–</w:t>
+            </w:r>
+            <w:r>
+              <w:rPr>
+                <w:rFonts w:ascii="BRH Devanagari Extra" w:hAnsi="BRH Devanagari Extra" w:cs="BRH Devanagari Extra"/>
+                <w:sz w:val="32"/>
+                <w:szCs w:val="32"/>
+                <w:highlight w:val="yellow"/>
+              </w:rPr>
+              <w:t>xÉÔ</w:t>
+            </w:r>
+            <w:r>
+              <w:rPr>
+                <w:rFonts w:ascii="BRH Devanagari Extra" w:hAnsi="BRH Devanagari Extra" w:cs="BRH Devanagari Extra"/>
+                <w:sz w:val="32"/>
+                <w:szCs w:val="32"/>
+              </w:rPr>
+              <w:t xml:space="preserve"> rÉÉqÉå</w:t>
+            </w:r>
+            <w:r>
+              <w:rPr>
+                <w:rFonts w:ascii="BRH Malayalam Extra" w:hAnsi="BRH Malayalam Extra" w:cs="BRH Devanagari Extra"/>
+                <w:szCs w:val="32"/>
+              </w:rPr>
+              <w:t>–</w:t>
+            </w:r>
+            <w:r>
+              <w:rPr>
+                <w:rFonts w:ascii="BRH Devanagari Extra" w:hAnsi="BRH Devanagari Extra" w:cs="BRH Devanagari Extra"/>
+                <w:sz w:val="32"/>
+                <w:szCs w:val="32"/>
+              </w:rPr>
+              <w:t xml:space="preserve"> rÉÉqÉåþ uÉ×wÉh</w:t>
+            </w:r>
+            <w:r>
+              <w:rPr>
+                <w:rFonts w:ascii="BRH Devanagari Extra" w:hAnsi="BRH Devanagari Extra" w:cs="BRH Devanagari Extra"/>
+                <w:sz w:val="32"/>
+                <w:szCs w:val="32"/>
+                <w:highlight w:val="yellow"/>
+              </w:rPr>
+              <w:t>u</w:t>
+            </w:r>
+            <w:r>
+              <w:rPr>
+                <w:rFonts w:ascii="BRH Devanagari Extra" w:hAnsi="BRH Devanagari Extra" w:cs="BRH Devanagari Extra"/>
+                <w:sz w:val="32"/>
+                <w:szCs w:val="32"/>
+              </w:rPr>
+              <w:t>É</w:t>
+            </w:r>
+            <w:r>
+              <w:rPr>
+                <w:rFonts w:ascii="BRH Malayalam Extra" w:hAnsi="BRH Malayalam Extra" w:cs="BRH Devanagari Extra"/>
+                <w:szCs w:val="32"/>
+              </w:rPr>
+              <w:t>–</w:t>
+            </w:r>
+            <w:r>
+              <w:rPr>
+                <w:rFonts w:ascii="BRH Devanagari Extra" w:hAnsi="BRH Devanagari Extra" w:cs="BRH Devanagari Extra"/>
+                <w:sz w:val="32"/>
+                <w:szCs w:val="32"/>
+              </w:rPr>
+              <w:t xml:space="preserve">xÉÔ | </w:t>
+            </w:r>
+          </w:p>
+          <w:p>
+            <w:pPr>
+              <w:widowControl w:val="0"/>
+              <w:autoSpaceDE w:val="0"/>
+              <w:autoSpaceDN w:val="0"/>
+              <w:adjustRightInd w:val="0"/>
+              <w:spacing w:before="0" w:line="240" w:lineRule="auto"/>
+              <w:ind w:right="-234"/>
+              <w:rPr>
+                <w:rFonts w:ascii="BRH Devanagari Extra" w:hAnsi="BRH Devanagari Extra" w:cs="BRH Devanagari Extra"/>
+                <w:sz w:val="32"/>
+                <w:szCs w:val="32"/>
+              </w:rPr>
+            </w:pPr>
+            <w:r>
+              <w:rPr>
+                <w:rFonts w:cs="BRH Devanagari Extra"/>
+                <w:szCs w:val="32"/>
+              </w:rPr>
+              <w:t>40</w:t>
+            </w:r>
+            <w:r>
+              <w:rPr>
+                <w:rFonts w:ascii="BRH Devanagari Extra" w:hAnsi="BRH Devanagari Extra" w:cs="BRH Devanagari Extra"/>
+                <w:sz w:val="32"/>
+                <w:szCs w:val="32"/>
+              </w:rPr>
+              <w:t>)</w:t>
+            </w:r>
+            <w:r>
+              <w:rPr>
+                <w:rFonts w:ascii="BRH Devanagari Extra" w:hAnsi="BRH Devanagari Extra" w:cs="BRH Devanagari Extra"/>
+                <w:sz w:val="32"/>
+                <w:szCs w:val="32"/>
+              </w:rPr>
+              <w:tab/>
+            </w:r>
+            <w:r>
+              <w:rPr>
+                <w:rFonts w:cs="BRH Devanagari Extra"/>
+                <w:szCs w:val="32"/>
+              </w:rPr>
+              <w:t>4</w:t>
+            </w:r>
+            <w:r>
+              <w:rPr>
+                <w:rFonts w:ascii="BRH Devanagari Extra" w:hAnsi="BRH Devanagari Extra" w:cs="BRH Devanagari Extra"/>
+                <w:sz w:val="32"/>
+                <w:szCs w:val="32"/>
+              </w:rPr>
+              <w:t>.</w:t>
+            </w:r>
+            <w:r>
+              <w:rPr>
+                <w:rFonts w:cs="BRH Devanagari Extra"/>
+                <w:szCs w:val="32"/>
+              </w:rPr>
+              <w:t>1</w:t>
+            </w:r>
+            <w:r>
+              <w:rPr>
+                <w:rFonts w:ascii="BRH Devanagari Extra" w:hAnsi="BRH Devanagari Extra" w:cs="BRH Devanagari Extra"/>
+                <w:sz w:val="32"/>
+                <w:szCs w:val="32"/>
+              </w:rPr>
+              <w:t>.</w:t>
+            </w:r>
+            <w:r>
+              <w:rPr>
+                <w:rFonts w:cs="BRH Devanagari Extra"/>
+                <w:szCs w:val="32"/>
+              </w:rPr>
+              <w:t>2</w:t>
+            </w:r>
+            <w:r>
+              <w:rPr>
+                <w:rFonts w:ascii="BRH Devanagari Extra" w:hAnsi="BRH Devanagari Extra" w:cs="BRH Devanagari Extra"/>
+                <w:sz w:val="32"/>
+                <w:szCs w:val="32"/>
+              </w:rPr>
+              <w:t>.</w:t>
+            </w:r>
+            <w:r>
+              <w:rPr>
+                <w:rFonts w:cs="BRH Devanagari Extra"/>
+                <w:szCs w:val="32"/>
+              </w:rPr>
+              <w:t>1</w:t>
+            </w:r>
+            <w:r>
+              <w:rPr>
+                <w:rFonts w:ascii="BRH Devanagari Extra" w:hAnsi="BRH Devanagari Extra" w:cs="BRH Devanagari Extra"/>
+                <w:sz w:val="32"/>
+                <w:szCs w:val="32"/>
+              </w:rPr>
+              <w:t>(</w:t>
+            </w:r>
+            <w:r>
+              <w:rPr>
+                <w:rFonts w:cs="BRH Devanagari Extra"/>
+                <w:szCs w:val="32"/>
+              </w:rPr>
+              <w:t>39</w:t>
+            </w:r>
+            <w:r>
+              <w:rPr>
+                <w:rFonts w:ascii="BRH Devanagari Extra" w:hAnsi="BRH Devanagari Extra" w:cs="BRH Devanagari Extra"/>
+                <w:sz w:val="32"/>
+                <w:szCs w:val="32"/>
+              </w:rPr>
+              <w:t>)- uÉ×</w:t>
+            </w:r>
+            <w:r>
+              <w:rPr>
+                <w:rFonts w:ascii="BRH Malayalam Extra" w:hAnsi="BRH Malayalam Extra" w:cs="BRH Devanagari Extra"/>
+                <w:szCs w:val="32"/>
+              </w:rPr>
+              <w:t>–</w:t>
+            </w:r>
+            <w:r>
+              <w:rPr>
+                <w:rFonts w:ascii="BRH Devanagari Extra" w:hAnsi="BRH Devanagari Extra" w:cs="BRH Devanagari Extra"/>
+                <w:sz w:val="32"/>
+                <w:szCs w:val="32"/>
+              </w:rPr>
+              <w:t>wÉ</w:t>
+            </w:r>
+            <w:r>
+              <w:rPr>
+                <w:rFonts w:ascii="BRH Malayalam Extra" w:hAnsi="BRH Malayalam Extra" w:cs="BRH Devanagari Extra"/>
+                <w:szCs w:val="32"/>
+              </w:rPr>
+              <w:t>–</w:t>
+            </w:r>
+            <w:r>
+              <w:rPr>
+                <w:rFonts w:ascii="BRH Devanagari Extra" w:hAnsi="BRH Devanagari Extra" w:cs="BRH Devanagari Extra"/>
+                <w:sz w:val="32"/>
+                <w:szCs w:val="32"/>
+              </w:rPr>
+              <w:t>huÉ</w:t>
+            </w:r>
+            <w:r>
+              <w:rPr>
+                <w:rFonts w:ascii="BRH Malayalam Extra" w:hAnsi="BRH Malayalam Extra" w:cs="BRH Devanagari Extra"/>
+                <w:szCs w:val="32"/>
+              </w:rPr>
+              <w:t>–</w:t>
+            </w:r>
+            <w:r>
+              <w:rPr>
+                <w:rFonts w:ascii="BRH Devanagari Extra" w:hAnsi="BRH Devanagari Extra" w:cs="BRH Devanagari Extra"/>
+                <w:sz w:val="32"/>
+                <w:szCs w:val="32"/>
+                <w:highlight w:val="yellow"/>
+              </w:rPr>
+              <w:t>xÉ</w:t>
+            </w:r>
+            <w:r>
+              <w:rPr>
+                <w:rFonts w:ascii="BRH Devanagari Extra" w:hAnsi="BRH Devanagari Extra" w:cs="BRH Devanagari Extra"/>
+                <w:sz w:val="32"/>
+                <w:szCs w:val="32"/>
+              </w:rPr>
+              <w:t>Ô ||</w:t>
+            </w:r>
+          </w:p>
+          <w:p>
+            <w:pPr>
+              <w:widowControl w:val="0"/>
+              <w:autoSpaceDE w:val="0"/>
+              <w:autoSpaceDN w:val="0"/>
+              <w:adjustRightInd w:val="0"/>
+              <w:spacing w:before="0" w:line="240" w:lineRule="auto"/>
+              <w:ind w:right="-234"/>
+              <w:rPr>
+                <w:rFonts w:ascii="BRH Devanagari Extra" w:hAnsi="BRH Devanagari Extra" w:cs="BRH Devanagari Extra"/>
+                <w:sz w:val="32"/>
+                <w:szCs w:val="32"/>
+              </w:rPr>
+            </w:pPr>
+            <w:r>
+              <w:rPr>
+                <w:rFonts w:ascii="BRH Devanagari Extra" w:hAnsi="BRH Devanagari Extra" w:cs="BRH Devanagari Extra"/>
+                <w:sz w:val="32"/>
+                <w:szCs w:val="32"/>
+              </w:rPr>
+              <w:t>uÉ×</w:t>
+            </w:r>
+            <w:r>
+              <w:rPr>
+                <w:rFonts w:ascii="BRH Malayalam Extra" w:hAnsi="BRH Malayalam Extra" w:cs="BRH Devanagari Extra"/>
+                <w:szCs w:val="32"/>
+              </w:rPr>
+              <w:t>–</w:t>
+            </w:r>
+            <w:r>
+              <w:rPr>
+                <w:rFonts w:ascii="BRH Devanagari Extra" w:hAnsi="BRH Devanagari Extra" w:cs="BRH Devanagari Extra"/>
+                <w:sz w:val="32"/>
+                <w:szCs w:val="32"/>
+              </w:rPr>
+              <w:t>wÉ</w:t>
+            </w:r>
+            <w:r>
+              <w:rPr>
+                <w:rFonts w:ascii="BRH Malayalam Extra" w:hAnsi="BRH Malayalam Extra" w:cs="BRH Devanagari Extra"/>
+                <w:szCs w:val="32"/>
+              </w:rPr>
+              <w:t>–</w:t>
+            </w:r>
+            <w:r>
+              <w:rPr>
+                <w:rFonts w:ascii="BRH Devanagari Extra" w:hAnsi="BRH Devanagari Extra" w:cs="BRH Devanagari Extra"/>
+                <w:sz w:val="32"/>
+                <w:szCs w:val="32"/>
+              </w:rPr>
+              <w:t>huÉ</w:t>
+            </w:r>
+            <w:r>
+              <w:rPr>
+                <w:rFonts w:ascii="BRH Malayalam Extra" w:hAnsi="BRH Malayalam Extra" w:cs="BRH Devanagari Extra"/>
+                <w:szCs w:val="32"/>
+              </w:rPr>
+              <w:t>–</w:t>
+            </w:r>
+            <w:r>
+              <w:rPr>
+                <w:rFonts w:ascii="BRH Devanagari Extra" w:hAnsi="BRH Devanagari Extra" w:cs="BRH Devanagari Extra"/>
+                <w:sz w:val="32"/>
+                <w:szCs w:val="32"/>
+              </w:rPr>
+              <w:t>xÉÔ</w:t>
+            </w:r>
+            <w:r>
+              <w:rPr>
+                <w:rFonts w:ascii="BRH Malayalam Extra" w:hAnsi="BRH Malayalam Extra" w:cs="BRH Devanagari Extra"/>
+                <w:szCs w:val="32"/>
+              </w:rPr>
+              <w:t>–</w:t>
+            </w:r>
+            <w:r>
+              <w:rPr>
+                <w:rFonts w:ascii="BRH Devanagari Extra" w:hAnsi="BRH Devanagari Extra" w:cs="BRH Devanagari Extra"/>
+                <w:sz w:val="32"/>
+                <w:szCs w:val="32"/>
+              </w:rPr>
+              <w:t xml:space="preserve"> CÌiÉþ uÉ×wÉhÉç - uÉ</w:t>
+            </w:r>
+            <w:r>
+              <w:rPr>
+                <w:rFonts w:ascii="BRH Malayalam Extra" w:hAnsi="BRH Malayalam Extra" w:cs="BRH Devanagari Extra"/>
+                <w:szCs w:val="32"/>
+              </w:rPr>
+              <w:t>–</w:t>
+            </w:r>
+            <w:r>
+              <w:rPr>
+                <w:rFonts w:ascii="BRH Devanagari Extra" w:hAnsi="BRH Devanagari Extra" w:cs="BRH Devanagari Extra"/>
+                <w:sz w:val="32"/>
+                <w:szCs w:val="32"/>
+              </w:rPr>
+              <w:t>xÉÔ</w:t>
+            </w:r>
+            <w:r>
+              <w:rPr>
+                <w:rFonts w:ascii="BRH Malayalam Extra" w:hAnsi="BRH Malayalam Extra" w:cs="BRH Devanagari Extra"/>
+                <w:szCs w:val="32"/>
+              </w:rPr>
+              <w:t>–</w:t>
+            </w:r>
+            <w:r>
+              <w:rPr>
+                <w:rFonts w:ascii="BRH Devanagari Extra" w:hAnsi="BRH Devanagari Extra" w:cs="BRH Devanagari Extra"/>
+                <w:sz w:val="32"/>
+                <w:szCs w:val="32"/>
+              </w:rPr>
+              <w:t xml:space="preserve"> | </w:t>
+            </w:r>
+          </w:p>
+          <w:p>
+            <w:pPr>
+              <w:widowControl w:val="0"/>
+              <w:autoSpaceDE w:val="0"/>
+              <w:autoSpaceDN w:val="0"/>
+              <w:adjustRightInd w:val="0"/>
+              <w:spacing w:before="0" w:line="240" w:lineRule="auto"/>
+              <w:rPr>
+                <w:rFonts w:cs="BRH Malayalam Extra"/>
+                <w:color w:val="FF0000"/>
+                <w:szCs w:val="40"/>
+              </w:rPr>
+            </w:pPr>
+          </w:p>
+        </w:tc>
+        <w:tc>
+          <w:tcPr>
+            <w:tcW w:w="7371" w:type="dxa"/>
+            <w:tcBorders>
+              <w:top w:val="single" w:sz="4" w:space="0" w:color="000000"/>
+              <w:left w:val="single" w:sz="4" w:space="0" w:color="000000"/>
+              <w:bottom w:val="single" w:sz="4" w:space="0" w:color="000000"/>
+              <w:right w:val="single" w:sz="4" w:space="0" w:color="000000"/>
+            </w:tcBorders>
+          </w:tcPr>
+          <w:p>
+            <w:pPr>
+              <w:widowControl w:val="0"/>
+              <w:autoSpaceDE w:val="0"/>
+              <w:autoSpaceDN w:val="0"/>
+              <w:adjustRightInd w:val="0"/>
+              <w:spacing w:before="0" w:line="240" w:lineRule="auto"/>
+              <w:ind w:right="-234"/>
+              <w:rPr>
+                <w:rFonts w:ascii="BRH Devanagari Extra" w:hAnsi="BRH Devanagari Extra" w:cs="BRH Devanagari Extra"/>
+                <w:sz w:val="32"/>
+                <w:szCs w:val="32"/>
+              </w:rPr>
+            </w:pPr>
+            <w:r>
+              <w:rPr>
+                <w:rFonts w:cs="BRH Devanagari Extra"/>
+                <w:szCs w:val="32"/>
+              </w:rPr>
+              <w:t>38</w:t>
+            </w:r>
+            <w:r>
+              <w:rPr>
+                <w:rFonts w:ascii="BRH Devanagari Extra" w:hAnsi="BRH Devanagari Extra" w:cs="BRH Devanagari Extra"/>
+                <w:sz w:val="32"/>
+                <w:szCs w:val="32"/>
+              </w:rPr>
+              <w:t>)</w:t>
+            </w:r>
+            <w:r>
+              <w:rPr>
+                <w:rFonts w:ascii="BRH Devanagari Extra" w:hAnsi="BRH Devanagari Extra" w:cs="BRH Devanagari Extra"/>
+                <w:sz w:val="32"/>
+                <w:szCs w:val="32"/>
+              </w:rPr>
+              <w:tab/>
+            </w:r>
+            <w:r>
+              <w:rPr>
+                <w:rFonts w:cs="BRH Devanagari Extra"/>
+                <w:szCs w:val="32"/>
+              </w:rPr>
+              <w:t>4</w:t>
+            </w:r>
+            <w:r>
+              <w:rPr>
+                <w:rFonts w:ascii="BRH Devanagari Extra" w:hAnsi="BRH Devanagari Extra" w:cs="BRH Devanagari Extra"/>
+                <w:sz w:val="32"/>
+                <w:szCs w:val="32"/>
+              </w:rPr>
+              <w:t>.</w:t>
+            </w:r>
+            <w:r>
+              <w:rPr>
+                <w:rFonts w:cs="BRH Devanagari Extra"/>
+                <w:szCs w:val="32"/>
+              </w:rPr>
+              <w:t>1</w:t>
+            </w:r>
+            <w:r>
+              <w:rPr>
+                <w:rFonts w:ascii="BRH Devanagari Extra" w:hAnsi="BRH Devanagari Extra" w:cs="BRH Devanagari Extra"/>
+                <w:sz w:val="32"/>
+                <w:szCs w:val="32"/>
+              </w:rPr>
+              <w:t>.</w:t>
+            </w:r>
+            <w:r>
+              <w:rPr>
+                <w:rFonts w:cs="BRH Devanagari Extra"/>
+                <w:szCs w:val="32"/>
+              </w:rPr>
+              <w:t>2</w:t>
+            </w:r>
+            <w:r>
+              <w:rPr>
+                <w:rFonts w:ascii="BRH Devanagari Extra" w:hAnsi="BRH Devanagari Extra" w:cs="BRH Devanagari Extra"/>
+                <w:sz w:val="32"/>
+                <w:szCs w:val="32"/>
+              </w:rPr>
+              <w:t>.</w:t>
+            </w:r>
+            <w:r>
+              <w:rPr>
+                <w:rFonts w:cs="BRH Devanagari Extra"/>
+                <w:szCs w:val="32"/>
+              </w:rPr>
+              <w:t>1</w:t>
+            </w:r>
+            <w:r>
+              <w:rPr>
+                <w:rFonts w:ascii="BRH Devanagari Extra" w:hAnsi="BRH Devanagari Extra" w:cs="BRH Devanagari Extra"/>
+                <w:sz w:val="32"/>
+                <w:szCs w:val="32"/>
+              </w:rPr>
+              <w:t>(</w:t>
+            </w:r>
+            <w:r>
+              <w:rPr>
+                <w:rFonts w:cs="BRH Devanagari Extra"/>
+                <w:szCs w:val="32"/>
+              </w:rPr>
+              <w:t>37</w:t>
+            </w:r>
+            <w:r>
+              <w:rPr>
+                <w:rFonts w:ascii="BRH Devanagari Extra" w:hAnsi="BRH Devanagari Extra" w:cs="BRH Devanagari Extra"/>
+                <w:sz w:val="32"/>
+                <w:szCs w:val="32"/>
+              </w:rPr>
+              <w:t>)- A</w:t>
+            </w:r>
+            <w:r>
+              <w:rPr>
+                <w:rFonts w:ascii="BRH Malayalam Extra" w:hAnsi="BRH Malayalam Extra" w:cs="BRH Devanagari Extra"/>
+                <w:szCs w:val="32"/>
+              </w:rPr>
+              <w:t>–</w:t>
+            </w:r>
+            <w:r>
+              <w:rPr>
+                <w:rFonts w:ascii="BRH Devanagari Extra" w:hAnsi="BRH Devanagari Extra" w:cs="BRH Devanagari Extra"/>
+                <w:sz w:val="32"/>
+                <w:szCs w:val="32"/>
+              </w:rPr>
+              <w:t>ÎxqÉ³Éç | rÉÉqÉåÿ | uÉ×</w:t>
+            </w:r>
+            <w:r>
+              <w:rPr>
+                <w:rFonts w:ascii="BRH Malayalam Extra" w:hAnsi="BRH Malayalam Extra" w:cs="BRH Devanagari Extra"/>
+                <w:szCs w:val="32"/>
+              </w:rPr>
+              <w:t>–</w:t>
+            </w:r>
+            <w:r>
+              <w:rPr>
+                <w:rFonts w:ascii="BRH Devanagari Extra" w:hAnsi="BRH Devanagari Extra" w:cs="BRH Devanagari Extra"/>
+                <w:sz w:val="32"/>
+                <w:szCs w:val="32"/>
+              </w:rPr>
+              <w:t>wÉ</w:t>
+            </w:r>
+            <w:r>
+              <w:rPr>
+                <w:rFonts w:ascii="BRH Malayalam Extra" w:hAnsi="BRH Malayalam Extra" w:cs="BRH Devanagari Extra"/>
+                <w:szCs w:val="32"/>
+              </w:rPr>
+              <w:t>–</w:t>
+            </w:r>
+            <w:r>
+              <w:rPr>
+                <w:rFonts w:ascii="BRH Devanagari Extra" w:hAnsi="BRH Devanagari Extra" w:cs="BRH Devanagari Extra"/>
+                <w:sz w:val="32"/>
+                <w:szCs w:val="32"/>
+              </w:rPr>
+              <w:t>huÉ</w:t>
+            </w:r>
+            <w:r>
+              <w:rPr>
+                <w:rFonts w:ascii="BRH Malayalam Extra" w:hAnsi="BRH Malayalam Extra" w:cs="BRH Devanagari Extra"/>
+                <w:szCs w:val="32"/>
+              </w:rPr>
+              <w:t>–</w:t>
+            </w:r>
+            <w:r>
+              <w:rPr>
+                <w:rFonts w:ascii="BRH Devanagari Extra" w:hAnsi="BRH Devanagari Extra" w:cs="BRH Devanagari Extra"/>
+                <w:sz w:val="32"/>
+                <w:szCs w:val="32"/>
+                <w:highlight w:val="green"/>
+              </w:rPr>
+              <w:t>xÉ</w:t>
+            </w:r>
+            <w:r>
+              <w:rPr>
+                <w:rFonts w:ascii="BRH Devanagari Extra" w:hAnsi="BRH Devanagari Extra" w:cs="BRH Devanagari Extra"/>
+                <w:sz w:val="32"/>
+                <w:szCs w:val="32"/>
+                <w:highlight w:val="yellow"/>
+              </w:rPr>
+              <w:t>Ô</w:t>
+            </w:r>
+            <w:r>
+              <w:rPr>
+                <w:rFonts w:ascii="BRH Malayalam Extra" w:hAnsi="BRH Malayalam Extra" w:cs="BRH Devanagari Extra"/>
+                <w:szCs w:val="32"/>
+              </w:rPr>
+              <w:t>–</w:t>
+            </w:r>
+            <w:r>
+              <w:rPr>
+                <w:rFonts w:ascii="BRH Devanagari Extra" w:hAnsi="BRH Devanagari Extra" w:cs="BRH Devanagari Extra"/>
+                <w:sz w:val="32"/>
+                <w:szCs w:val="32"/>
+              </w:rPr>
+              <w:t xml:space="preserve"> ||</w:t>
+            </w:r>
+          </w:p>
+          <w:p>
+            <w:pPr>
+              <w:widowControl w:val="0"/>
+              <w:autoSpaceDE w:val="0"/>
+              <w:autoSpaceDN w:val="0"/>
+              <w:adjustRightInd w:val="0"/>
+              <w:spacing w:before="0" w:line="240" w:lineRule="auto"/>
+              <w:ind w:right="-234"/>
+              <w:rPr>
+                <w:rFonts w:ascii="BRH Devanagari Extra" w:hAnsi="BRH Devanagari Extra" w:cs="BRH Devanagari Extra"/>
+                <w:color w:val="000000"/>
+                <w:sz w:val="32"/>
+                <w:szCs w:val="32"/>
+              </w:rPr>
+            </w:pPr>
+            <w:r>
+              <w:rPr>
+                <w:rFonts w:ascii="BRH Devanagari Extra" w:hAnsi="BRH Devanagari Extra" w:cs="BRH Devanagari Extra"/>
+                <w:color w:val="000000"/>
+                <w:sz w:val="32"/>
+                <w:szCs w:val="32"/>
+              </w:rPr>
+              <w:t>A</w:t>
+            </w:r>
+            <w:r>
+              <w:rPr>
+                <w:rFonts w:ascii="BRH Malayalam Extra" w:hAnsi="BRH Malayalam Extra" w:cs="BRH Devanagari Extra"/>
+                <w:color w:val="000000"/>
+                <w:szCs w:val="32"/>
+              </w:rPr>
+              <w:t>–</w:t>
+            </w:r>
+            <w:r>
+              <w:rPr>
+                <w:rFonts w:ascii="BRH Devanagari Extra" w:hAnsi="BRH Devanagari Extra" w:cs="BRH Devanagari Extra"/>
+                <w:color w:val="000000"/>
+                <w:sz w:val="32"/>
+                <w:szCs w:val="32"/>
+              </w:rPr>
+              <w:t>ÎxqÉlÉç. rÉÉqÉå</w:t>
+            </w:r>
+            <w:r>
+              <w:rPr>
+                <w:rFonts w:ascii="BRH Malayalam Extra" w:hAnsi="BRH Malayalam Extra" w:cs="BRH Devanagari Extra"/>
+                <w:color w:val="000000"/>
+                <w:szCs w:val="32"/>
+              </w:rPr>
+              <w:t>–</w:t>
+            </w:r>
+            <w:r>
+              <w:rPr>
+                <w:rFonts w:ascii="BRH Devanagari Extra" w:hAnsi="BRH Devanagari Extra" w:cs="BRH Devanagari Extra"/>
+                <w:color w:val="000000"/>
+                <w:sz w:val="32"/>
+                <w:szCs w:val="32"/>
+              </w:rPr>
+              <w:t xml:space="preserve"> rÉÉqÉåþ A</w:t>
+            </w:r>
+            <w:r>
+              <w:rPr>
+                <w:rFonts w:ascii="BRH Malayalam Extra" w:hAnsi="BRH Malayalam Extra" w:cs="BRH Devanagari Extra"/>
+                <w:color w:val="000000"/>
+                <w:szCs w:val="32"/>
+              </w:rPr>
+              <w:t>–</w:t>
+            </w:r>
+            <w:r>
+              <w:rPr>
+                <w:rFonts w:ascii="BRH Devanagari Extra" w:hAnsi="BRH Devanagari Extra" w:cs="BRH Devanagari Extra"/>
+                <w:color w:val="000000"/>
+                <w:sz w:val="32"/>
+                <w:szCs w:val="32"/>
+              </w:rPr>
+              <w:t>ÎxqÉlÉç lÉ</w:t>
+            </w:r>
+            <w:r>
+              <w:rPr>
+                <w:rFonts w:ascii="BRH Malayalam Extra" w:hAnsi="BRH Malayalam Extra" w:cs="BRH Devanagari Extra"/>
+                <w:color w:val="000000"/>
+                <w:szCs w:val="32"/>
+              </w:rPr>
+              <w:t>–</w:t>
+            </w:r>
+            <w:r>
+              <w:rPr>
+                <w:rFonts w:ascii="BRH Devanagari Extra" w:hAnsi="BRH Devanagari Extra" w:cs="BRH Devanagari Extra"/>
+                <w:color w:val="000000"/>
+                <w:sz w:val="32"/>
+                <w:szCs w:val="32"/>
+              </w:rPr>
+              <w:t>ÎxqÉlÉç. rÉÉqÉåþ uÉ×wÉh</w:t>
+            </w:r>
+            <w:r>
+              <w:rPr>
+                <w:rFonts w:ascii="BRH Devanagari Extra" w:hAnsi="BRH Devanagari Extra" w:cs="BRH Devanagari Extra"/>
+                <w:color w:val="000000"/>
+                <w:sz w:val="32"/>
+                <w:szCs w:val="32"/>
+                <w:highlight w:val="green"/>
+              </w:rPr>
+              <w:t>u</w:t>
+            </w:r>
+            <w:r>
+              <w:rPr>
+                <w:rFonts w:ascii="BRH Devanagari Extra" w:hAnsi="BRH Devanagari Extra" w:cs="BRH Devanagari Extra"/>
+                <w:color w:val="000000"/>
+                <w:sz w:val="32"/>
+                <w:szCs w:val="32"/>
+              </w:rPr>
+              <w:t xml:space="preserve">ÉxÉÔ </w:t>
+            </w:r>
+            <w:r>
+              <w:rPr>
+                <w:rFonts w:ascii="BRH Devanagari Extra" w:hAnsi="BRH Devanagari Extra" w:cs="BRH Devanagari Extra"/>
+                <w:color w:val="000000"/>
+                <w:sz w:val="32"/>
+                <w:szCs w:val="32"/>
+                <w:highlight w:val="green"/>
+              </w:rPr>
+              <w:t>uÉ</w:t>
+            </w:r>
+            <w:r>
+              <w:rPr>
+                <w:rFonts w:ascii="BRH Devanagari Extra" w:hAnsi="BRH Devanagari Extra" w:cs="BRH Devanagari Extra"/>
+                <w:color w:val="000000"/>
+                <w:sz w:val="32"/>
+                <w:szCs w:val="32"/>
+              </w:rPr>
+              <w:t>×wÉh</w:t>
+            </w:r>
+            <w:r>
+              <w:rPr>
+                <w:rFonts w:ascii="BRH Devanagari Extra" w:hAnsi="BRH Devanagari Extra" w:cs="BRH Devanagari Extra"/>
+                <w:color w:val="000000"/>
+                <w:sz w:val="32"/>
+                <w:szCs w:val="32"/>
+                <w:highlight w:val="green"/>
+              </w:rPr>
+              <w:t>uÉxÉ</w:t>
+            </w:r>
+            <w:r>
+              <w:rPr>
+                <w:rFonts w:ascii="BRH Malayalam Extra" w:hAnsi="BRH Malayalam Extra" w:cs="BRH Devanagari Extra"/>
+                <w:color w:val="000000"/>
+                <w:szCs w:val="32"/>
+                <w:highlight w:val="yellow"/>
+              </w:rPr>
+              <w:t>–</w:t>
+            </w:r>
+            <w:r>
+              <w:rPr>
+                <w:rFonts w:ascii="BRH Devanagari Extra" w:hAnsi="BRH Devanagari Extra" w:cs="BRH Devanagari Extra"/>
+                <w:color w:val="000000"/>
+                <w:sz w:val="32"/>
+                <w:szCs w:val="32"/>
+              </w:rPr>
+              <w:t xml:space="preserve">Ô </w:t>
+            </w:r>
+          </w:p>
+          <w:p>
+            <w:pPr>
+              <w:widowControl w:val="0"/>
+              <w:autoSpaceDE w:val="0"/>
+              <w:autoSpaceDN w:val="0"/>
+              <w:adjustRightInd w:val="0"/>
+              <w:spacing w:before="0" w:line="240" w:lineRule="auto"/>
+              <w:ind w:right="-234"/>
+              <w:rPr>
+                <w:rFonts w:ascii="BRH Devanagari Extra" w:hAnsi="BRH Devanagari Extra" w:cs="BRH Devanagari Extra"/>
+                <w:color w:val="000000"/>
+                <w:sz w:val="32"/>
+                <w:szCs w:val="32"/>
+              </w:rPr>
+            </w:pPr>
+            <w:r>
+              <w:rPr>
+                <w:rFonts w:ascii="BRH Devanagari Extra" w:hAnsi="BRH Devanagari Extra" w:cs="BRH Devanagari Extra"/>
+                <w:color w:val="000000"/>
+                <w:sz w:val="32"/>
+                <w:szCs w:val="32"/>
+              </w:rPr>
+              <w:t>rÉÉqÉåþ A</w:t>
+            </w:r>
+            <w:r>
+              <w:rPr>
+                <w:rFonts w:ascii="BRH Malayalam Extra" w:hAnsi="BRH Malayalam Extra" w:cs="BRH Devanagari Extra"/>
+                <w:color w:val="000000"/>
+                <w:szCs w:val="32"/>
+              </w:rPr>
+              <w:t>–</w:t>
+            </w:r>
+            <w:r>
+              <w:rPr>
+                <w:rFonts w:ascii="BRH Devanagari Extra" w:hAnsi="BRH Devanagari Extra" w:cs="BRH Devanagari Extra"/>
+                <w:color w:val="000000"/>
+                <w:sz w:val="32"/>
+                <w:szCs w:val="32"/>
+              </w:rPr>
+              <w:t>ÎxqÉlÉç lÉ</w:t>
+            </w:r>
+            <w:r>
+              <w:rPr>
+                <w:rFonts w:ascii="BRH Malayalam Extra" w:hAnsi="BRH Malayalam Extra" w:cs="BRH Devanagari Extra"/>
+                <w:color w:val="000000"/>
+                <w:szCs w:val="32"/>
+              </w:rPr>
+              <w:t>–</w:t>
+            </w:r>
+            <w:r>
+              <w:rPr>
+                <w:rFonts w:ascii="BRH Devanagari Extra" w:hAnsi="BRH Devanagari Extra" w:cs="BRH Devanagari Extra"/>
+                <w:color w:val="000000"/>
+                <w:sz w:val="32"/>
+                <w:szCs w:val="32"/>
+              </w:rPr>
+              <w:t>ÎxqÉlÉç. rÉÉqÉåþ uÉ×wÉh</w:t>
+            </w:r>
+            <w:r>
+              <w:rPr>
+                <w:rFonts w:ascii="BRH Devanagari Extra" w:hAnsi="BRH Devanagari Extra" w:cs="BRH Devanagari Extra"/>
+                <w:color w:val="000000"/>
+                <w:sz w:val="32"/>
+                <w:szCs w:val="32"/>
+                <w:highlight w:val="green"/>
+              </w:rPr>
+              <w:t>uÉ</w:t>
+            </w:r>
+            <w:r>
+              <w:rPr>
+                <w:rFonts w:ascii="BRH Devanagari Extra" w:hAnsi="BRH Devanagari Extra" w:cs="BRH Devanagari Extra"/>
+                <w:color w:val="000000"/>
+                <w:sz w:val="32"/>
+                <w:szCs w:val="32"/>
+              </w:rPr>
+              <w:t xml:space="preserve">xÉÔ | </w:t>
+            </w:r>
+          </w:p>
+          <w:p>
+            <w:pPr>
+              <w:widowControl w:val="0"/>
+              <w:autoSpaceDE w:val="0"/>
+              <w:autoSpaceDN w:val="0"/>
+              <w:adjustRightInd w:val="0"/>
+              <w:spacing w:before="0" w:line="240" w:lineRule="auto"/>
+              <w:ind w:right="-234"/>
+              <w:rPr>
+                <w:rFonts w:ascii="BRH Devanagari Extra" w:hAnsi="BRH Devanagari Extra" w:cs="BRH Devanagari Extra"/>
+                <w:sz w:val="32"/>
+                <w:szCs w:val="32"/>
+              </w:rPr>
+            </w:pPr>
+            <w:r>
+              <w:rPr>
+                <w:rFonts w:cs="BRH Devanagari Extra"/>
+                <w:szCs w:val="32"/>
+              </w:rPr>
+              <w:t>39</w:t>
+            </w:r>
+            <w:r>
+              <w:rPr>
+                <w:rFonts w:ascii="BRH Devanagari Extra" w:hAnsi="BRH Devanagari Extra" w:cs="BRH Devanagari Extra"/>
+                <w:sz w:val="32"/>
+                <w:szCs w:val="32"/>
+              </w:rPr>
+              <w:t>)</w:t>
+            </w:r>
+            <w:r>
+              <w:rPr>
+                <w:rFonts w:ascii="BRH Devanagari Extra" w:hAnsi="BRH Devanagari Extra" w:cs="BRH Devanagari Extra"/>
+                <w:sz w:val="32"/>
+                <w:szCs w:val="32"/>
+              </w:rPr>
+              <w:tab/>
+            </w:r>
+            <w:r>
+              <w:rPr>
+                <w:rFonts w:cs="BRH Devanagari Extra"/>
+                <w:szCs w:val="32"/>
+              </w:rPr>
+              <w:t>4</w:t>
+            </w:r>
+            <w:r>
+              <w:rPr>
+                <w:rFonts w:ascii="BRH Devanagari Extra" w:hAnsi="BRH Devanagari Extra" w:cs="BRH Devanagari Extra"/>
+                <w:sz w:val="32"/>
+                <w:szCs w:val="32"/>
+              </w:rPr>
+              <w:t>.</w:t>
+            </w:r>
+            <w:r>
+              <w:rPr>
+                <w:rFonts w:cs="BRH Devanagari Extra"/>
+                <w:szCs w:val="32"/>
+              </w:rPr>
+              <w:t>1</w:t>
+            </w:r>
+            <w:r>
+              <w:rPr>
+                <w:rFonts w:ascii="BRH Devanagari Extra" w:hAnsi="BRH Devanagari Extra" w:cs="BRH Devanagari Extra"/>
+                <w:sz w:val="32"/>
+                <w:szCs w:val="32"/>
+              </w:rPr>
+              <w:t>.</w:t>
+            </w:r>
+            <w:r>
+              <w:rPr>
+                <w:rFonts w:cs="BRH Devanagari Extra"/>
+                <w:szCs w:val="32"/>
+              </w:rPr>
+              <w:t>2</w:t>
+            </w:r>
+            <w:r>
+              <w:rPr>
+                <w:rFonts w:ascii="BRH Devanagari Extra" w:hAnsi="BRH Devanagari Extra" w:cs="BRH Devanagari Extra"/>
+                <w:sz w:val="32"/>
+                <w:szCs w:val="32"/>
+              </w:rPr>
+              <w:t>.</w:t>
+            </w:r>
+            <w:r>
+              <w:rPr>
+                <w:rFonts w:cs="BRH Devanagari Extra"/>
+                <w:szCs w:val="32"/>
+              </w:rPr>
+              <w:t>1</w:t>
+            </w:r>
+            <w:r>
+              <w:rPr>
+                <w:rFonts w:ascii="BRH Devanagari Extra" w:hAnsi="BRH Devanagari Extra" w:cs="BRH Devanagari Extra"/>
+                <w:sz w:val="32"/>
+                <w:szCs w:val="32"/>
+              </w:rPr>
+              <w:t>(</w:t>
+            </w:r>
+            <w:r>
+              <w:rPr>
+                <w:rFonts w:cs="BRH Devanagari Extra"/>
+                <w:szCs w:val="32"/>
+              </w:rPr>
+              <w:t>38</w:t>
+            </w:r>
+            <w:r>
+              <w:rPr>
+                <w:rFonts w:ascii="BRH Devanagari Extra" w:hAnsi="BRH Devanagari Extra" w:cs="BRH Devanagari Extra"/>
+                <w:sz w:val="32"/>
+                <w:szCs w:val="32"/>
+              </w:rPr>
+              <w:t>)- rÉÉqÉåÿ | uÉ×</w:t>
+            </w:r>
+            <w:r>
+              <w:rPr>
+                <w:rFonts w:ascii="BRH Malayalam Extra" w:hAnsi="BRH Malayalam Extra" w:cs="BRH Devanagari Extra"/>
+                <w:szCs w:val="32"/>
+              </w:rPr>
+              <w:t>–</w:t>
+            </w:r>
+            <w:r>
+              <w:rPr>
+                <w:rFonts w:ascii="BRH Devanagari Extra" w:hAnsi="BRH Devanagari Extra" w:cs="BRH Devanagari Extra"/>
+                <w:sz w:val="32"/>
+                <w:szCs w:val="32"/>
+              </w:rPr>
+              <w:t>wÉ</w:t>
+            </w:r>
+            <w:r>
+              <w:rPr>
+                <w:rFonts w:ascii="BRH Malayalam Extra" w:hAnsi="BRH Malayalam Extra" w:cs="BRH Devanagari Extra"/>
+                <w:szCs w:val="32"/>
+              </w:rPr>
+              <w:t>–</w:t>
+            </w:r>
+            <w:r>
+              <w:rPr>
+                <w:rFonts w:ascii="BRH Devanagari Extra" w:hAnsi="BRH Devanagari Extra" w:cs="BRH Devanagari Extra"/>
+                <w:sz w:val="32"/>
+                <w:szCs w:val="32"/>
+              </w:rPr>
+              <w:t>huÉ</w:t>
+            </w:r>
+            <w:r>
+              <w:rPr>
+                <w:rFonts w:ascii="BRH Malayalam Extra" w:hAnsi="BRH Malayalam Extra" w:cs="BRH Devanagari Extra"/>
+                <w:szCs w:val="32"/>
+                <w:highlight w:val="green"/>
+              </w:rPr>
+              <w:t>–</w:t>
+            </w:r>
+            <w:r>
+              <w:rPr>
+                <w:rFonts w:ascii="BRH Devanagari Extra" w:hAnsi="BRH Devanagari Extra" w:cs="BRH Devanagari Extra"/>
+                <w:sz w:val="32"/>
+                <w:szCs w:val="32"/>
+                <w:highlight w:val="green"/>
+              </w:rPr>
+              <w:t>xÉÔ</w:t>
+            </w:r>
+            <w:r>
+              <w:rPr>
+                <w:rFonts w:ascii="BRH Malayalam Extra" w:hAnsi="BRH Malayalam Extra" w:cs="BRH Devanagari Extra"/>
+                <w:szCs w:val="32"/>
+              </w:rPr>
+              <w:t>–</w:t>
+            </w:r>
+            <w:r>
+              <w:rPr>
+                <w:rFonts w:ascii="BRH Devanagari Extra" w:hAnsi="BRH Devanagari Extra" w:cs="BRH Devanagari Extra"/>
+                <w:sz w:val="32"/>
+                <w:szCs w:val="32"/>
+              </w:rPr>
+              <w:t xml:space="preserve"> ||</w:t>
+            </w:r>
+          </w:p>
+          <w:p>
+            <w:pPr>
+              <w:widowControl w:val="0"/>
+              <w:autoSpaceDE w:val="0"/>
+              <w:autoSpaceDN w:val="0"/>
+              <w:adjustRightInd w:val="0"/>
+              <w:spacing w:before="0" w:line="240" w:lineRule="auto"/>
+              <w:ind w:right="-234"/>
+              <w:rPr>
+                <w:rFonts w:ascii="BRH Devanagari Extra" w:hAnsi="BRH Devanagari Extra" w:cs="BRH Devanagari Extra"/>
+                <w:sz w:val="32"/>
+                <w:szCs w:val="32"/>
+              </w:rPr>
+            </w:pPr>
+            <w:r>
+              <w:rPr>
+                <w:rFonts w:ascii="BRH Devanagari Extra" w:hAnsi="BRH Devanagari Extra" w:cs="BRH Devanagari Extra"/>
+                <w:sz w:val="32"/>
+                <w:szCs w:val="32"/>
+              </w:rPr>
+              <w:t>rÉÉqÉåþ uÉ×wÉh</w:t>
+            </w:r>
+            <w:r>
+              <w:rPr>
+                <w:rFonts w:ascii="BRH Devanagari Extra" w:hAnsi="BRH Devanagari Extra" w:cs="BRH Devanagari Extra"/>
+                <w:sz w:val="32"/>
+                <w:szCs w:val="32"/>
+                <w:highlight w:val="green"/>
+              </w:rPr>
+              <w:t>uÉ</w:t>
+            </w:r>
+            <w:r>
+              <w:rPr>
+                <w:rFonts w:ascii="BRH Devanagari Extra" w:hAnsi="BRH Devanagari Extra" w:cs="BRH Devanagari Extra"/>
+                <w:sz w:val="32"/>
+                <w:szCs w:val="32"/>
+              </w:rPr>
+              <w:t xml:space="preserve">xÉÔ </w:t>
+            </w:r>
+            <w:r>
+              <w:rPr>
+                <w:rFonts w:ascii="BRH Devanagari Extra" w:hAnsi="BRH Devanagari Extra" w:cs="BRH Devanagari Extra"/>
+                <w:sz w:val="32"/>
+                <w:szCs w:val="32"/>
+                <w:highlight w:val="green"/>
+              </w:rPr>
+              <w:t>uÉ</w:t>
+            </w:r>
+            <w:r>
+              <w:rPr>
+                <w:rFonts w:ascii="BRH Devanagari Extra" w:hAnsi="BRH Devanagari Extra" w:cs="BRH Devanagari Extra"/>
+                <w:sz w:val="32"/>
+                <w:szCs w:val="32"/>
+              </w:rPr>
+              <w:t>×wÉh</w:t>
+            </w:r>
+            <w:r>
+              <w:rPr>
+                <w:rFonts w:ascii="BRH Devanagari Extra" w:hAnsi="BRH Devanagari Extra" w:cs="BRH Devanagari Extra"/>
+                <w:sz w:val="32"/>
+                <w:szCs w:val="32"/>
+                <w:highlight w:val="green"/>
+              </w:rPr>
+              <w:t>uÉxÉ</w:t>
+            </w:r>
+            <w:r>
+              <w:rPr>
+                <w:rFonts w:ascii="BRH Malayalam Extra" w:hAnsi="BRH Malayalam Extra" w:cs="BRH Devanagari Extra"/>
+                <w:szCs w:val="32"/>
+                <w:highlight w:val="green"/>
+              </w:rPr>
+              <w:t>–</w:t>
+            </w:r>
+            <w:r>
+              <w:rPr>
+                <w:rFonts w:ascii="BRH Devanagari Extra" w:hAnsi="BRH Devanagari Extra" w:cs="BRH Devanagari Extra"/>
+                <w:sz w:val="32"/>
+                <w:szCs w:val="32"/>
+                <w:highlight w:val="yellow"/>
+              </w:rPr>
+              <w:t>Ô</w:t>
+            </w:r>
+            <w:r>
+              <w:rPr>
+                <w:rFonts w:ascii="BRH Devanagari Extra" w:hAnsi="BRH Devanagari Extra" w:cs="BRH Devanagari Extra"/>
+                <w:sz w:val="32"/>
+                <w:szCs w:val="32"/>
+              </w:rPr>
+              <w:t xml:space="preserve"> rÉÉqÉå</w:t>
+            </w:r>
+            <w:r>
+              <w:rPr>
+                <w:rFonts w:ascii="BRH Malayalam Extra" w:hAnsi="BRH Malayalam Extra" w:cs="BRH Devanagari Extra"/>
+                <w:szCs w:val="32"/>
+              </w:rPr>
+              <w:t>–</w:t>
+            </w:r>
+            <w:r>
+              <w:rPr>
+                <w:rFonts w:ascii="BRH Devanagari Extra" w:hAnsi="BRH Devanagari Extra" w:cs="BRH Devanagari Extra"/>
+                <w:sz w:val="32"/>
+                <w:szCs w:val="32"/>
+              </w:rPr>
+              <w:t xml:space="preserve"> rÉÉqÉåþ uÉ×wÉh</w:t>
+            </w:r>
+            <w:r>
+              <w:rPr>
+                <w:rFonts w:ascii="BRH Devanagari Extra" w:hAnsi="BRH Devanagari Extra" w:cs="BRH Devanagari Extra"/>
+                <w:sz w:val="32"/>
+                <w:szCs w:val="32"/>
+                <w:highlight w:val="green"/>
+              </w:rPr>
+              <w:t>uÉ</w:t>
+            </w:r>
+            <w:r>
+              <w:rPr>
+                <w:rFonts w:ascii="BRH Devanagari Extra" w:hAnsi="BRH Devanagari Extra" w:cs="BRH Devanagari Extra"/>
+                <w:sz w:val="32"/>
+                <w:szCs w:val="32"/>
+              </w:rPr>
+              <w:t xml:space="preserve">xÉÔ | </w:t>
+            </w:r>
+          </w:p>
+          <w:p>
+            <w:pPr>
+              <w:widowControl w:val="0"/>
+              <w:autoSpaceDE w:val="0"/>
+              <w:autoSpaceDN w:val="0"/>
+              <w:adjustRightInd w:val="0"/>
+              <w:spacing w:before="0" w:line="240" w:lineRule="auto"/>
+              <w:ind w:right="-234"/>
+              <w:rPr>
+                <w:rFonts w:ascii="BRH Devanagari Extra" w:hAnsi="BRH Devanagari Extra" w:cs="BRH Devanagari Extra"/>
+                <w:sz w:val="32"/>
+                <w:szCs w:val="32"/>
+              </w:rPr>
+            </w:pPr>
+            <w:r>
+              <w:rPr>
+                <w:rFonts w:cs="BRH Devanagari Extra"/>
+                <w:szCs w:val="32"/>
+              </w:rPr>
+              <w:t>40</w:t>
+            </w:r>
+            <w:r>
+              <w:rPr>
+                <w:rFonts w:ascii="BRH Devanagari Extra" w:hAnsi="BRH Devanagari Extra" w:cs="BRH Devanagari Extra"/>
+                <w:sz w:val="32"/>
+                <w:szCs w:val="32"/>
+              </w:rPr>
+              <w:t>)</w:t>
+            </w:r>
+            <w:r>
+              <w:rPr>
+                <w:rFonts w:ascii="BRH Devanagari Extra" w:hAnsi="BRH Devanagari Extra" w:cs="BRH Devanagari Extra"/>
+                <w:sz w:val="32"/>
+                <w:szCs w:val="32"/>
+              </w:rPr>
+              <w:tab/>
+            </w:r>
+            <w:r>
+              <w:rPr>
+                <w:rFonts w:cs="BRH Devanagari Extra"/>
+                <w:szCs w:val="32"/>
+              </w:rPr>
+              <w:t>4</w:t>
+            </w:r>
+            <w:r>
+              <w:rPr>
+                <w:rFonts w:ascii="BRH Devanagari Extra" w:hAnsi="BRH Devanagari Extra" w:cs="BRH Devanagari Extra"/>
+                <w:sz w:val="32"/>
+                <w:szCs w:val="32"/>
+              </w:rPr>
+              <w:t>.</w:t>
+            </w:r>
+            <w:r>
+              <w:rPr>
+                <w:rFonts w:cs="BRH Devanagari Extra"/>
+                <w:szCs w:val="32"/>
+              </w:rPr>
+              <w:t>1</w:t>
+            </w:r>
+            <w:r>
+              <w:rPr>
+                <w:rFonts w:ascii="BRH Devanagari Extra" w:hAnsi="BRH Devanagari Extra" w:cs="BRH Devanagari Extra"/>
+                <w:sz w:val="32"/>
+                <w:szCs w:val="32"/>
+              </w:rPr>
+              <w:t>.</w:t>
+            </w:r>
+            <w:r>
+              <w:rPr>
+                <w:rFonts w:cs="BRH Devanagari Extra"/>
+                <w:szCs w:val="32"/>
+              </w:rPr>
+              <w:t>2</w:t>
+            </w:r>
+            <w:r>
+              <w:rPr>
+                <w:rFonts w:ascii="BRH Devanagari Extra" w:hAnsi="BRH Devanagari Extra" w:cs="BRH Devanagari Extra"/>
+                <w:sz w:val="32"/>
+                <w:szCs w:val="32"/>
+              </w:rPr>
+              <w:t>.</w:t>
+            </w:r>
+            <w:r>
+              <w:rPr>
+                <w:rFonts w:cs="BRH Devanagari Extra"/>
+                <w:szCs w:val="32"/>
+              </w:rPr>
+              <w:t>1</w:t>
+            </w:r>
+            <w:r>
+              <w:rPr>
+                <w:rFonts w:ascii="BRH Devanagari Extra" w:hAnsi="BRH Devanagari Extra" w:cs="BRH Devanagari Extra"/>
+                <w:sz w:val="32"/>
+                <w:szCs w:val="32"/>
+              </w:rPr>
+              <w:t>(</w:t>
+            </w:r>
+            <w:r>
+              <w:rPr>
+                <w:rFonts w:cs="BRH Devanagari Extra"/>
+                <w:szCs w:val="32"/>
+              </w:rPr>
+              <w:t>39</w:t>
+            </w:r>
+            <w:r>
+              <w:rPr>
+                <w:rFonts w:ascii="BRH Devanagari Extra" w:hAnsi="BRH Devanagari Extra" w:cs="BRH Devanagari Extra"/>
+                <w:sz w:val="32"/>
+                <w:szCs w:val="32"/>
+              </w:rPr>
+              <w:t>)- uÉ×</w:t>
+            </w:r>
+            <w:r>
+              <w:rPr>
+                <w:rFonts w:ascii="BRH Malayalam Extra" w:hAnsi="BRH Malayalam Extra" w:cs="BRH Devanagari Extra"/>
+                <w:szCs w:val="32"/>
+              </w:rPr>
+              <w:t>–</w:t>
+            </w:r>
+            <w:r>
+              <w:rPr>
+                <w:rFonts w:ascii="BRH Devanagari Extra" w:hAnsi="BRH Devanagari Extra" w:cs="BRH Devanagari Extra"/>
+                <w:sz w:val="32"/>
+                <w:szCs w:val="32"/>
+              </w:rPr>
+              <w:t>wÉ</w:t>
+            </w:r>
+            <w:r>
+              <w:rPr>
+                <w:rFonts w:ascii="BRH Malayalam Extra" w:hAnsi="BRH Malayalam Extra" w:cs="BRH Devanagari Extra"/>
+                <w:szCs w:val="32"/>
+              </w:rPr>
+              <w:t>–</w:t>
+            </w:r>
+            <w:r>
+              <w:rPr>
+                <w:rFonts w:ascii="BRH Devanagari Extra" w:hAnsi="BRH Devanagari Extra" w:cs="BRH Devanagari Extra"/>
+                <w:sz w:val="32"/>
+                <w:szCs w:val="32"/>
+              </w:rPr>
+              <w:t>huÉ</w:t>
+            </w:r>
+            <w:r>
+              <w:rPr>
+                <w:rFonts w:ascii="BRH Malayalam Extra" w:hAnsi="BRH Malayalam Extra" w:cs="BRH Devanagari Extra"/>
+                <w:szCs w:val="32"/>
+                <w:highlight w:val="green"/>
+              </w:rPr>
+              <w:t>–</w:t>
+            </w:r>
+            <w:r>
+              <w:rPr>
+                <w:rFonts w:ascii="BRH Devanagari Extra" w:hAnsi="BRH Devanagari Extra" w:cs="BRH Devanagari Extra"/>
+                <w:sz w:val="32"/>
+                <w:szCs w:val="32"/>
+                <w:highlight w:val="green"/>
+              </w:rPr>
+              <w:t>xÉÔ</w:t>
+            </w:r>
+            <w:r>
+              <w:rPr>
+                <w:rFonts w:ascii="BRH Malayalam Extra" w:hAnsi="BRH Malayalam Extra" w:cs="BRH Devanagari Extra"/>
+                <w:szCs w:val="32"/>
+              </w:rPr>
+              <w:t>–</w:t>
+            </w:r>
+            <w:r>
+              <w:rPr>
+                <w:rFonts w:ascii="BRH Devanagari Extra" w:hAnsi="BRH Devanagari Extra" w:cs="BRH Devanagari Extra"/>
+                <w:sz w:val="32"/>
+                <w:szCs w:val="32"/>
+              </w:rPr>
+              <w:t xml:space="preserve"> ||</w:t>
+            </w:r>
+          </w:p>
+          <w:p>
+            <w:pPr>
+              <w:widowControl w:val="0"/>
+              <w:autoSpaceDE w:val="0"/>
+              <w:autoSpaceDN w:val="0"/>
+              <w:adjustRightInd w:val="0"/>
+              <w:spacing w:before="0" w:line="240" w:lineRule="auto"/>
+              <w:ind w:right="-234"/>
+              <w:rPr>
+                <w:rFonts w:ascii="BRH Devanagari Extra" w:hAnsi="BRH Devanagari Extra" w:cs="BRH Devanagari Extra"/>
+                <w:sz w:val="32"/>
+                <w:szCs w:val="32"/>
+              </w:rPr>
+            </w:pPr>
+            <w:r>
+              <w:rPr>
+                <w:rFonts w:ascii="BRH Devanagari Extra" w:hAnsi="BRH Devanagari Extra" w:cs="BRH Devanagari Extra"/>
+                <w:sz w:val="32"/>
+                <w:szCs w:val="32"/>
+              </w:rPr>
+              <w:t>uÉ×</w:t>
+            </w:r>
+            <w:r>
+              <w:rPr>
+                <w:rFonts w:ascii="BRH Malayalam Extra" w:hAnsi="BRH Malayalam Extra" w:cs="BRH Devanagari Extra"/>
+                <w:szCs w:val="32"/>
+              </w:rPr>
+              <w:t>–</w:t>
+            </w:r>
+            <w:r>
+              <w:rPr>
+                <w:rFonts w:ascii="BRH Devanagari Extra" w:hAnsi="BRH Devanagari Extra" w:cs="BRH Devanagari Extra"/>
+                <w:sz w:val="32"/>
+                <w:szCs w:val="32"/>
+              </w:rPr>
+              <w:t>wÉ</w:t>
+            </w:r>
+            <w:r>
+              <w:rPr>
+                <w:rFonts w:ascii="BRH Malayalam Extra" w:hAnsi="BRH Malayalam Extra" w:cs="BRH Devanagari Extra"/>
+                <w:szCs w:val="32"/>
+              </w:rPr>
+              <w:t>–</w:t>
+            </w:r>
+            <w:r>
+              <w:rPr>
+                <w:rFonts w:ascii="BRH Devanagari Extra" w:hAnsi="BRH Devanagari Extra" w:cs="BRH Devanagari Extra"/>
+                <w:sz w:val="32"/>
+                <w:szCs w:val="32"/>
+              </w:rPr>
+              <w:t>huÉ</w:t>
+            </w:r>
+            <w:r>
+              <w:rPr>
+                <w:rFonts w:ascii="BRH Malayalam Extra" w:hAnsi="BRH Malayalam Extra" w:cs="BRH Devanagari Extra"/>
+                <w:szCs w:val="32"/>
+              </w:rPr>
+              <w:t>–</w:t>
+            </w:r>
+            <w:r>
+              <w:rPr>
+                <w:rFonts w:ascii="BRH Devanagari Extra" w:hAnsi="BRH Devanagari Extra" w:cs="BRH Devanagari Extra"/>
+                <w:sz w:val="32"/>
+                <w:szCs w:val="32"/>
+              </w:rPr>
+              <w:t>xÉÔ</w:t>
+            </w:r>
+            <w:r>
+              <w:rPr>
+                <w:rFonts w:ascii="BRH Malayalam Extra" w:hAnsi="BRH Malayalam Extra" w:cs="BRH Devanagari Extra"/>
+                <w:szCs w:val="32"/>
+              </w:rPr>
+              <w:t>–</w:t>
+            </w:r>
+            <w:r>
+              <w:rPr>
+                <w:rFonts w:ascii="BRH Devanagari Extra" w:hAnsi="BRH Devanagari Extra" w:cs="BRH Devanagari Extra"/>
+                <w:sz w:val="32"/>
+                <w:szCs w:val="32"/>
+              </w:rPr>
+              <w:t xml:space="preserve"> CÌiÉþ uÉ×wÉhÉç - uÉ</w:t>
+            </w:r>
+            <w:r>
+              <w:rPr>
+                <w:rFonts w:ascii="BRH Malayalam Extra" w:hAnsi="BRH Malayalam Extra" w:cs="BRH Devanagari Extra"/>
+                <w:szCs w:val="32"/>
+              </w:rPr>
+              <w:t>–</w:t>
+            </w:r>
+            <w:r>
+              <w:rPr>
+                <w:rFonts w:ascii="BRH Devanagari Extra" w:hAnsi="BRH Devanagari Extra" w:cs="BRH Devanagari Extra"/>
+                <w:sz w:val="32"/>
+                <w:szCs w:val="32"/>
+              </w:rPr>
+              <w:t>xÉÔ</w:t>
+            </w:r>
+            <w:r>
+              <w:rPr>
+                <w:rFonts w:ascii="BRH Malayalam Extra" w:hAnsi="BRH Malayalam Extra" w:cs="BRH Devanagari Extra"/>
+                <w:szCs w:val="32"/>
+              </w:rPr>
+              <w:t>–</w:t>
+            </w:r>
+            <w:r>
+              <w:rPr>
+                <w:rFonts w:ascii="BRH Devanagari Extra" w:hAnsi="BRH Devanagari Extra" w:cs="BRH Devanagari Extra"/>
+                <w:sz w:val="32"/>
+                <w:szCs w:val="32"/>
+              </w:rPr>
+              <w:t xml:space="preserve"> | </w:t>
+            </w:r>
+          </w:p>
+          <w:p>
+            <w:pPr>
+              <w:widowControl w:val="0"/>
+              <w:autoSpaceDE w:val="0"/>
+              <w:autoSpaceDN w:val="0"/>
+              <w:adjustRightInd w:val="0"/>
+              <w:spacing w:before="0" w:line="240" w:lineRule="auto"/>
+              <w:rPr>
+                <w:rFonts w:cs="BRH Malayalam Extra"/>
+                <w:color w:val="FF0000"/>
+                <w:szCs w:val="40"/>
+              </w:rPr>
+            </w:pPr>
+          </w:p>
+        </w:tc>
+      </w:tr>
+      <w:tr>
+        <w:trPr>
+          <w:trHeight w:val="1261"/>
+        </w:trPr>
+        <w:tc>
+          <w:tcPr>
+            <w:tcW w:w="7166" w:type="dxa"/>
+            <w:tcBorders>
+              <w:top w:val="single" w:sz="4" w:space="0" w:color="000000"/>
+              <w:left w:val="single" w:sz="4" w:space="0" w:color="000000"/>
+              <w:bottom w:val="single" w:sz="4" w:space="0" w:color="000000"/>
+              <w:right w:val="single" w:sz="4" w:space="0" w:color="000000"/>
+            </w:tcBorders>
+          </w:tcPr>
+          <w:p>
+            <w:pPr>
+              <w:widowControl w:val="0"/>
+              <w:autoSpaceDE w:val="0"/>
+              <w:autoSpaceDN w:val="0"/>
+              <w:adjustRightInd w:val="0"/>
+              <w:spacing w:before="0" w:line="240" w:lineRule="auto"/>
+              <w:rPr>
+                <w:rFonts w:ascii="BRH Devanagari Extra" w:hAnsi="BRH Devanagari Extra" w:cs="BRH Devanagari Extra"/>
+                <w:color w:val="000000"/>
+                <w:sz w:val="32"/>
+                <w:szCs w:val="32"/>
+              </w:rPr>
+            </w:pPr>
+            <w:r>
+              <w:rPr>
+                <w:rFonts w:cs="BRH Devanagari Extra"/>
+                <w:color w:val="000000"/>
+                <w:szCs w:val="32"/>
+              </w:rPr>
+              <w:t>14</w:t>
+            </w:r>
+            <w:r>
+              <w:rPr>
+                <w:rFonts w:ascii="BRH Devanagari Extra" w:hAnsi="BRH Devanagari Extra" w:cs="BRH Devanagari Extra"/>
+                <w:color w:val="000000"/>
+                <w:sz w:val="32"/>
+                <w:szCs w:val="32"/>
+              </w:rPr>
+              <w:t>)</w:t>
+            </w:r>
+            <w:r>
+              <w:rPr>
+                <w:rFonts w:ascii="BRH Devanagari Extra" w:hAnsi="BRH Devanagari Extra" w:cs="BRH Devanagari Extra"/>
+                <w:color w:val="000000"/>
+                <w:sz w:val="32"/>
+                <w:szCs w:val="32"/>
+              </w:rPr>
+              <w:tab/>
+            </w:r>
+            <w:r>
+              <w:rPr>
+                <w:rFonts w:cs="BRH Devanagari Extra"/>
+                <w:color w:val="000000"/>
+                <w:szCs w:val="32"/>
+              </w:rPr>
+              <w:t>4</w:t>
+            </w:r>
+            <w:r>
+              <w:rPr>
+                <w:rFonts w:ascii="BRH Devanagari Extra" w:hAnsi="BRH Devanagari Extra" w:cs="BRH Devanagari Extra"/>
+                <w:color w:val="000000"/>
+                <w:sz w:val="32"/>
+                <w:szCs w:val="32"/>
+              </w:rPr>
+              <w:t>.</w:t>
+            </w:r>
+            <w:r>
+              <w:rPr>
+                <w:rFonts w:cs="BRH Devanagari Extra"/>
+                <w:color w:val="000000"/>
+                <w:szCs w:val="32"/>
+              </w:rPr>
+              <w:t>1</w:t>
+            </w:r>
+            <w:r>
+              <w:rPr>
+                <w:rFonts w:ascii="BRH Devanagari Extra" w:hAnsi="BRH Devanagari Extra" w:cs="BRH Devanagari Extra"/>
+                <w:color w:val="000000"/>
+                <w:sz w:val="32"/>
+                <w:szCs w:val="32"/>
+              </w:rPr>
+              <w:t>.</w:t>
+            </w:r>
+            <w:r>
+              <w:rPr>
+                <w:rFonts w:cs="BRH Devanagari Extra"/>
+                <w:color w:val="000000"/>
+                <w:szCs w:val="32"/>
+              </w:rPr>
+              <w:t>4</w:t>
+            </w:r>
+            <w:r>
+              <w:rPr>
+                <w:rFonts w:ascii="BRH Devanagari Extra" w:hAnsi="BRH Devanagari Extra" w:cs="BRH Devanagari Extra"/>
+                <w:color w:val="000000"/>
+                <w:sz w:val="32"/>
+                <w:szCs w:val="32"/>
+              </w:rPr>
+              <w:t>.</w:t>
+            </w:r>
+            <w:r>
+              <w:rPr>
+                <w:rFonts w:cs="BRH Devanagari Extra"/>
+                <w:color w:val="000000"/>
+                <w:szCs w:val="32"/>
+              </w:rPr>
+              <w:t>3</w:t>
+            </w:r>
+            <w:r>
+              <w:rPr>
+                <w:rFonts w:ascii="BRH Devanagari Extra" w:hAnsi="BRH Devanagari Extra" w:cs="BRH Devanagari Extra"/>
+                <w:color w:val="000000"/>
+                <w:sz w:val="32"/>
+                <w:szCs w:val="32"/>
+              </w:rPr>
+              <w:t>(</w:t>
+            </w:r>
+            <w:r>
+              <w:rPr>
+                <w:rFonts w:cs="BRH Devanagari Extra"/>
+                <w:color w:val="000000"/>
+                <w:szCs w:val="32"/>
+              </w:rPr>
+              <w:t>12</w:t>
+            </w:r>
+            <w:r>
+              <w:rPr>
+                <w:rFonts w:ascii="BRH Devanagari Extra" w:hAnsi="BRH Devanagari Extra" w:cs="BRH Devanagari Extra"/>
+                <w:color w:val="000000"/>
+                <w:sz w:val="32"/>
+                <w:szCs w:val="32"/>
+              </w:rPr>
+              <w:t>)- uÉlÉ</w:t>
+            </w:r>
+            <w:r>
+              <w:rPr>
+                <w:rFonts w:ascii="BRH Malayalam Extra" w:hAnsi="BRH Malayalam Extra" w:cs="BRH Devanagari Extra"/>
+                <w:color w:val="000000"/>
+                <w:szCs w:val="32"/>
+              </w:rPr>
+              <w:t>–</w:t>
+            </w:r>
+            <w:r>
+              <w:rPr>
+                <w:rFonts w:ascii="BRH Devanagari Extra" w:hAnsi="BRH Devanagari Extra" w:cs="BRH Devanagari Extra"/>
+                <w:color w:val="000000"/>
+                <w:sz w:val="32"/>
+                <w:szCs w:val="32"/>
+              </w:rPr>
+              <w:t>xmÉiÉÏlÉçþ ||</w:t>
+            </w:r>
+          </w:p>
+          <w:p>
+            <w:pPr>
+              <w:widowControl w:val="0"/>
+              <w:autoSpaceDE w:val="0"/>
+              <w:autoSpaceDN w:val="0"/>
+              <w:adjustRightInd w:val="0"/>
+              <w:spacing w:before="0" w:line="240" w:lineRule="auto"/>
+              <w:rPr>
+                <w:rFonts w:cs="BRH Malayalam Extra"/>
+                <w:color w:val="FF0000"/>
+                <w:szCs w:val="40"/>
+              </w:rPr>
+            </w:pPr>
+            <w:r>
+              <w:rPr>
+                <w:rFonts w:ascii="BRH Devanagari Extra" w:hAnsi="BRH Devanagari Extra" w:cs="BRH Devanagari Extra"/>
+                <w:color w:val="000000"/>
+                <w:sz w:val="32"/>
+                <w:szCs w:val="32"/>
+              </w:rPr>
+              <w:t>uÉlÉ</w:t>
+            </w:r>
+            <w:r>
+              <w:rPr>
+                <w:rFonts w:ascii="BRH Malayalam Extra" w:hAnsi="BRH Malayalam Extra" w:cs="BRH Devanagari Extra"/>
+                <w:color w:val="000000"/>
+                <w:szCs w:val="32"/>
+              </w:rPr>
+              <w:t>–</w:t>
+            </w:r>
+            <w:r>
+              <w:rPr>
+                <w:rFonts w:ascii="BRH Devanagari Extra" w:hAnsi="BRH Devanagari Extra" w:cs="BRH Devanagari Extra"/>
+                <w:color w:val="000000"/>
+                <w:sz w:val="32"/>
+                <w:szCs w:val="32"/>
+              </w:rPr>
+              <w:t>xmÉiÉÏ</w:t>
+            </w:r>
+            <w:r>
+              <w:rPr>
+                <w:rFonts w:ascii="BRH Malayalam Extra" w:hAnsi="BRH Malayalam Extra" w:cs="BRH Devanagari Extra"/>
+                <w:color w:val="000000"/>
+                <w:szCs w:val="32"/>
+              </w:rPr>
+              <w:t>–</w:t>
+            </w:r>
+            <w:r>
+              <w:rPr>
+                <w:rFonts w:ascii="BRH Devanagari Extra" w:hAnsi="BRH Devanagari Extra" w:cs="BRH Devanagari Extra"/>
+                <w:color w:val="000000"/>
+                <w:sz w:val="32"/>
+                <w:szCs w:val="32"/>
+              </w:rPr>
+              <w:t>ÌlÉ</w:t>
+            </w:r>
+            <w:r>
+              <w:rPr>
+                <w:rFonts w:ascii="BRH Devanagari Extra" w:hAnsi="BRH Devanagari Extra" w:cs="BRH Devanagari Extra"/>
+                <w:color w:val="000000"/>
+                <w:sz w:val="32"/>
+                <w:szCs w:val="32"/>
+                <w:highlight w:val="yellow"/>
+              </w:rPr>
+              <w:t>ÌiÉþ</w:t>
+            </w:r>
+            <w:r>
+              <w:rPr>
+                <w:rFonts w:ascii="BRH Devanagari Extra" w:hAnsi="BRH Devanagari Extra" w:cs="BRH Devanagari Extra"/>
+                <w:color w:val="000000"/>
+                <w:sz w:val="32"/>
+                <w:szCs w:val="32"/>
+              </w:rPr>
+              <w:t xml:space="preserve"> uÉlÉ</w:t>
+            </w:r>
+            <w:r>
+              <w:rPr>
+                <w:rFonts w:ascii="BRH Malayalam Extra" w:hAnsi="BRH Malayalam Extra" w:cs="BRH Devanagari Extra"/>
+                <w:color w:val="000000"/>
+                <w:szCs w:val="32"/>
+              </w:rPr>
+              <w:t>–</w:t>
+            </w:r>
+            <w:r>
+              <w:rPr>
+                <w:rFonts w:ascii="BRH Devanagari Extra" w:hAnsi="BRH Devanagari Extra" w:cs="BRH Devanagari Extra"/>
+                <w:color w:val="000000"/>
+                <w:sz w:val="32"/>
+                <w:szCs w:val="32"/>
+              </w:rPr>
+              <w:t xml:space="preserve">xmÉiÉÏlÉçþ | </w:t>
+            </w:r>
+          </w:p>
+        </w:tc>
+        <w:tc>
+          <w:tcPr>
+            <w:tcW w:w="7371" w:type="dxa"/>
+            <w:tcBorders>
+              <w:top w:val="single" w:sz="4" w:space="0" w:color="000000"/>
+              <w:left w:val="single" w:sz="4" w:space="0" w:color="000000"/>
+              <w:bottom w:val="single" w:sz="4" w:space="0" w:color="000000"/>
+              <w:right w:val="single" w:sz="4" w:space="0" w:color="000000"/>
+            </w:tcBorders>
+          </w:tcPr>
+          <w:p>
+            <w:pPr>
+              <w:widowControl w:val="0"/>
+              <w:autoSpaceDE w:val="0"/>
+              <w:autoSpaceDN w:val="0"/>
+              <w:adjustRightInd w:val="0"/>
+              <w:spacing w:before="0" w:line="240" w:lineRule="auto"/>
+              <w:rPr>
+                <w:rFonts w:ascii="BRH Devanagari Extra" w:hAnsi="BRH Devanagari Extra" w:cs="BRH Devanagari Extra"/>
+                <w:color w:val="000000"/>
+                <w:sz w:val="32"/>
+                <w:szCs w:val="32"/>
+              </w:rPr>
+            </w:pPr>
+            <w:r>
+              <w:rPr>
+                <w:rFonts w:cs="BRH Devanagari Extra"/>
+                <w:color w:val="000000"/>
+                <w:szCs w:val="32"/>
+              </w:rPr>
+              <w:t>14</w:t>
+            </w:r>
+            <w:r>
+              <w:rPr>
+                <w:rFonts w:ascii="BRH Devanagari Extra" w:hAnsi="BRH Devanagari Extra" w:cs="BRH Devanagari Extra"/>
+                <w:color w:val="000000"/>
+                <w:sz w:val="32"/>
+                <w:szCs w:val="32"/>
+              </w:rPr>
+              <w:t>)</w:t>
+            </w:r>
+            <w:r>
+              <w:rPr>
+                <w:rFonts w:ascii="BRH Devanagari Extra" w:hAnsi="BRH Devanagari Extra" w:cs="BRH Devanagari Extra"/>
+                <w:color w:val="000000"/>
+                <w:sz w:val="32"/>
+                <w:szCs w:val="32"/>
+              </w:rPr>
+              <w:tab/>
+            </w:r>
+            <w:r>
+              <w:rPr>
+                <w:rFonts w:cs="BRH Devanagari Extra"/>
+                <w:color w:val="000000"/>
+                <w:szCs w:val="32"/>
+              </w:rPr>
+              <w:t>4</w:t>
+            </w:r>
+            <w:r>
+              <w:rPr>
+                <w:rFonts w:ascii="BRH Devanagari Extra" w:hAnsi="BRH Devanagari Extra" w:cs="BRH Devanagari Extra"/>
+                <w:color w:val="000000"/>
+                <w:sz w:val="32"/>
+                <w:szCs w:val="32"/>
+              </w:rPr>
+              <w:t>.</w:t>
+            </w:r>
+            <w:r>
+              <w:rPr>
+                <w:rFonts w:cs="BRH Devanagari Extra"/>
+                <w:color w:val="000000"/>
+                <w:szCs w:val="32"/>
+              </w:rPr>
+              <w:t>1</w:t>
+            </w:r>
+            <w:r>
+              <w:rPr>
+                <w:rFonts w:ascii="BRH Devanagari Extra" w:hAnsi="BRH Devanagari Extra" w:cs="BRH Devanagari Extra"/>
+                <w:color w:val="000000"/>
+                <w:sz w:val="32"/>
+                <w:szCs w:val="32"/>
+              </w:rPr>
+              <w:t>.</w:t>
+            </w:r>
+            <w:r>
+              <w:rPr>
+                <w:rFonts w:cs="BRH Devanagari Extra"/>
+                <w:color w:val="000000"/>
+                <w:szCs w:val="32"/>
+              </w:rPr>
+              <w:t>4</w:t>
+            </w:r>
+            <w:r>
+              <w:rPr>
+                <w:rFonts w:ascii="BRH Devanagari Extra" w:hAnsi="BRH Devanagari Extra" w:cs="BRH Devanagari Extra"/>
+                <w:color w:val="000000"/>
+                <w:sz w:val="32"/>
+                <w:szCs w:val="32"/>
+              </w:rPr>
+              <w:t>.</w:t>
+            </w:r>
+            <w:r>
+              <w:rPr>
+                <w:rFonts w:cs="BRH Devanagari Extra"/>
+                <w:color w:val="000000"/>
+                <w:szCs w:val="32"/>
+              </w:rPr>
+              <w:t>3</w:t>
+            </w:r>
+            <w:r>
+              <w:rPr>
+                <w:rFonts w:ascii="BRH Devanagari Extra" w:hAnsi="BRH Devanagari Extra" w:cs="BRH Devanagari Extra"/>
+                <w:color w:val="000000"/>
+                <w:sz w:val="32"/>
+                <w:szCs w:val="32"/>
+              </w:rPr>
+              <w:t>(</w:t>
+            </w:r>
+            <w:r>
+              <w:rPr>
+                <w:rFonts w:cs="BRH Devanagari Extra"/>
+                <w:color w:val="000000"/>
+                <w:szCs w:val="32"/>
+              </w:rPr>
+              <w:t>12</w:t>
+            </w:r>
+            <w:r>
+              <w:rPr>
+                <w:rFonts w:ascii="BRH Devanagari Extra" w:hAnsi="BRH Devanagari Extra" w:cs="BRH Devanagari Extra"/>
+                <w:color w:val="000000"/>
+                <w:sz w:val="32"/>
+                <w:szCs w:val="32"/>
+              </w:rPr>
+              <w:t>)- uÉlÉ</w:t>
+            </w:r>
+            <w:r>
+              <w:rPr>
+                <w:rFonts w:ascii="BRH Malayalam Extra" w:hAnsi="BRH Malayalam Extra" w:cs="BRH Devanagari Extra"/>
+                <w:color w:val="000000"/>
+                <w:szCs w:val="32"/>
+              </w:rPr>
+              <w:t>–</w:t>
+            </w:r>
+            <w:r>
+              <w:rPr>
+                <w:rFonts w:ascii="BRH Devanagari Extra" w:hAnsi="BRH Devanagari Extra" w:cs="BRH Devanagari Extra"/>
+                <w:color w:val="000000"/>
+                <w:sz w:val="32"/>
+                <w:szCs w:val="32"/>
+              </w:rPr>
+              <w:t>xmÉiÉÏlÉçþ ||</w:t>
+            </w:r>
+          </w:p>
+          <w:p>
+            <w:pPr>
+              <w:widowControl w:val="0"/>
+              <w:autoSpaceDE w:val="0"/>
+              <w:autoSpaceDN w:val="0"/>
+              <w:adjustRightInd w:val="0"/>
+              <w:spacing w:before="0" w:line="240" w:lineRule="auto"/>
+              <w:rPr>
+                <w:rFonts w:cs="BRH Malayalam Extra"/>
+                <w:color w:val="FF0000"/>
+                <w:szCs w:val="40"/>
+              </w:rPr>
+            </w:pPr>
+            <w:r>
+              <w:rPr>
+                <w:rFonts w:ascii="BRH Devanagari Extra" w:hAnsi="BRH Devanagari Extra" w:cs="BRH Devanagari Extra"/>
+                <w:color w:val="000000"/>
+                <w:sz w:val="32"/>
+                <w:szCs w:val="32"/>
+              </w:rPr>
+              <w:t>uÉlÉ</w:t>
+            </w:r>
+            <w:r>
+              <w:rPr>
+                <w:rFonts w:ascii="BRH Malayalam Extra" w:hAnsi="BRH Malayalam Extra" w:cs="BRH Devanagari Extra"/>
+                <w:color w:val="000000"/>
+                <w:szCs w:val="32"/>
+              </w:rPr>
+              <w:t>–</w:t>
+            </w:r>
+            <w:r>
+              <w:rPr>
+                <w:rFonts w:ascii="BRH Devanagari Extra" w:hAnsi="BRH Devanagari Extra" w:cs="BRH Devanagari Extra"/>
+                <w:color w:val="000000"/>
+                <w:sz w:val="32"/>
+                <w:szCs w:val="32"/>
+              </w:rPr>
+              <w:t>xmÉiÉÏ</w:t>
+            </w:r>
+            <w:r>
+              <w:rPr>
+                <w:rFonts w:ascii="BRH Malayalam Extra" w:hAnsi="BRH Malayalam Extra" w:cs="BRH Devanagari Extra"/>
+                <w:color w:val="000000"/>
+                <w:szCs w:val="32"/>
+              </w:rPr>
+              <w:t>–</w:t>
+            </w:r>
+            <w:r>
+              <w:rPr>
+                <w:rFonts w:ascii="BRH Devanagari Extra" w:hAnsi="BRH Devanagari Extra" w:cs="BRH Devanagari Extra"/>
+                <w:color w:val="000000"/>
+                <w:sz w:val="32"/>
+                <w:szCs w:val="32"/>
+              </w:rPr>
+              <w:t>ÌlÉ</w:t>
+            </w:r>
+            <w:r>
+              <w:rPr>
+                <w:rFonts w:ascii="BRH Devanagari Extra" w:hAnsi="BRH Devanagari Extra" w:cs="BRH Devanagari Extra"/>
+                <w:color w:val="000000"/>
+                <w:sz w:val="32"/>
+                <w:szCs w:val="32"/>
+                <w:highlight w:val="green"/>
+              </w:rPr>
+              <w:t>ÌiÉ</w:t>
+            </w:r>
+            <w:r>
+              <w:rPr>
+                <w:rFonts w:ascii="BRH Malayalam Extra" w:hAnsi="BRH Malayalam Extra" w:cs="BRH Devanagari Extra"/>
+                <w:color w:val="000000"/>
+                <w:szCs w:val="32"/>
+              </w:rPr>
+              <w:t>–</w:t>
+            </w:r>
+            <w:r>
+              <w:rPr>
+                <w:rFonts w:ascii="BRH Devanagari Extra" w:hAnsi="BRH Devanagari Extra" w:cs="BRH Devanagari Extra"/>
+                <w:color w:val="000000"/>
+                <w:sz w:val="32"/>
+                <w:szCs w:val="32"/>
+              </w:rPr>
+              <w:t xml:space="preserve"> uÉlÉ</w:t>
+            </w:r>
+            <w:r>
+              <w:rPr>
+                <w:rFonts w:ascii="BRH Malayalam Extra" w:hAnsi="BRH Malayalam Extra" w:cs="BRH Devanagari Extra"/>
+                <w:color w:val="000000"/>
+                <w:szCs w:val="32"/>
+              </w:rPr>
+              <w:t>–</w:t>
+            </w:r>
+            <w:r>
+              <w:rPr>
+                <w:rFonts w:ascii="BRH Devanagari Extra" w:hAnsi="BRH Devanagari Extra" w:cs="BRH Devanagari Extra"/>
+                <w:color w:val="000000"/>
+                <w:sz w:val="32"/>
+                <w:szCs w:val="32"/>
+              </w:rPr>
+              <w:t xml:space="preserve">xmÉiÉÏlÉçþ | </w:t>
+            </w:r>
+          </w:p>
+        </w:tc>
+      </w:tr>
+      <w:tr>
+        <w:trPr>
+          <w:trHeight w:val="1709"/>
+        </w:trPr>
+        <w:tc>
+          <w:tcPr>
+            <w:tcW w:w="7166" w:type="dxa"/>
+            <w:tcBorders>
+              <w:top w:val="single" w:sz="4" w:space="0" w:color="000000"/>
+              <w:left w:val="single" w:sz="4" w:space="0" w:color="000000"/>
+              <w:bottom w:val="single" w:sz="4" w:space="0" w:color="000000"/>
+              <w:right w:val="single" w:sz="4" w:space="0" w:color="000000"/>
+            </w:tcBorders>
+          </w:tcPr>
+          <w:p>
+            <w:pPr>
+              <w:widowControl w:val="0"/>
+              <w:autoSpaceDE w:val="0"/>
+              <w:autoSpaceDN w:val="0"/>
+              <w:adjustRightInd w:val="0"/>
+              <w:spacing w:before="0" w:line="240" w:lineRule="auto"/>
+              <w:rPr>
+                <w:rFonts w:cs="BRH Malayalam Extra"/>
+                <w:color w:val="FF0000"/>
+                <w:szCs w:val="40"/>
+              </w:rPr>
+            </w:pPr>
+          </w:p>
+        </w:tc>
+        <w:tc>
+          <w:tcPr>
+            <w:tcW w:w="7371" w:type="dxa"/>
+            <w:tcBorders>
+              <w:top w:val="single" w:sz="4" w:space="0" w:color="000000"/>
+              <w:left w:val="single" w:sz="4" w:space="0" w:color="000000"/>
+              <w:bottom w:val="single" w:sz="4" w:space="0" w:color="000000"/>
+              <w:right w:val="single" w:sz="4" w:space="0" w:color="000000"/>
+            </w:tcBorders>
+          </w:tcPr>
+          <w:p>
+            <w:pPr>
+              <w:widowControl w:val="0"/>
+              <w:autoSpaceDE w:val="0"/>
+              <w:autoSpaceDN w:val="0"/>
+              <w:adjustRightInd w:val="0"/>
+              <w:spacing w:before="0" w:line="240" w:lineRule="auto"/>
+              <w:rPr>
+                <w:rFonts w:cs="BRH Malayalam Extra"/>
+                <w:color w:val="FF0000"/>
+                <w:szCs w:val="40"/>
+              </w:rPr>
+            </w:pPr>
+          </w:p>
+        </w:tc>
+      </w:tr>
+    </w:tbl>
+    <w:p>
+      <w:pPr>
+        <w:spacing w:before="0" w:line="240" w:lineRule="auto"/>
+        <w:jc w:val="center"/>
+        <w:rPr>
+          <w:b/>
+          <w:bCs/>
+          <w:sz w:val="32"/>
+          <w:szCs w:val="32"/>
+          <w:u w:val="single"/>
+        </w:rPr>
+      </w:pPr>
+    </w:p>
+    <w:p>
+      <w:pPr>
+        <w:spacing w:before="0" w:line="240" w:lineRule="auto"/>
+        <w:jc w:val="center"/>
+        <w:rPr>
+          <w:b/>
+          <w:bCs/>
+          <w:sz w:val="32"/>
+          <w:szCs w:val="32"/>
+          <w:u w:val="single"/>
+        </w:rPr>
+      </w:pPr>
+      <w:r>
+        <w:rPr>
+          <w:b/>
+          <w:bCs/>
+          <w:sz w:val="32"/>
+          <w:szCs w:val="32"/>
+          <w:u w:val="single"/>
+        </w:rPr>
+        <w:lastRenderedPageBreak/>
         <w:t xml:space="preserve">TS </w:t>
       </w:r>
       <w:proofErr w:type="gramStart"/>
@@ -9596,7 +12516,6 @@
                 <w:szCs w:val="32"/>
                 <w:lang w:val="it-IT"/>
               </w:rPr>
-              <w:lastRenderedPageBreak/>
               <w:t>16</w:t>
             </w:r>
             <w:r>
@@ -11534,7 +14453,6 @@
                 <w:szCs w:val="32"/>
                 <w:lang w:val="it-IT"/>
               </w:rPr>
-              <w:lastRenderedPageBreak/>
               <w:t>16</w:t>
             </w:r>
             <w:r>
@@ -14341,6 +17259,7 @@
                 <w:sz w:val="32"/>
                 <w:szCs w:val="32"/>
               </w:rPr>
+              <w:lastRenderedPageBreak/>
               <w:t>AÉþÌS</w:t>
             </w:r>
             <w:r>
@@ -14412,6 +17331,7 @@
                 <w:color w:val="000000"/>
                 <w:szCs w:val="32"/>
               </w:rPr>
+              <w:lastRenderedPageBreak/>
               <w:t>57</w:t>
             </w:r>
             <w:r>
@@ -14700,6 +17620,7 @@
                 <w:sz w:val="32"/>
                 <w:szCs w:val="32"/>
               </w:rPr>
+              <w:lastRenderedPageBreak/>
               <w:t>AÉþÌS</w:t>
             </w:r>
             <w:r>
@@ -32605,7 +35526,6 @@
           <w:szCs w:val="32"/>
           <w:u w:val="single"/>
         </w:rPr>
-        <w:lastRenderedPageBreak/>
         <w:t xml:space="preserve">TS </w:t>
       </w:r>
       <w:proofErr w:type="gramStart"/>
@@ -33066,7 +35986,7 @@
 </file>
 
 <file path=word/endnotes.xml><?xml version="1.0" encoding="utf-8"?>
-<w:endnotes xmlns:wpc="http://schemas.microsoft.com/office/word/2010/wordprocessingCanvas" xmlns:cx="http://schemas.microsoft.com/office/drawing/2014/chartex" xmlns:cx1="http://schemas.microsoft.com/office/drawing/2015/9/8/chartex" xmlns:cx2="http://schemas.microsoft.com/office/drawing/2015/10/21/chartex" xmlns:cx3="http://schemas.microsoft.com/office/drawing/2016/5/9/chartex" xmlns:cx4="http://schemas.microsoft.com/office/drawing/2016/5/10/chartex" xmlns:cx5="http://schemas.microsoft.com/office/drawing/2016/5/11/chartex" xmlns:cx6="http://schemas.microsoft.com/office/drawing/2016/5/12/chartex" xmlns:cx7="http://schemas.microsoft.com/office/drawing/2016/5/13/chartex" xmlns:cx8="http://schemas.microsoft.com/office/drawing/2016/5/14/chartex" xmlns:mc="http://schemas.openxmlformats.org/markup-compatibility/2006" xmlns:aink="http://schemas.microsoft.com/office/drawing/2016/ink" xmlns:am3d="http://schemas.microsoft.com/office/drawing/2017/model3d" xmlns:o="urn:schemas-microsoft-com:office:office" xmlns:oel="http://schemas.microsoft.com/office/2019/extlst" xmlns:r="http://schemas.openxmlformats.org/officeDocument/2006/relationships" xmlns:m="http://schemas.openxmlformats.org/officeDocument/2006/math" xmlns:v="urn:schemas-microsoft-com:vml" xmlns:wp14="http://schemas.microsoft.com/office/word/2010/wordprocessingDrawing" xmlns:wp="http://schemas.openxmlformats.org/drawingml/2006/wordprocessingDrawing" xmlns:w10="urn:schemas-microsoft-com:office:word" xmlns:w="http://schemas.openxmlformats.org/wordprocessingml/2006/main" xmlns:w14="http://schemas.microsoft.com/office/word/2010/wordml" xmlns:w15="http://schemas.microsoft.com/office/word/2012/wordml" xmlns:w16cex="http://schemas.microsoft.com/office/word/2018/wordml/cex" xmlns:w16cid="http://schemas.microsoft.com/office/word/2016/wordml/cid" xmlns:w16="http://schemas.microsoft.com/office/word/2018/wordml" xmlns:w16sdtdh="http://schemas.microsoft.com/office/word/2020/wordml/sdtdatahash" xmlns:w16se="http://schemas.microsoft.com/office/word/2015/wordml/symex" xmlns:wpg="http://schemas.microsoft.com/office/word/2010/wordprocessingGroup" xmlns:wpi="http://schemas.microsoft.com/office/word/2010/wordprocessingInk" xmlns:wne="http://schemas.microsoft.com/office/word/2006/wordml" xmlns:wps="http://schemas.microsoft.com/office/word/2010/wordprocessingShape" mc:Ignorable="w14 w15 w16se w16cid w16 w16cex w16sdtdh wp14">
+<w:endnotes xmlns:wpc="http://schemas.microsoft.com/office/word/2010/wordprocessingCanvas" xmlns:cx="http://schemas.microsoft.com/office/drawing/2014/chartex" xmlns:cx1="http://schemas.microsoft.com/office/drawing/2015/9/8/chartex" xmlns:cx2="http://schemas.microsoft.com/office/drawing/2015/10/21/chartex" xmlns:cx3="http://schemas.microsoft.com/office/drawing/2016/5/9/chartex" xmlns:cx4="http://schemas.microsoft.com/office/drawing/2016/5/10/chartex" xmlns:cx5="http://schemas.microsoft.com/office/drawing/2016/5/11/chartex" xmlns:cx6="http://schemas.microsoft.com/office/drawing/2016/5/12/chartex" xmlns:cx7="http://schemas.microsoft.com/office/drawing/2016/5/13/chartex" xmlns:cx8="http://schemas.microsoft.com/office/drawing/2016/5/14/chartex" xmlns:mc="http://schemas.openxmlformats.org/markup-compatibility/2006" xmlns:aink="http://schemas.microsoft.com/office/drawing/2016/ink" xmlns:am3d="http://schemas.microsoft.com/office/drawing/2017/model3d" xmlns:o="urn:schemas-microsoft-com:office:office" xmlns:oel="http://schemas.microsoft.com/office/2019/extlst" xmlns:r="http://schemas.openxmlformats.org/officeDocument/2006/relationships" xmlns:m="http://schemas.openxmlformats.org/officeDocument/2006/math" xmlns:v="urn:schemas-microsoft-com:vml" xmlns:wp14="http://schemas.microsoft.com/office/word/2010/wordprocessingDrawing" xmlns:wp="http://schemas.openxmlformats.org/drawingml/2006/wordprocessingDrawing" xmlns:w10="urn:schemas-microsoft-com:office:word" xmlns:w="http://schemas.openxmlformats.org/wordprocessingml/2006/main" xmlns:w14="http://schemas.microsoft.com/office/word/2010/wordml" xmlns:w15="http://schemas.microsoft.com/office/word/2012/wordml" xmlns:w16cex="http://schemas.microsoft.com/office/word/2018/wordml/cex" xmlns:w16cid="http://schemas.microsoft.com/office/word/2016/wordml/cid" xmlns:w16="http://schemas.microsoft.com/office/word/2018/wordml" xmlns:w16du="http://schemas.microsoft.com/office/word/2023/wordml/word16du" xmlns:w16sdtdh="http://schemas.microsoft.com/office/word/2020/wordml/sdtdatahash" xmlns:w16sdtfl="http://schemas.microsoft.com/office/word/2024/wordml/sdtformatlock" xmlns:w16se="http://schemas.microsoft.com/office/word/2015/wordml/symex" xmlns:wpg="http://schemas.microsoft.com/office/word/2010/wordprocessingGroup" xmlns:wpi="http://schemas.microsoft.com/office/word/2010/wordprocessingInk" xmlns:wne="http://schemas.microsoft.com/office/word/2006/wordml" xmlns:wps="http://schemas.microsoft.com/office/word/2010/wordprocessingShape" mc:Ignorable="w14 w15 w16se w16cid w16 w16cex w16sdtdh w16sdtfl w16du wp14">
   <w:endnote w:type="separator" w:id="-1">
     <w:p>
       <w:pPr>
@@ -33091,7 +36011,7 @@
 </file>
 
 <file path=word/footer1.xml><?xml version="1.0" encoding="utf-8"?>
-<w:ftr xmlns:wpc="http://schemas.microsoft.com/office/word/2010/wordprocessingCanvas" xmlns:cx="http://schemas.microsoft.com/office/drawing/2014/chartex" xmlns:cx1="http://schemas.microsoft.com/office/drawing/2015/9/8/chartex" xmlns:cx2="http://schemas.microsoft.com/office/drawing/2015/10/21/chartex" xmlns:cx3="http://schemas.microsoft.com/office/drawing/2016/5/9/chartex" xmlns:cx4="http://schemas.microsoft.com/office/drawing/2016/5/10/chartex" xmlns:cx5="http://schemas.microsoft.com/office/drawing/2016/5/11/chartex" xmlns:cx6="http://schemas.microsoft.com/office/drawing/2016/5/12/chartex" xmlns:cx7="http://schemas.microsoft.com/office/drawing/2016/5/13/chartex" xmlns:cx8="http://schemas.microsoft.com/office/drawing/2016/5/14/chartex" xmlns:mc="http://schemas.openxmlformats.org/markup-compatibility/2006" xmlns:aink="http://schemas.microsoft.com/office/drawing/2016/ink" xmlns:am3d="http://schemas.microsoft.com/office/drawing/2017/model3d" xmlns:o="urn:schemas-microsoft-com:office:office" xmlns:oel="http://schemas.microsoft.com/office/2019/extlst" xmlns:r="http://schemas.openxmlformats.org/officeDocument/2006/relationships" xmlns:m="http://schemas.openxmlformats.org/officeDocument/2006/math" xmlns:v="urn:schemas-microsoft-com:vml" xmlns:wp14="http://schemas.microsoft.com/office/word/2010/wordprocessingDrawing" xmlns:wp="http://schemas.openxmlformats.org/drawingml/2006/wordprocessingDrawing" xmlns:w10="urn:schemas-microsoft-com:office:word" xmlns:w="http://schemas.openxmlformats.org/wordprocessingml/2006/main" xmlns:w14="http://schemas.microsoft.com/office/word/2010/wordml" xmlns:w15="http://schemas.microsoft.com/office/word/2012/wordml" xmlns:w16cex="http://schemas.microsoft.com/office/word/2018/wordml/cex" xmlns:w16cid="http://schemas.microsoft.com/office/word/2016/wordml/cid" xmlns:w16="http://schemas.microsoft.com/office/word/2018/wordml" xmlns:w16sdtdh="http://schemas.microsoft.com/office/word/2020/wordml/sdtdatahash" xmlns:w16se="http://schemas.microsoft.com/office/word/2015/wordml/symex" xmlns:wpg="http://schemas.microsoft.com/office/word/2010/wordprocessingGroup" xmlns:wpi="http://schemas.microsoft.com/office/word/2010/wordprocessingInk" xmlns:wne="http://schemas.microsoft.com/office/word/2006/wordml" xmlns:wps="http://schemas.microsoft.com/office/word/2010/wordprocessingShape" mc:Ignorable="w14 w15 w16se w16cid w16 w16cex w16sdtdh wp14">
+<w:ftr xmlns:wpc="http://schemas.microsoft.com/office/word/2010/wordprocessingCanvas" xmlns:cx="http://schemas.microsoft.com/office/drawing/2014/chartex" xmlns:cx1="http://schemas.microsoft.com/office/drawing/2015/9/8/chartex" xmlns:cx2="http://schemas.microsoft.com/office/drawing/2015/10/21/chartex" xmlns:cx3="http://schemas.microsoft.com/office/drawing/2016/5/9/chartex" xmlns:cx4="http://schemas.microsoft.com/office/drawing/2016/5/10/chartex" xmlns:cx5="http://schemas.microsoft.com/office/drawing/2016/5/11/chartex" xmlns:cx6="http://schemas.microsoft.com/office/drawing/2016/5/12/chartex" xmlns:cx7="http://schemas.microsoft.com/office/drawing/2016/5/13/chartex" xmlns:cx8="http://schemas.microsoft.com/office/drawing/2016/5/14/chartex" xmlns:mc="http://schemas.openxmlformats.org/markup-compatibility/2006" xmlns:aink="http://schemas.microsoft.com/office/drawing/2016/ink" xmlns:am3d="http://schemas.microsoft.com/office/drawing/2017/model3d" xmlns:o="urn:schemas-microsoft-com:office:office" xmlns:oel="http://schemas.microsoft.com/office/2019/extlst" xmlns:r="http://schemas.openxmlformats.org/officeDocument/2006/relationships" xmlns:m="http://schemas.openxmlformats.org/officeDocument/2006/math" xmlns:v="urn:schemas-microsoft-com:vml" xmlns:wp14="http://schemas.microsoft.com/office/word/2010/wordprocessingDrawing" xmlns:wp="http://schemas.openxmlformats.org/drawingml/2006/wordprocessingDrawing" xmlns:w10="urn:schemas-microsoft-com:office:word" xmlns:w="http://schemas.openxmlformats.org/wordprocessingml/2006/main" xmlns:w14="http://schemas.microsoft.com/office/word/2010/wordml" xmlns:w15="http://schemas.microsoft.com/office/word/2012/wordml" xmlns:w16cex="http://schemas.microsoft.com/office/word/2018/wordml/cex" xmlns:w16cid="http://schemas.microsoft.com/office/word/2016/wordml/cid" xmlns:w16="http://schemas.microsoft.com/office/word/2018/wordml" xmlns:w16du="http://schemas.microsoft.com/office/word/2023/wordml/word16du" xmlns:w16sdtdh="http://schemas.microsoft.com/office/word/2020/wordml/sdtdatahash" xmlns:w16sdtfl="http://schemas.microsoft.com/office/word/2024/wordml/sdtformatlock" xmlns:w16se="http://schemas.microsoft.com/office/word/2015/wordml/symex" xmlns:wpg="http://schemas.microsoft.com/office/word/2010/wordprocessingGroup" xmlns:wpi="http://schemas.microsoft.com/office/word/2010/wordprocessingInk" xmlns:wne="http://schemas.microsoft.com/office/word/2006/wordml" xmlns:wps="http://schemas.microsoft.com/office/word/2010/wordprocessingShape" mc:Ignorable="w14 w15 w16se w16cid w16 w16cex w16sdtdh w16sdtfl w16du wp14">
   <w:p>
     <w:pPr>
       <w:pBdr>
@@ -33273,7 +36193,7 @@
 </file>
 
 <file path=word/footer2.xml><?xml version="1.0" encoding="utf-8"?>
-<w:ftr xmlns:wpc="http://schemas.microsoft.com/office/word/2010/wordprocessingCanvas" xmlns:cx="http://schemas.microsoft.com/office/drawing/2014/chartex" xmlns:cx1="http://schemas.microsoft.com/office/drawing/2015/9/8/chartex" xmlns:cx2="http://schemas.microsoft.com/office/drawing/2015/10/21/chartex" xmlns:cx3="http://schemas.microsoft.com/office/drawing/2016/5/9/chartex" xmlns:cx4="http://schemas.microsoft.com/office/drawing/2016/5/10/chartex" xmlns:cx5="http://schemas.microsoft.com/office/drawing/2016/5/11/chartex" xmlns:cx6="http://schemas.microsoft.com/office/drawing/2016/5/12/chartex" xmlns:cx7="http://schemas.microsoft.com/office/drawing/2016/5/13/chartex" xmlns:cx8="http://schemas.microsoft.com/office/drawing/2016/5/14/chartex" xmlns:mc="http://schemas.openxmlformats.org/markup-compatibility/2006" xmlns:aink="http://schemas.microsoft.com/office/drawing/2016/ink" xmlns:am3d="http://schemas.microsoft.com/office/drawing/2017/model3d" xmlns:o="urn:schemas-microsoft-com:office:office" xmlns:oel="http://schemas.microsoft.com/office/2019/extlst" xmlns:r="http://schemas.openxmlformats.org/officeDocument/2006/relationships" xmlns:m="http://schemas.openxmlformats.org/officeDocument/2006/math" xmlns:v="urn:schemas-microsoft-com:vml" xmlns:wp14="http://schemas.microsoft.com/office/word/2010/wordprocessingDrawing" xmlns:wp="http://schemas.openxmlformats.org/drawingml/2006/wordprocessingDrawing" xmlns:w10="urn:schemas-microsoft-com:office:word" xmlns:w="http://schemas.openxmlformats.org/wordprocessingml/2006/main" xmlns:w14="http://schemas.microsoft.com/office/word/2010/wordml" xmlns:w15="http://schemas.microsoft.com/office/word/2012/wordml" xmlns:w16cex="http://schemas.microsoft.com/office/word/2018/wordml/cex" xmlns:w16cid="http://schemas.microsoft.com/office/word/2016/wordml/cid" xmlns:w16="http://schemas.microsoft.com/office/word/2018/wordml" xmlns:w16sdtdh="http://schemas.microsoft.com/office/word/2020/wordml/sdtdatahash" xmlns:w16se="http://schemas.microsoft.com/office/word/2015/wordml/symex" xmlns:wpg="http://schemas.microsoft.com/office/word/2010/wordprocessingGroup" xmlns:wpi="http://schemas.microsoft.com/office/word/2010/wordprocessingInk" xmlns:wne="http://schemas.microsoft.com/office/word/2006/wordml" xmlns:wps="http://schemas.microsoft.com/office/word/2010/wordprocessingShape" mc:Ignorable="w14 w15 w16se w16cid w16 w16cex w16sdtdh wp14">
+<w:ftr xmlns:wpc="http://schemas.microsoft.com/office/word/2010/wordprocessingCanvas" xmlns:cx="http://schemas.microsoft.com/office/drawing/2014/chartex" xmlns:cx1="http://schemas.microsoft.com/office/drawing/2015/9/8/chartex" xmlns:cx2="http://schemas.microsoft.com/office/drawing/2015/10/21/chartex" xmlns:cx3="http://schemas.microsoft.com/office/drawing/2016/5/9/chartex" xmlns:cx4="http://schemas.microsoft.com/office/drawing/2016/5/10/chartex" xmlns:cx5="http://schemas.microsoft.com/office/drawing/2016/5/11/chartex" xmlns:cx6="http://schemas.microsoft.com/office/drawing/2016/5/12/chartex" xmlns:cx7="http://schemas.microsoft.com/office/drawing/2016/5/13/chartex" xmlns:cx8="http://schemas.microsoft.com/office/drawing/2016/5/14/chartex" xmlns:mc="http://schemas.openxmlformats.org/markup-compatibility/2006" xmlns:aink="http://schemas.microsoft.com/office/drawing/2016/ink" xmlns:am3d="http://schemas.microsoft.com/office/drawing/2017/model3d" xmlns:o="urn:schemas-microsoft-com:office:office" xmlns:oel="http://schemas.microsoft.com/office/2019/extlst" xmlns:r="http://schemas.openxmlformats.org/officeDocument/2006/relationships" xmlns:m="http://schemas.openxmlformats.org/officeDocument/2006/math" xmlns:v="urn:schemas-microsoft-com:vml" xmlns:wp14="http://schemas.microsoft.com/office/word/2010/wordprocessingDrawing" xmlns:wp="http://schemas.openxmlformats.org/drawingml/2006/wordprocessingDrawing" xmlns:w10="urn:schemas-microsoft-com:office:word" xmlns:w="http://schemas.openxmlformats.org/wordprocessingml/2006/main" xmlns:w14="http://schemas.microsoft.com/office/word/2010/wordml" xmlns:w15="http://schemas.microsoft.com/office/word/2012/wordml" xmlns:w16cex="http://schemas.microsoft.com/office/word/2018/wordml/cex" xmlns:w16cid="http://schemas.microsoft.com/office/word/2016/wordml/cid" xmlns:w16="http://schemas.microsoft.com/office/word/2018/wordml" xmlns:w16du="http://schemas.microsoft.com/office/word/2023/wordml/word16du" xmlns:w16sdtdh="http://schemas.microsoft.com/office/word/2020/wordml/sdtdatahash" xmlns:w16sdtfl="http://schemas.microsoft.com/office/word/2024/wordml/sdtformatlock" xmlns:w16se="http://schemas.microsoft.com/office/word/2015/wordml/symex" xmlns:wpg="http://schemas.microsoft.com/office/word/2010/wordprocessingGroup" xmlns:wpi="http://schemas.microsoft.com/office/word/2010/wordprocessingInk" xmlns:wne="http://schemas.microsoft.com/office/word/2006/wordml" xmlns:wps="http://schemas.microsoft.com/office/word/2010/wordprocessingShape" mc:Ignorable="w14 w15 w16se w16cid w16 w16cex w16sdtdh w16sdtfl w16du wp14">
   <w:p>
     <w:pPr>
       <w:pBdr>
@@ -33479,7 +36399,7 @@
 </file>
 
 <file path=word/footnotes.xml><?xml version="1.0" encoding="utf-8"?>
-<w:footnotes xmlns:wpc="http://schemas.microsoft.com/office/word/2010/wordprocessingCanvas" xmlns:cx="http://schemas.microsoft.com/office/drawing/2014/chartex" xmlns:cx1="http://schemas.microsoft.com/office/drawing/2015/9/8/chartex" xmlns:cx2="http://schemas.microsoft.com/office/drawing/2015/10/21/chartex" xmlns:cx3="http://schemas.microsoft.com/office/drawing/2016/5/9/chartex" xmlns:cx4="http://schemas.microsoft.com/office/drawing/2016/5/10/chartex" xmlns:cx5="http://schemas.microsoft.com/office/drawing/2016/5/11/chartex" xmlns:cx6="http://schemas.microsoft.com/office/drawing/2016/5/12/chartex" xmlns:cx7="http://schemas.microsoft.com/office/drawing/2016/5/13/chartex" xmlns:cx8="http://schemas.microsoft.com/office/drawing/2016/5/14/chartex" xmlns:mc="http://schemas.openxmlformats.org/markup-compatibility/2006" xmlns:aink="http://schemas.microsoft.com/office/drawing/2016/ink" xmlns:am3d="http://schemas.microsoft.com/office/drawing/2017/model3d" xmlns:o="urn:schemas-microsoft-com:office:office" xmlns:oel="http://schemas.microsoft.com/office/2019/extlst" xmlns:r="http://schemas.openxmlformats.org/officeDocument/2006/relationships" xmlns:m="http://schemas.openxmlformats.org/officeDocument/2006/math" xmlns:v="urn:schemas-microsoft-com:vml" xmlns:wp14="http://schemas.microsoft.com/office/word/2010/wordprocessingDrawing" xmlns:wp="http://schemas.openxmlformats.org/drawingml/2006/wordprocessingDrawing" xmlns:w10="urn:schemas-microsoft-com:office:word" xmlns:w="http://schemas.openxmlformats.org/wordprocessingml/2006/main" xmlns:w14="http://schemas.microsoft.com/office/word/2010/wordml" xmlns:w15="http://schemas.microsoft.com/office/word/2012/wordml" xmlns:w16cex="http://schemas.microsoft.com/office/word/2018/wordml/cex" xmlns:w16cid="http://schemas.microsoft.com/office/word/2016/wordml/cid" xmlns:w16="http://schemas.microsoft.com/office/word/2018/wordml" xmlns:w16sdtdh="http://schemas.microsoft.com/office/word/2020/wordml/sdtdatahash" xmlns:w16se="http://schemas.microsoft.com/office/word/2015/wordml/symex" xmlns:wpg="http://schemas.microsoft.com/office/word/2010/wordprocessingGroup" xmlns:wpi="http://schemas.microsoft.com/office/word/2010/wordprocessingInk" xmlns:wne="http://schemas.microsoft.com/office/word/2006/wordml" xmlns:wps="http://schemas.microsoft.com/office/word/2010/wordprocessingShape" mc:Ignorable="w14 w15 w16se w16cid w16 w16cex w16sdtdh wp14">
+<w:footnotes xmlns:wpc="http://schemas.microsoft.com/office/word/2010/wordprocessingCanvas" xmlns:cx="http://schemas.microsoft.com/office/drawing/2014/chartex" xmlns:cx1="http://schemas.microsoft.com/office/drawing/2015/9/8/chartex" xmlns:cx2="http://schemas.microsoft.com/office/drawing/2015/10/21/chartex" xmlns:cx3="http://schemas.microsoft.com/office/drawing/2016/5/9/chartex" xmlns:cx4="http://schemas.microsoft.com/office/drawing/2016/5/10/chartex" xmlns:cx5="http://schemas.microsoft.com/office/drawing/2016/5/11/chartex" xmlns:cx6="http://schemas.microsoft.com/office/drawing/2016/5/12/chartex" xmlns:cx7="http://schemas.microsoft.com/office/drawing/2016/5/13/chartex" xmlns:cx8="http://schemas.microsoft.com/office/drawing/2016/5/14/chartex" xmlns:mc="http://schemas.openxmlformats.org/markup-compatibility/2006" xmlns:aink="http://schemas.microsoft.com/office/drawing/2016/ink" xmlns:am3d="http://schemas.microsoft.com/office/drawing/2017/model3d" xmlns:o="urn:schemas-microsoft-com:office:office" xmlns:oel="http://schemas.microsoft.com/office/2019/extlst" xmlns:r="http://schemas.openxmlformats.org/officeDocument/2006/relationships" xmlns:m="http://schemas.openxmlformats.org/officeDocument/2006/math" xmlns:v="urn:schemas-microsoft-com:vml" xmlns:wp14="http://schemas.microsoft.com/office/word/2010/wordprocessingDrawing" xmlns:wp="http://schemas.openxmlformats.org/drawingml/2006/wordprocessingDrawing" xmlns:w10="urn:schemas-microsoft-com:office:word" xmlns:w="http://schemas.openxmlformats.org/wordprocessingml/2006/main" xmlns:w14="http://schemas.microsoft.com/office/word/2010/wordml" xmlns:w15="http://schemas.microsoft.com/office/word/2012/wordml" xmlns:w16cex="http://schemas.microsoft.com/office/word/2018/wordml/cex" xmlns:w16cid="http://schemas.microsoft.com/office/word/2016/wordml/cid" xmlns:w16="http://schemas.microsoft.com/office/word/2018/wordml" xmlns:w16du="http://schemas.microsoft.com/office/word/2023/wordml/word16du" xmlns:w16sdtdh="http://schemas.microsoft.com/office/word/2020/wordml/sdtdatahash" xmlns:w16sdtfl="http://schemas.microsoft.com/office/word/2024/wordml/sdtformatlock" xmlns:w16se="http://schemas.microsoft.com/office/word/2015/wordml/symex" xmlns:wpg="http://schemas.microsoft.com/office/word/2010/wordprocessingGroup" xmlns:wpi="http://schemas.microsoft.com/office/word/2010/wordprocessingInk" xmlns:wne="http://schemas.microsoft.com/office/word/2006/wordml" xmlns:wps="http://schemas.microsoft.com/office/word/2010/wordprocessingShape" mc:Ignorable="w14 w15 w16se w16cid w16 w16cex w16sdtdh w16sdtfl w16du wp14">
   <w:footnote w:type="separator" w:id="-1">
     <w:p>
       <w:pPr>
@@ -33504,7 +36424,7 @@
 </file>
 
 <file path=word/header1.xml><?xml version="1.0" encoding="utf-8"?>
-<w:hdr xmlns:wpc="http://schemas.microsoft.com/office/word/2010/wordprocessingCanvas" xmlns:cx="http://schemas.microsoft.com/office/drawing/2014/chartex" xmlns:cx1="http://schemas.microsoft.com/office/drawing/2015/9/8/chartex" xmlns:cx2="http://schemas.microsoft.com/office/drawing/2015/10/21/chartex" xmlns:cx3="http://schemas.microsoft.com/office/drawing/2016/5/9/chartex" xmlns:cx4="http://schemas.microsoft.com/office/drawing/2016/5/10/chartex" xmlns:cx5="http://schemas.microsoft.com/office/drawing/2016/5/11/chartex" xmlns:cx6="http://schemas.microsoft.com/office/drawing/2016/5/12/chartex" xmlns:cx7="http://schemas.microsoft.com/office/drawing/2016/5/13/chartex" xmlns:cx8="http://schemas.microsoft.com/office/drawing/2016/5/14/chartex" xmlns:mc="http://schemas.openxmlformats.org/markup-compatibility/2006" xmlns:aink="http://schemas.microsoft.com/office/drawing/2016/ink" xmlns:am3d="http://schemas.microsoft.com/office/drawing/2017/model3d" xmlns:o="urn:schemas-microsoft-com:office:office" xmlns:oel="http://schemas.microsoft.com/office/2019/extlst" xmlns:r="http://schemas.openxmlformats.org/officeDocument/2006/relationships" xmlns:m="http://schemas.openxmlformats.org/officeDocument/2006/math" xmlns:v="urn:schemas-microsoft-com:vml" xmlns:wp14="http://schemas.microsoft.com/office/word/2010/wordprocessingDrawing" xmlns:wp="http://schemas.openxmlformats.org/drawingml/2006/wordprocessingDrawing" xmlns:w10="urn:schemas-microsoft-com:office:word" xmlns:w="http://schemas.openxmlformats.org/wordprocessingml/2006/main" xmlns:w14="http://schemas.microsoft.com/office/word/2010/wordml" xmlns:w15="http://schemas.microsoft.com/office/word/2012/wordml" xmlns:w16cex="http://schemas.microsoft.com/office/word/2018/wordml/cex" xmlns:w16cid="http://schemas.microsoft.com/office/word/2016/wordml/cid" xmlns:w16="http://schemas.microsoft.com/office/word/2018/wordml" xmlns:w16sdtdh="http://schemas.microsoft.com/office/word/2020/wordml/sdtdatahash" xmlns:w16se="http://schemas.microsoft.com/office/word/2015/wordml/symex" xmlns:wpg="http://schemas.microsoft.com/office/word/2010/wordprocessingGroup" xmlns:wpi="http://schemas.microsoft.com/office/word/2010/wordprocessingInk" xmlns:wne="http://schemas.microsoft.com/office/word/2006/wordml" xmlns:wps="http://schemas.microsoft.com/office/word/2010/wordprocessingShape" mc:Ignorable="w14 w15 w16se w16cid w16 w16cex w16sdtdh wp14">
+<w:hdr xmlns:wpc="http://schemas.microsoft.com/office/word/2010/wordprocessingCanvas" xmlns:cx="http://schemas.microsoft.com/office/drawing/2014/chartex" xmlns:cx1="http://schemas.microsoft.com/office/drawing/2015/9/8/chartex" xmlns:cx2="http://schemas.microsoft.com/office/drawing/2015/10/21/chartex" xmlns:cx3="http://schemas.microsoft.com/office/drawing/2016/5/9/chartex" xmlns:cx4="http://schemas.microsoft.com/office/drawing/2016/5/10/chartex" xmlns:cx5="http://schemas.microsoft.com/office/drawing/2016/5/11/chartex" xmlns:cx6="http://schemas.microsoft.com/office/drawing/2016/5/12/chartex" xmlns:cx7="http://schemas.microsoft.com/office/drawing/2016/5/13/chartex" xmlns:cx8="http://schemas.microsoft.com/office/drawing/2016/5/14/chartex" xmlns:mc="http://schemas.openxmlformats.org/markup-compatibility/2006" xmlns:aink="http://schemas.microsoft.com/office/drawing/2016/ink" xmlns:am3d="http://schemas.microsoft.com/office/drawing/2017/model3d" xmlns:o="urn:schemas-microsoft-com:office:office" xmlns:oel="http://schemas.microsoft.com/office/2019/extlst" xmlns:r="http://schemas.openxmlformats.org/officeDocument/2006/relationships" xmlns:m="http://schemas.openxmlformats.org/officeDocument/2006/math" xmlns:v="urn:schemas-microsoft-com:vml" xmlns:wp14="http://schemas.microsoft.com/office/word/2010/wordprocessingDrawing" xmlns:wp="http://schemas.openxmlformats.org/drawingml/2006/wordprocessingDrawing" xmlns:w10="urn:schemas-microsoft-com:office:word" xmlns:w="http://schemas.openxmlformats.org/wordprocessingml/2006/main" xmlns:w14="http://schemas.microsoft.com/office/word/2010/wordml" xmlns:w15="http://schemas.microsoft.com/office/word/2012/wordml" xmlns:w16cex="http://schemas.microsoft.com/office/word/2018/wordml/cex" xmlns:w16cid="http://schemas.microsoft.com/office/word/2016/wordml/cid" xmlns:w16="http://schemas.microsoft.com/office/word/2018/wordml" xmlns:w16du="http://schemas.microsoft.com/office/word/2023/wordml/word16du" xmlns:w16sdtdh="http://schemas.microsoft.com/office/word/2020/wordml/sdtdatahash" xmlns:w16sdtfl="http://schemas.microsoft.com/office/word/2024/wordml/sdtformatlock" xmlns:w16se="http://schemas.microsoft.com/office/word/2015/wordml/symex" xmlns:wpg="http://schemas.microsoft.com/office/word/2010/wordprocessingGroup" xmlns:wpi="http://schemas.microsoft.com/office/word/2010/wordprocessingInk" xmlns:wne="http://schemas.microsoft.com/office/word/2006/wordml" xmlns:wps="http://schemas.microsoft.com/office/word/2010/wordprocessingShape" mc:Ignorable="w14 w15 w16se w16cid w16 w16cex w16sdtdh w16sdtfl w16du wp14">
   <w:p>
     <w:pPr>
       <w:pStyle w:val="Header"/>
@@ -33525,7 +36445,7 @@
 </file>
 
 <file path=word/header2.xml><?xml version="1.0" encoding="utf-8"?>
-<w:hdr xmlns:wpc="http://schemas.microsoft.com/office/word/2010/wordprocessingCanvas" xmlns:cx="http://schemas.microsoft.com/office/drawing/2014/chartex" xmlns:cx1="http://schemas.microsoft.com/office/drawing/2015/9/8/chartex" xmlns:cx2="http://schemas.microsoft.com/office/drawing/2015/10/21/chartex" xmlns:cx3="http://schemas.microsoft.com/office/drawing/2016/5/9/chartex" xmlns:cx4="http://schemas.microsoft.com/office/drawing/2016/5/10/chartex" xmlns:cx5="http://schemas.microsoft.com/office/drawing/2016/5/11/chartex" xmlns:cx6="http://schemas.microsoft.com/office/drawing/2016/5/12/chartex" xmlns:cx7="http://schemas.microsoft.com/office/drawing/2016/5/13/chartex" xmlns:cx8="http://schemas.microsoft.com/office/drawing/2016/5/14/chartex" xmlns:mc="http://schemas.openxmlformats.org/markup-compatibility/2006" xmlns:aink="http://schemas.microsoft.com/office/drawing/2016/ink" xmlns:am3d="http://schemas.microsoft.com/office/drawing/2017/model3d" xmlns:o="urn:schemas-microsoft-com:office:office" xmlns:oel="http://schemas.microsoft.com/office/2019/extlst" xmlns:r="http://schemas.openxmlformats.org/officeDocument/2006/relationships" xmlns:m="http://schemas.openxmlformats.org/officeDocument/2006/math" xmlns:v="urn:schemas-microsoft-com:vml" xmlns:wp14="http://schemas.microsoft.com/office/word/2010/wordprocessingDrawing" xmlns:wp="http://schemas.openxmlformats.org/drawingml/2006/wordprocessingDrawing" xmlns:w10="urn:schemas-microsoft-com:office:word" xmlns:w="http://schemas.openxmlformats.org/wordprocessingml/2006/main" xmlns:w14="http://schemas.microsoft.com/office/word/2010/wordml" xmlns:w15="http://schemas.microsoft.com/office/word/2012/wordml" xmlns:w16cex="http://schemas.microsoft.com/office/word/2018/wordml/cex" xmlns:w16cid="http://schemas.microsoft.com/office/word/2016/wordml/cid" xmlns:w16="http://schemas.microsoft.com/office/word/2018/wordml" xmlns:w16sdtdh="http://schemas.microsoft.com/office/word/2020/wordml/sdtdatahash" xmlns:w16se="http://schemas.microsoft.com/office/word/2015/wordml/symex" xmlns:wpg="http://schemas.microsoft.com/office/word/2010/wordprocessingGroup" xmlns:wpi="http://schemas.microsoft.com/office/word/2010/wordprocessingInk" xmlns:wne="http://schemas.microsoft.com/office/word/2006/wordml" xmlns:wps="http://schemas.microsoft.com/office/word/2010/wordprocessingShape" mc:Ignorable="w14 w15 w16se w16cid w16 w16cex w16sdtdh wp14">
+<w:hdr xmlns:wpc="http://schemas.microsoft.com/office/word/2010/wordprocessingCanvas" xmlns:cx="http://schemas.microsoft.com/office/drawing/2014/chartex" xmlns:cx1="http://schemas.microsoft.com/office/drawing/2015/9/8/chartex" xmlns:cx2="http://schemas.microsoft.com/office/drawing/2015/10/21/chartex" xmlns:cx3="http://schemas.microsoft.com/office/drawing/2016/5/9/chartex" xmlns:cx4="http://schemas.microsoft.com/office/drawing/2016/5/10/chartex" xmlns:cx5="http://schemas.microsoft.com/office/drawing/2016/5/11/chartex" xmlns:cx6="http://schemas.microsoft.com/office/drawing/2016/5/12/chartex" xmlns:cx7="http://schemas.microsoft.com/office/drawing/2016/5/13/chartex" xmlns:cx8="http://schemas.microsoft.com/office/drawing/2016/5/14/chartex" xmlns:mc="http://schemas.openxmlformats.org/markup-compatibility/2006" xmlns:aink="http://schemas.microsoft.com/office/drawing/2016/ink" xmlns:am3d="http://schemas.microsoft.com/office/drawing/2017/model3d" xmlns:o="urn:schemas-microsoft-com:office:office" xmlns:oel="http://schemas.microsoft.com/office/2019/extlst" xmlns:r="http://schemas.openxmlformats.org/officeDocument/2006/relationships" xmlns:m="http://schemas.openxmlformats.org/officeDocument/2006/math" xmlns:v="urn:schemas-microsoft-com:vml" xmlns:wp14="http://schemas.microsoft.com/office/word/2010/wordprocessingDrawing" xmlns:wp="http://schemas.openxmlformats.org/drawingml/2006/wordprocessingDrawing" xmlns:w10="urn:schemas-microsoft-com:office:word" xmlns:w="http://schemas.openxmlformats.org/wordprocessingml/2006/main" xmlns:w14="http://schemas.microsoft.com/office/word/2010/wordml" xmlns:w15="http://schemas.microsoft.com/office/word/2012/wordml" xmlns:w16cex="http://schemas.microsoft.com/office/word/2018/wordml/cex" xmlns:w16cid="http://schemas.microsoft.com/office/word/2016/wordml/cid" xmlns:w16="http://schemas.microsoft.com/office/word/2018/wordml" xmlns:w16du="http://schemas.microsoft.com/office/word/2023/wordml/word16du" xmlns:w16sdtdh="http://schemas.microsoft.com/office/word/2020/wordml/sdtdatahash" xmlns:w16sdtfl="http://schemas.microsoft.com/office/word/2024/wordml/sdtformatlock" xmlns:w16se="http://schemas.microsoft.com/office/word/2015/wordml/symex" xmlns:wpg="http://schemas.microsoft.com/office/word/2010/wordprocessingGroup" xmlns:wpi="http://schemas.microsoft.com/office/word/2010/wordprocessingInk" xmlns:wne="http://schemas.microsoft.com/office/word/2006/wordml" xmlns:wps="http://schemas.microsoft.com/office/word/2010/wordprocessingShape" mc:Ignorable="w14 w15 w16se w16cid w16 w16cex w16sdtdh w16sdtfl w16du wp14">
   <w:p>
     <w:pPr>
       <w:pStyle w:val="Header"/>
@@ -33538,7 +36458,7 @@
 </file>
 
 <file path=word/styles.xml><?xml version="1.0" encoding="utf-8"?>
-<w:styles xmlns:mc="http://schemas.openxmlformats.org/markup-compatibility/2006" xmlns:r="http://schemas.openxmlformats.org/officeDocument/2006/relationships" xmlns:w="http://schemas.openxmlformats.org/wordprocessingml/2006/main" xmlns:w14="http://schemas.microsoft.com/office/word/2010/wordml" xmlns:w15="http://schemas.microsoft.com/office/word/2012/wordml" xmlns:w16cex="http://schemas.microsoft.com/office/word/2018/wordml/cex" xmlns:w16cid="http://schemas.microsoft.com/office/word/2016/wordml/cid" xmlns:w16="http://schemas.microsoft.com/office/word/2018/wordml" xmlns:w16sdtdh="http://schemas.microsoft.com/office/word/2020/wordml/sdtdatahash" xmlns:w16se="http://schemas.microsoft.com/office/word/2015/wordml/symex" mc:Ignorable="w14 w15 w16se w16cid w16 w16cex w16sdtdh">
+<w:styles xmlns:mc="http://schemas.openxmlformats.org/markup-compatibility/2006" xmlns:r="http://schemas.openxmlformats.org/officeDocument/2006/relationships" xmlns:w="http://schemas.openxmlformats.org/wordprocessingml/2006/main" xmlns:w14="http://schemas.microsoft.com/office/word/2010/wordml" xmlns:w15="http://schemas.microsoft.com/office/word/2012/wordml" xmlns:w16cex="http://schemas.microsoft.com/office/word/2018/wordml/cex" xmlns:w16cid="http://schemas.microsoft.com/office/word/2016/wordml/cid" xmlns:w16="http://schemas.microsoft.com/office/word/2018/wordml" xmlns:w16du="http://schemas.microsoft.com/office/word/2023/wordml/word16du" xmlns:w16sdtdh="http://schemas.microsoft.com/office/word/2020/wordml/sdtdatahash" xmlns:w16sdtfl="http://schemas.microsoft.com/office/word/2024/wordml/sdtformatlock" xmlns:w16se="http://schemas.microsoft.com/office/word/2015/wordml/symex" mc:Ignorable="w14 w15 w16se w16cid w16 w16cex w16sdtdh w16sdtfl w16du">
   <w:docDefaults>
     <w:rPrDefault>
       <w:rPr>

--- a/TS Jatai Ghanam Project/TS 4.1/TS 4.1 Ghanam Sanskrit Corrections.docx
+++ b/TS Jatai Ghanam Project/TS 4.1/TS 4.1 Ghanam Sanskrit Corrections.docx
@@ -24,7 +24,6 @@
         </w:rPr>
         <w:t xml:space="preserve">TS </w:t>
       </w:r>
-      <w:proofErr w:type="gramStart"/>
       <w:r>
         <w:rPr>
           <w:b/>
@@ -53,18 +52,7 @@
           <w:szCs w:val="32"/>
           <w:u w:val="single"/>
         </w:rPr>
-        <w:t>–</w:t>
-      </w:r>
-      <w:proofErr w:type="gramEnd"/>
-      <w:r>
-        <w:rPr>
-          <w:b/>
-          <w:bCs/>
-          <w:sz w:val="32"/>
-          <w:szCs w:val="32"/>
-          <w:u w:val="single"/>
-        </w:rPr>
-        <w:t xml:space="preserve"> TS </w:t>
+        <w:t xml:space="preserve">– TS </w:t>
       </w:r>
       <w:r>
         <w:rPr>
@@ -124,18 +112,7 @@
           <w:szCs w:val="32"/>
           <w:u w:val="single"/>
         </w:rPr>
-        <w:t xml:space="preserve">Observed </w:t>
-      </w:r>
-      <w:proofErr w:type="gramStart"/>
-      <w:r>
-        <w:rPr>
-          <w:b/>
-          <w:bCs/>
-          <w:sz w:val="32"/>
-          <w:szCs w:val="32"/>
-          <w:u w:val="single"/>
-        </w:rPr>
-        <w:t xml:space="preserve">till </w:t>
+        <w:t xml:space="preserve">Observed till </w:t>
       </w:r>
       <w:r>
         <w:rPr>
@@ -148,7 +125,6 @@
         </w:rPr>
         <w:t>?????</w:t>
       </w:r>
-      <w:proofErr w:type="gramEnd"/>
     </w:p>
     <w:p>
       <w:pPr>
@@ -2854,6 +2830,2448 @@
       </w:tr>
       <w:tr>
         <w:trPr>
+          <w:trHeight w:val="4486"/>
+        </w:trPr>
+        <w:tc>
+          <w:tcPr>
+            <w:tcW w:w="7166" w:type="dxa"/>
+            <w:tcBorders>
+              <w:top w:val="single" w:sz="4" w:space="0" w:color="000000"/>
+              <w:left w:val="single" w:sz="4" w:space="0" w:color="000000"/>
+              <w:bottom w:val="single" w:sz="4" w:space="0" w:color="000000"/>
+              <w:right w:val="single" w:sz="4" w:space="0" w:color="000000"/>
+            </w:tcBorders>
+          </w:tcPr>
+          <w:p>
+            <w:pPr>
+              <w:widowControl w:val="0"/>
+              <w:autoSpaceDE w:val="0"/>
+              <w:autoSpaceDN w:val="0"/>
+              <w:adjustRightInd w:val="0"/>
+              <w:spacing w:before="0" w:line="240" w:lineRule="auto"/>
+              <w:ind w:right="-234"/>
+              <w:rPr>
+                <w:rFonts w:ascii="BRH Devanagari Extra" w:hAnsi="BRH Devanagari Extra" w:cs="BRH Devanagari Extra"/>
+                <w:color w:val="000000"/>
+                <w:sz w:val="32"/>
+                <w:szCs w:val="32"/>
+              </w:rPr>
+            </w:pPr>
+            <w:r>
+              <w:rPr>
+                <w:rFonts w:cs="BRH Devanagari Extra"/>
+                <w:color w:val="000000"/>
+                <w:szCs w:val="32"/>
+              </w:rPr>
+              <w:lastRenderedPageBreak/>
+              <w:t>52</w:t>
+            </w:r>
+            <w:r>
+              <w:rPr>
+                <w:rFonts w:ascii="BRH Devanagari Extra" w:hAnsi="BRH Devanagari Extra" w:cs="BRH Devanagari Extra"/>
+                <w:color w:val="000000"/>
+                <w:sz w:val="32"/>
+                <w:szCs w:val="32"/>
+              </w:rPr>
+              <w:t>)</w:t>
+            </w:r>
+            <w:r>
+              <w:rPr>
+                <w:rFonts w:ascii="BRH Devanagari Extra" w:hAnsi="BRH Devanagari Extra" w:cs="BRH Devanagari Extra"/>
+                <w:color w:val="000000"/>
+                <w:sz w:val="32"/>
+                <w:szCs w:val="32"/>
+              </w:rPr>
+              <w:tab/>
+            </w:r>
+            <w:r>
+              <w:rPr>
+                <w:rFonts w:cs="BRH Devanagari Extra"/>
+                <w:color w:val="000000"/>
+                <w:szCs w:val="32"/>
+              </w:rPr>
+              <w:t>4</w:t>
+            </w:r>
+            <w:r>
+              <w:rPr>
+                <w:rFonts w:ascii="BRH Devanagari Extra" w:hAnsi="BRH Devanagari Extra" w:cs="BRH Devanagari Extra"/>
+                <w:color w:val="000000"/>
+                <w:sz w:val="32"/>
+                <w:szCs w:val="32"/>
+              </w:rPr>
+              <w:t>.</w:t>
+            </w:r>
+            <w:r>
+              <w:rPr>
+                <w:rFonts w:cs="BRH Devanagari Extra"/>
+                <w:color w:val="000000"/>
+                <w:szCs w:val="32"/>
+              </w:rPr>
+              <w:t>1</w:t>
+            </w:r>
+            <w:r>
+              <w:rPr>
+                <w:rFonts w:ascii="BRH Devanagari Extra" w:hAnsi="BRH Devanagari Extra" w:cs="BRH Devanagari Extra"/>
+                <w:color w:val="000000"/>
+                <w:sz w:val="32"/>
+                <w:szCs w:val="32"/>
+              </w:rPr>
+              <w:t>.</w:t>
+            </w:r>
+            <w:r>
+              <w:rPr>
+                <w:rFonts w:cs="BRH Devanagari Extra"/>
+                <w:color w:val="000000"/>
+                <w:szCs w:val="32"/>
+              </w:rPr>
+              <w:t>10</w:t>
+            </w:r>
+            <w:r>
+              <w:rPr>
+                <w:rFonts w:ascii="BRH Devanagari Extra" w:hAnsi="BRH Devanagari Extra" w:cs="BRH Devanagari Extra"/>
+                <w:color w:val="000000"/>
+                <w:sz w:val="32"/>
+                <w:szCs w:val="32"/>
+              </w:rPr>
+              <w:t>.</w:t>
+            </w:r>
+            <w:r>
+              <w:rPr>
+                <w:rFonts w:cs="BRH Devanagari Extra"/>
+                <w:color w:val="000000"/>
+                <w:szCs w:val="32"/>
+              </w:rPr>
+              <w:t>4</w:t>
+            </w:r>
+            <w:r>
+              <w:rPr>
+                <w:rFonts w:ascii="BRH Devanagari Extra" w:hAnsi="BRH Devanagari Extra" w:cs="BRH Devanagari Extra"/>
+                <w:color w:val="000000"/>
+                <w:sz w:val="32"/>
+                <w:szCs w:val="32"/>
+              </w:rPr>
+              <w:t>(</w:t>
+            </w:r>
+            <w:r>
+              <w:rPr>
+                <w:rFonts w:cs="BRH Devanagari Extra"/>
+                <w:color w:val="000000"/>
+                <w:szCs w:val="32"/>
+              </w:rPr>
+              <w:t>45</w:t>
+            </w:r>
+            <w:r>
+              <w:rPr>
+                <w:rFonts w:ascii="BRH Devanagari Extra" w:hAnsi="BRH Devanagari Extra" w:cs="BRH Devanagari Extra"/>
+                <w:color w:val="000000"/>
+                <w:sz w:val="32"/>
+                <w:szCs w:val="32"/>
+              </w:rPr>
+              <w:t xml:space="preserve">)- ÍzÉzÉÑÿqÉç | LMüÿqÉç | </w:t>
+            </w:r>
+            <w:r>
+              <w:rPr>
+                <w:rFonts w:ascii="BRH Devanagari Extra" w:hAnsi="BRH Devanagari Extra" w:cs="BRH Devanagari Extra"/>
+                <w:color w:val="000000"/>
+                <w:sz w:val="32"/>
+                <w:szCs w:val="32"/>
+                <w:highlight w:val="yellow"/>
+              </w:rPr>
+              <w:t>xÉ</w:t>
+            </w:r>
+            <w:r>
+              <w:rPr>
+                <w:rFonts w:ascii="BRH Malayalam Extra" w:hAnsi="BRH Malayalam Extra" w:cs="BRH Devanagari Extra"/>
+                <w:color w:val="000000"/>
+                <w:szCs w:val="32"/>
+                <w:highlight w:val="yellow"/>
+              </w:rPr>
+              <w:t>–</w:t>
+            </w:r>
+            <w:r>
+              <w:rPr>
+                <w:rFonts w:ascii="BRH Devanagari Extra" w:hAnsi="BRH Devanagari Extra" w:cs="BRH Devanagari Extra"/>
+                <w:color w:val="000000"/>
+                <w:sz w:val="32"/>
+                <w:szCs w:val="32"/>
+                <w:highlight w:val="yellow"/>
+              </w:rPr>
+              <w:t>qÉÏcÉÏÿ</w:t>
+            </w:r>
+            <w:r>
+              <w:rPr>
+                <w:rFonts w:ascii="BRH Devanagari Extra" w:hAnsi="BRH Devanagari Extra" w:cs="BRH Devanagari Extra"/>
+                <w:color w:val="000000"/>
+                <w:sz w:val="32"/>
+                <w:szCs w:val="32"/>
+              </w:rPr>
+              <w:t xml:space="preserve"> ||</w:t>
+            </w:r>
+          </w:p>
+          <w:p>
+            <w:pPr>
+              <w:widowControl w:val="0"/>
+              <w:autoSpaceDE w:val="0"/>
+              <w:autoSpaceDN w:val="0"/>
+              <w:adjustRightInd w:val="0"/>
+              <w:spacing w:before="0" w:line="240" w:lineRule="auto"/>
+              <w:ind w:right="-234"/>
+              <w:rPr>
+                <w:rFonts w:ascii="BRH Devanagari Extra" w:hAnsi="BRH Devanagari Extra" w:cs="BRH Devanagari Extra"/>
+                <w:color w:val="000000"/>
+                <w:sz w:val="32"/>
+                <w:szCs w:val="32"/>
+              </w:rPr>
+            </w:pPr>
+            <w:r>
+              <w:rPr>
+                <w:rFonts w:ascii="BRH Devanagari Extra" w:hAnsi="BRH Devanagari Extra" w:cs="BRH Devanagari Extra"/>
+                <w:color w:val="000000"/>
+                <w:sz w:val="32"/>
+                <w:szCs w:val="32"/>
+              </w:rPr>
+              <w:t>ÍzÉzÉÑ</w:t>
+            </w:r>
+            <w:r>
+              <w:rPr>
+                <w:rFonts w:ascii="BRH Malayalam Extra" w:hAnsi="BRH Malayalam Extra" w:cs="BRH Devanagari Extra"/>
+                <w:color w:val="000000"/>
+                <w:szCs w:val="32"/>
+              </w:rPr>
+              <w:t>–</w:t>
+            </w:r>
+            <w:r>
+              <w:rPr>
+                <w:rFonts w:ascii="BRH Devanagari Extra" w:hAnsi="BRH Devanagari Extra" w:cs="BRH Devanagari Extra"/>
+                <w:color w:val="000000"/>
+                <w:sz w:val="32"/>
+                <w:szCs w:val="32"/>
+              </w:rPr>
+              <w:t xml:space="preserve"> qÉåMü</w:t>
+            </w:r>
+            <w:r>
+              <w:rPr>
+                <w:rFonts w:ascii="BRH Malayalam Extra" w:hAnsi="BRH Malayalam Extra" w:cs="BRH Devanagari Extra"/>
+                <w:color w:val="000000"/>
+                <w:szCs w:val="32"/>
+              </w:rPr>
+              <w:t>–</w:t>
+            </w:r>
+            <w:r>
+              <w:rPr>
+                <w:rFonts w:ascii="BRH Devanagari Extra" w:hAnsi="BRH Devanagari Extra" w:cs="BRH Devanagari Extra"/>
+                <w:color w:val="000000"/>
+                <w:sz w:val="32"/>
+                <w:szCs w:val="32"/>
+              </w:rPr>
+              <w:t xml:space="preserve"> qÉåMü</w:t>
+            </w:r>
+            <w:r>
+              <w:rPr>
+                <w:rFonts w:ascii="BRH Malayalam Extra" w:hAnsi="BRH Malayalam Extra" w:cs="BRH Devanagari Extra"/>
+                <w:color w:val="000000"/>
+                <w:szCs w:val="32"/>
+              </w:rPr>
+              <w:t>–</w:t>
+            </w:r>
+            <w:r>
+              <w:rPr>
+                <w:rFonts w:ascii="BRH Devanagari Extra" w:hAnsi="BRH Devanagari Extra" w:cs="BRH Devanagari Extra"/>
+                <w:color w:val="000000"/>
+                <w:sz w:val="26"/>
+                <w:szCs w:val="32"/>
+              </w:rPr>
+              <w:t>óè</w:t>
+            </w:r>
+            <w:r>
+              <w:rPr>
+                <w:rFonts w:ascii="BRH Malayalam Extra" w:hAnsi="BRH Malayalam Extra" w:cs="BRH Devanagari Extra"/>
+                <w:color w:val="000000"/>
+                <w:szCs w:val="32"/>
+              </w:rPr>
+              <w:t>–</w:t>
+            </w:r>
+            <w:r>
+              <w:rPr>
+                <w:rFonts w:ascii="BRH Devanagari Extra" w:hAnsi="BRH Devanagari Extra" w:cs="BRH Devanagari Extra"/>
+                <w:color w:val="000000"/>
+                <w:sz w:val="32"/>
+                <w:szCs w:val="32"/>
+              </w:rPr>
+              <w:t xml:space="preserve"> ÍzÉzÉÑ</w:t>
+            </w:r>
+            <w:r>
+              <w:rPr>
+                <w:rFonts w:ascii="BRH Malayalam Extra" w:hAnsi="BRH Malayalam Extra" w:cs="BRH Devanagari Extra"/>
+                <w:color w:val="000000"/>
+                <w:szCs w:val="32"/>
+              </w:rPr>
+              <w:t>–</w:t>
+            </w:r>
+            <w:r>
+              <w:rPr>
+                <w:rFonts w:ascii="BRH Devanagari Extra" w:hAnsi="BRH Devanagari Extra" w:cs="BRH Devanagari Extra"/>
+                <w:color w:val="000000"/>
+                <w:sz w:val="26"/>
+                <w:szCs w:val="32"/>
+              </w:rPr>
+              <w:t>óè</w:t>
+            </w:r>
+            <w:r>
+              <w:rPr>
+                <w:rFonts w:ascii="BRH Malayalam Extra" w:hAnsi="BRH Malayalam Extra" w:cs="BRH Devanagari Extra"/>
+                <w:color w:val="000000"/>
+                <w:szCs w:val="32"/>
+              </w:rPr>
+              <w:t>–</w:t>
+            </w:r>
+            <w:r>
+              <w:rPr>
+                <w:rFonts w:ascii="BRH Devanagari Extra" w:hAnsi="BRH Devanagari Extra" w:cs="BRH Devanagari Extra"/>
+                <w:color w:val="000000"/>
+                <w:sz w:val="32"/>
+                <w:szCs w:val="32"/>
+              </w:rPr>
+              <w:t xml:space="preserve"> ÍzÉzÉÑ</w:t>
+            </w:r>
+            <w:r>
+              <w:rPr>
+                <w:rFonts w:ascii="BRH Malayalam Extra" w:hAnsi="BRH Malayalam Extra" w:cs="BRH Devanagari Extra"/>
+                <w:color w:val="000000"/>
+                <w:szCs w:val="32"/>
+              </w:rPr>
+              <w:t>–</w:t>
+            </w:r>
+            <w:r>
+              <w:rPr>
+                <w:rFonts w:ascii="BRH Devanagari Extra" w:hAnsi="BRH Devanagari Extra" w:cs="BRH Devanagari Extra"/>
+                <w:color w:val="000000"/>
+                <w:sz w:val="32"/>
+                <w:szCs w:val="32"/>
+              </w:rPr>
+              <w:t xml:space="preserve"> qÉåMü</w:t>
+            </w:r>
+            <w:r>
+              <w:rPr>
+                <w:rFonts w:ascii="BRH Devanagari Extra" w:hAnsi="BRH Devanagari Extra" w:cs="BRH Devanagari Extra"/>
+                <w:color w:val="000000"/>
+                <w:sz w:val="26"/>
+                <w:szCs w:val="32"/>
+              </w:rPr>
+              <w:t>óè</w:t>
+            </w:r>
+            <w:r>
+              <w:rPr>
+                <w:rFonts w:ascii="BRH Devanagari Extra" w:hAnsi="BRH Devanagari Extra" w:cs="BRH Devanagari Extra"/>
+                <w:color w:val="000000"/>
+                <w:sz w:val="32"/>
+                <w:szCs w:val="32"/>
+              </w:rPr>
+              <w:t xml:space="preserve">þ </w:t>
+            </w:r>
+            <w:r>
+              <w:rPr>
+                <w:rFonts w:ascii="BRH Devanagari Extra" w:hAnsi="BRH Devanagari Extra" w:cs="BRH Devanagari Extra"/>
+                <w:color w:val="000000"/>
+                <w:sz w:val="32"/>
+                <w:szCs w:val="32"/>
+                <w:highlight w:val="yellow"/>
+              </w:rPr>
+              <w:t>xÉ</w:t>
+            </w:r>
+            <w:r>
+              <w:rPr>
+                <w:rFonts w:ascii="BRH Malayalam Extra" w:hAnsi="BRH Malayalam Extra" w:cs="BRH Devanagari Extra"/>
+                <w:color w:val="000000"/>
+                <w:szCs w:val="32"/>
+                <w:highlight w:val="yellow"/>
+              </w:rPr>
+              <w:t>–</w:t>
+            </w:r>
+            <w:r>
+              <w:rPr>
+                <w:rFonts w:ascii="BRH Devanagari Extra" w:hAnsi="BRH Devanagari Extra" w:cs="BRH Devanagari Extra"/>
+                <w:color w:val="000000"/>
+                <w:sz w:val="32"/>
+                <w:szCs w:val="32"/>
+                <w:highlight w:val="yellow"/>
+              </w:rPr>
+              <w:t>qÉÏcÉÏþ</w:t>
+            </w:r>
+            <w:r>
+              <w:rPr>
+                <w:rFonts w:ascii="BRH Devanagari Extra" w:hAnsi="BRH Devanagari Extra" w:cs="BRH Devanagari Extra"/>
+                <w:color w:val="000000"/>
+                <w:sz w:val="32"/>
+                <w:szCs w:val="32"/>
+              </w:rPr>
+              <w:t xml:space="preserve"> </w:t>
+            </w:r>
+            <w:r>
+              <w:rPr>
+                <w:rFonts w:ascii="BRH Devanagari Extra" w:hAnsi="BRH Devanagari Extra" w:cs="BRH Devanagari Extra"/>
+                <w:color w:val="000000"/>
+                <w:sz w:val="32"/>
+                <w:szCs w:val="32"/>
+                <w:highlight w:val="yellow"/>
+              </w:rPr>
+              <w:t>xÉ</w:t>
+            </w:r>
+            <w:r>
+              <w:rPr>
+                <w:rFonts w:ascii="BRH Malayalam Extra" w:hAnsi="BRH Malayalam Extra" w:cs="BRH Devanagari Extra"/>
+                <w:color w:val="000000"/>
+                <w:szCs w:val="32"/>
+                <w:highlight w:val="yellow"/>
+              </w:rPr>
+              <w:t>–</w:t>
+            </w:r>
+            <w:r>
+              <w:rPr>
+                <w:rFonts w:ascii="BRH Devanagari Extra" w:hAnsi="BRH Devanagari Extra" w:cs="BRH Devanagari Extra"/>
+                <w:color w:val="000000"/>
+                <w:sz w:val="32"/>
+                <w:szCs w:val="32"/>
+                <w:highlight w:val="yellow"/>
+              </w:rPr>
+              <w:t>qÉÏcÉÏ</w:t>
+            </w:r>
+            <w:r>
+              <w:rPr>
+                <w:rFonts w:ascii="BRH Malayalam Extra" w:hAnsi="BRH Malayalam Extra" w:cs="BRH Devanagari Extra"/>
+                <w:color w:val="000000"/>
+                <w:szCs w:val="32"/>
+              </w:rPr>
+              <w:t>–</w:t>
+            </w:r>
+            <w:r>
+              <w:rPr>
+                <w:rFonts w:ascii="BRH Devanagari Extra" w:hAnsi="BRH Devanagari Extra" w:cs="BRH Devanagari Extra"/>
+                <w:color w:val="000000"/>
+                <w:sz w:val="32"/>
+                <w:szCs w:val="32"/>
+              </w:rPr>
+              <w:t xml:space="preserve"> LMü</w:t>
+            </w:r>
+            <w:r>
+              <w:rPr>
+                <w:rFonts w:ascii="BRH Malayalam Extra" w:hAnsi="BRH Malayalam Extra" w:cs="BRH Devanagari Extra"/>
+                <w:color w:val="000000"/>
+                <w:szCs w:val="32"/>
+              </w:rPr>
+              <w:t>–</w:t>
+            </w:r>
+            <w:r>
+              <w:rPr>
+                <w:rFonts w:ascii="BRH Devanagari Extra" w:hAnsi="BRH Devanagari Extra" w:cs="BRH Devanagari Extra"/>
+                <w:color w:val="000000"/>
+                <w:sz w:val="26"/>
+                <w:szCs w:val="32"/>
+              </w:rPr>
+              <w:t>óè</w:t>
+            </w:r>
+            <w:r>
+              <w:rPr>
+                <w:rFonts w:ascii="BRH Malayalam Extra" w:hAnsi="BRH Malayalam Extra" w:cs="BRH Devanagari Extra"/>
+                <w:color w:val="000000"/>
+                <w:szCs w:val="32"/>
+              </w:rPr>
+              <w:t>–</w:t>
+            </w:r>
+            <w:r>
+              <w:rPr>
+                <w:rFonts w:ascii="BRH Devanagari Extra" w:hAnsi="BRH Devanagari Extra" w:cs="BRH Devanagari Extra"/>
+                <w:color w:val="000000"/>
+                <w:sz w:val="32"/>
+                <w:szCs w:val="32"/>
+              </w:rPr>
+              <w:t xml:space="preserve"> ÍzÉzÉÑ</w:t>
+            </w:r>
+            <w:r>
+              <w:rPr>
+                <w:rFonts w:ascii="BRH Malayalam Extra" w:hAnsi="BRH Malayalam Extra" w:cs="BRH Devanagari Extra"/>
+                <w:color w:val="000000"/>
+                <w:szCs w:val="32"/>
+              </w:rPr>
+              <w:t>–</w:t>
+            </w:r>
+            <w:r>
+              <w:rPr>
+                <w:rFonts w:ascii="BRH Devanagari Extra" w:hAnsi="BRH Devanagari Extra" w:cs="BRH Devanagari Extra"/>
+                <w:color w:val="000000"/>
+                <w:sz w:val="26"/>
+                <w:szCs w:val="32"/>
+              </w:rPr>
+              <w:t>óè</w:t>
+            </w:r>
+            <w:r>
+              <w:rPr>
+                <w:rFonts w:ascii="BRH Malayalam Extra" w:hAnsi="BRH Malayalam Extra" w:cs="BRH Devanagari Extra"/>
+                <w:color w:val="000000"/>
+                <w:szCs w:val="32"/>
+              </w:rPr>
+              <w:t>–</w:t>
+            </w:r>
+            <w:r>
+              <w:rPr>
+                <w:rFonts w:ascii="BRH Devanagari Extra" w:hAnsi="BRH Devanagari Extra" w:cs="BRH Devanagari Extra"/>
+                <w:color w:val="000000"/>
+                <w:sz w:val="32"/>
+                <w:szCs w:val="32"/>
+              </w:rPr>
+              <w:t xml:space="preserve"> ÍzÉzÉÑ</w:t>
+            </w:r>
+            <w:r>
+              <w:rPr>
+                <w:rFonts w:ascii="BRH Malayalam Extra" w:hAnsi="BRH Malayalam Extra" w:cs="BRH Devanagari Extra"/>
+                <w:color w:val="000000"/>
+                <w:szCs w:val="32"/>
+              </w:rPr>
+              <w:t>–</w:t>
+            </w:r>
+            <w:r>
+              <w:rPr>
+                <w:rFonts w:ascii="BRH Devanagari Extra" w:hAnsi="BRH Devanagari Extra" w:cs="BRH Devanagari Extra"/>
+                <w:color w:val="000000"/>
+                <w:sz w:val="32"/>
+                <w:szCs w:val="32"/>
+              </w:rPr>
+              <w:t xml:space="preserve"> qÉåMü</w:t>
+            </w:r>
+            <w:r>
+              <w:rPr>
+                <w:rFonts w:ascii="BRH Devanagari Extra" w:hAnsi="BRH Devanagari Extra" w:cs="BRH Devanagari Extra"/>
+                <w:color w:val="000000"/>
+                <w:sz w:val="26"/>
+                <w:szCs w:val="32"/>
+              </w:rPr>
+              <w:t>óè</w:t>
+            </w:r>
+            <w:r>
+              <w:rPr>
+                <w:rFonts w:ascii="BRH Devanagari Extra" w:hAnsi="BRH Devanagari Extra" w:cs="BRH Devanagari Extra"/>
+                <w:color w:val="000000"/>
+                <w:sz w:val="32"/>
+                <w:szCs w:val="32"/>
+              </w:rPr>
+              <w:t xml:space="preserve">þ </w:t>
+            </w:r>
+            <w:r>
+              <w:rPr>
+                <w:rFonts w:ascii="BRH Devanagari Extra" w:hAnsi="BRH Devanagari Extra" w:cs="BRH Devanagari Extra"/>
+                <w:color w:val="000000"/>
+                <w:sz w:val="32"/>
+                <w:szCs w:val="32"/>
+                <w:highlight w:val="yellow"/>
+              </w:rPr>
+              <w:t>xÉ</w:t>
+            </w:r>
+            <w:r>
+              <w:rPr>
+                <w:rFonts w:ascii="BRH Malayalam Extra" w:hAnsi="BRH Malayalam Extra" w:cs="BRH Devanagari Extra"/>
+                <w:color w:val="000000"/>
+                <w:szCs w:val="32"/>
+                <w:highlight w:val="yellow"/>
+              </w:rPr>
+              <w:t>–</w:t>
+            </w:r>
+            <w:r>
+              <w:rPr>
+                <w:rFonts w:ascii="BRH Devanagari Extra" w:hAnsi="BRH Devanagari Extra" w:cs="BRH Devanagari Extra"/>
+                <w:color w:val="000000"/>
+                <w:sz w:val="32"/>
+                <w:szCs w:val="32"/>
+                <w:highlight w:val="yellow"/>
+              </w:rPr>
+              <w:t>qÉÏcÉÏÿ</w:t>
+            </w:r>
+            <w:r>
+              <w:rPr>
+                <w:rFonts w:ascii="BRH Devanagari Extra" w:hAnsi="BRH Devanagari Extra" w:cs="BRH Devanagari Extra"/>
+                <w:color w:val="000000"/>
+                <w:sz w:val="32"/>
+                <w:szCs w:val="32"/>
+              </w:rPr>
+              <w:t xml:space="preserve"> | </w:t>
+            </w:r>
+          </w:p>
+          <w:p>
+            <w:pPr>
+              <w:widowControl w:val="0"/>
+              <w:autoSpaceDE w:val="0"/>
+              <w:autoSpaceDN w:val="0"/>
+              <w:adjustRightInd w:val="0"/>
+              <w:spacing w:before="0" w:line="240" w:lineRule="auto"/>
+              <w:ind w:right="-234"/>
+              <w:rPr>
+                <w:rFonts w:ascii="BRH Devanagari Extra" w:hAnsi="BRH Devanagari Extra" w:cs="BRH Devanagari Extra"/>
+                <w:color w:val="000000"/>
+                <w:sz w:val="32"/>
+                <w:szCs w:val="32"/>
+              </w:rPr>
+            </w:pPr>
+            <w:r>
+              <w:rPr>
+                <w:rFonts w:cs="BRH Devanagari Extra"/>
+                <w:color w:val="000000"/>
+                <w:szCs w:val="32"/>
+              </w:rPr>
+              <w:t>53</w:t>
+            </w:r>
+            <w:r>
+              <w:rPr>
+                <w:rFonts w:ascii="BRH Devanagari Extra" w:hAnsi="BRH Devanagari Extra" w:cs="BRH Devanagari Extra"/>
+                <w:color w:val="000000"/>
+                <w:sz w:val="32"/>
+                <w:szCs w:val="32"/>
+              </w:rPr>
+              <w:t>)</w:t>
+            </w:r>
+            <w:r>
+              <w:rPr>
+                <w:rFonts w:ascii="BRH Devanagari Extra" w:hAnsi="BRH Devanagari Extra" w:cs="BRH Devanagari Extra"/>
+                <w:color w:val="000000"/>
+                <w:sz w:val="32"/>
+                <w:szCs w:val="32"/>
+              </w:rPr>
+              <w:tab/>
+            </w:r>
+            <w:r>
+              <w:rPr>
+                <w:rFonts w:cs="BRH Devanagari Extra"/>
+                <w:color w:val="000000"/>
+                <w:szCs w:val="32"/>
+              </w:rPr>
+              <w:t>4</w:t>
+            </w:r>
+            <w:r>
+              <w:rPr>
+                <w:rFonts w:ascii="BRH Devanagari Extra" w:hAnsi="BRH Devanagari Extra" w:cs="BRH Devanagari Extra"/>
+                <w:color w:val="000000"/>
+                <w:sz w:val="32"/>
+                <w:szCs w:val="32"/>
+              </w:rPr>
+              <w:t>.</w:t>
+            </w:r>
+            <w:r>
+              <w:rPr>
+                <w:rFonts w:cs="BRH Devanagari Extra"/>
+                <w:color w:val="000000"/>
+                <w:szCs w:val="32"/>
+              </w:rPr>
+              <w:t>1</w:t>
+            </w:r>
+            <w:r>
+              <w:rPr>
+                <w:rFonts w:ascii="BRH Devanagari Extra" w:hAnsi="BRH Devanagari Extra" w:cs="BRH Devanagari Extra"/>
+                <w:color w:val="000000"/>
+                <w:sz w:val="32"/>
+                <w:szCs w:val="32"/>
+              </w:rPr>
+              <w:t>.</w:t>
+            </w:r>
+            <w:r>
+              <w:rPr>
+                <w:rFonts w:cs="BRH Devanagari Extra"/>
+                <w:color w:val="000000"/>
+                <w:szCs w:val="32"/>
+              </w:rPr>
+              <w:t>10</w:t>
+            </w:r>
+            <w:r>
+              <w:rPr>
+                <w:rFonts w:ascii="BRH Devanagari Extra" w:hAnsi="BRH Devanagari Extra" w:cs="BRH Devanagari Extra"/>
+                <w:color w:val="000000"/>
+                <w:sz w:val="32"/>
+                <w:szCs w:val="32"/>
+              </w:rPr>
+              <w:t>.</w:t>
+            </w:r>
+            <w:r>
+              <w:rPr>
+                <w:rFonts w:cs="BRH Devanagari Extra"/>
+                <w:color w:val="000000"/>
+                <w:szCs w:val="32"/>
+              </w:rPr>
+              <w:t>4</w:t>
+            </w:r>
+            <w:r>
+              <w:rPr>
+                <w:rFonts w:ascii="BRH Devanagari Extra" w:hAnsi="BRH Devanagari Extra" w:cs="BRH Devanagari Extra"/>
+                <w:color w:val="000000"/>
+                <w:sz w:val="32"/>
+                <w:szCs w:val="32"/>
+              </w:rPr>
+              <w:t>(</w:t>
+            </w:r>
+            <w:r>
+              <w:rPr>
+                <w:rFonts w:cs="BRH Devanagari Extra"/>
+                <w:color w:val="000000"/>
+                <w:szCs w:val="32"/>
+              </w:rPr>
+              <w:t>46</w:t>
+            </w:r>
+            <w:r>
+              <w:rPr>
+                <w:rFonts w:ascii="BRH Devanagari Extra" w:hAnsi="BRH Devanagari Extra" w:cs="BRH Devanagari Extra"/>
+                <w:color w:val="000000"/>
+                <w:sz w:val="32"/>
+                <w:szCs w:val="32"/>
+              </w:rPr>
+              <w:t xml:space="preserve">)- LMüÿqÉç | </w:t>
+            </w:r>
+            <w:r>
+              <w:rPr>
+                <w:rFonts w:ascii="BRH Devanagari Extra" w:hAnsi="BRH Devanagari Extra" w:cs="BRH Devanagari Extra"/>
+                <w:color w:val="000000"/>
+                <w:sz w:val="32"/>
+                <w:szCs w:val="32"/>
+                <w:highlight w:val="yellow"/>
+              </w:rPr>
+              <w:t>xÉ</w:t>
+            </w:r>
+            <w:r>
+              <w:rPr>
+                <w:rFonts w:ascii="BRH Malayalam Extra" w:hAnsi="BRH Malayalam Extra" w:cs="BRH Devanagari Extra"/>
+                <w:color w:val="000000"/>
+                <w:szCs w:val="32"/>
+                <w:highlight w:val="yellow"/>
+              </w:rPr>
+              <w:t>–</w:t>
+            </w:r>
+            <w:r>
+              <w:rPr>
+                <w:rFonts w:ascii="BRH Devanagari Extra" w:hAnsi="BRH Devanagari Extra" w:cs="BRH Devanagari Extra"/>
+                <w:color w:val="000000"/>
+                <w:sz w:val="32"/>
+                <w:szCs w:val="32"/>
+                <w:highlight w:val="yellow"/>
+              </w:rPr>
+              <w:t>qÉÏcÉÏ</w:t>
+            </w:r>
+            <w:r>
+              <w:rPr>
+                <w:rFonts w:ascii="BRH Devanagari Extra" w:hAnsi="BRH Devanagari Extra" w:cs="BRH Devanagari Extra"/>
+                <w:color w:val="000000"/>
+                <w:sz w:val="32"/>
+                <w:szCs w:val="32"/>
+              </w:rPr>
+              <w:t>ÿ ||</w:t>
+            </w:r>
+          </w:p>
+          <w:p>
+            <w:pPr>
+              <w:widowControl w:val="0"/>
+              <w:autoSpaceDE w:val="0"/>
+              <w:autoSpaceDN w:val="0"/>
+              <w:adjustRightInd w:val="0"/>
+              <w:spacing w:before="0" w:line="240" w:lineRule="auto"/>
+              <w:ind w:right="-234"/>
+              <w:rPr>
+                <w:rFonts w:ascii="BRH Devanagari Extra" w:hAnsi="BRH Devanagari Extra" w:cs="BRH Devanagari Extra"/>
+                <w:color w:val="000000"/>
+                <w:sz w:val="32"/>
+                <w:szCs w:val="32"/>
+              </w:rPr>
+            </w:pPr>
+            <w:r>
+              <w:rPr>
+                <w:rFonts w:ascii="BRH Devanagari Extra" w:hAnsi="BRH Devanagari Extra" w:cs="BRH Devanagari Extra"/>
+                <w:color w:val="000000"/>
+                <w:sz w:val="32"/>
+                <w:szCs w:val="32"/>
+              </w:rPr>
+              <w:t>LMü</w:t>
+            </w:r>
+            <w:r>
+              <w:rPr>
+                <w:rFonts w:ascii="BRH Devanagari Extra" w:hAnsi="BRH Devanagari Extra" w:cs="BRH Devanagari Extra"/>
+                <w:color w:val="000000"/>
+                <w:sz w:val="26"/>
+                <w:szCs w:val="32"/>
+              </w:rPr>
+              <w:t>óè</w:t>
+            </w:r>
+            <w:r>
+              <w:rPr>
+                <w:rFonts w:ascii="BRH Devanagari Extra" w:hAnsi="BRH Devanagari Extra" w:cs="BRH Devanagari Extra"/>
+                <w:color w:val="000000"/>
+                <w:sz w:val="32"/>
+                <w:szCs w:val="32"/>
+              </w:rPr>
+              <w:t xml:space="preserve">þ </w:t>
+            </w:r>
+            <w:r>
+              <w:rPr>
+                <w:rFonts w:ascii="BRH Devanagari Extra" w:hAnsi="BRH Devanagari Extra" w:cs="BRH Devanagari Extra"/>
+                <w:color w:val="000000"/>
+                <w:sz w:val="32"/>
+                <w:szCs w:val="32"/>
+                <w:highlight w:val="yellow"/>
+              </w:rPr>
+              <w:t>xÉ</w:t>
+            </w:r>
+            <w:r>
+              <w:rPr>
+                <w:rFonts w:ascii="BRH Malayalam Extra" w:hAnsi="BRH Malayalam Extra" w:cs="BRH Devanagari Extra"/>
+                <w:color w:val="000000"/>
+                <w:szCs w:val="32"/>
+                <w:highlight w:val="yellow"/>
+              </w:rPr>
+              <w:t>–</w:t>
+            </w:r>
+            <w:r>
+              <w:rPr>
+                <w:rFonts w:ascii="BRH Devanagari Extra" w:hAnsi="BRH Devanagari Extra" w:cs="BRH Devanagari Extra"/>
+                <w:color w:val="000000"/>
+                <w:sz w:val="32"/>
+                <w:szCs w:val="32"/>
+                <w:highlight w:val="yellow"/>
+              </w:rPr>
+              <w:t>qÉÏcÉ</w:t>
+            </w:r>
+            <w:r>
+              <w:rPr>
+                <w:rFonts w:ascii="BRH Devanagari Extra" w:hAnsi="BRH Devanagari Extra" w:cs="BRH Devanagari Extra"/>
+                <w:color w:val="000000"/>
+                <w:sz w:val="32"/>
+                <w:szCs w:val="32"/>
+              </w:rPr>
+              <w:t xml:space="preserve">Ïþ </w:t>
+            </w:r>
+            <w:r>
+              <w:rPr>
+                <w:rFonts w:ascii="BRH Devanagari Extra" w:hAnsi="BRH Devanagari Extra" w:cs="BRH Devanagari Extra"/>
+                <w:color w:val="000000"/>
+                <w:sz w:val="32"/>
+                <w:szCs w:val="32"/>
+                <w:highlight w:val="yellow"/>
+              </w:rPr>
+              <w:t>xÉ</w:t>
+            </w:r>
+            <w:r>
+              <w:rPr>
+                <w:rFonts w:ascii="BRH Malayalam Extra" w:hAnsi="BRH Malayalam Extra" w:cs="BRH Devanagari Extra"/>
+                <w:color w:val="000000"/>
+                <w:szCs w:val="32"/>
+                <w:highlight w:val="yellow"/>
+              </w:rPr>
+              <w:t>–</w:t>
+            </w:r>
+            <w:r>
+              <w:rPr>
+                <w:rFonts w:ascii="BRH Devanagari Extra" w:hAnsi="BRH Devanagari Extra" w:cs="BRH Devanagari Extra"/>
+                <w:color w:val="000000"/>
+                <w:sz w:val="32"/>
+                <w:szCs w:val="32"/>
+                <w:highlight w:val="yellow"/>
+              </w:rPr>
+              <w:t>qÉÏcÉÏ</w:t>
+            </w:r>
+            <w:r>
+              <w:rPr>
+                <w:rFonts w:ascii="BRH Malayalam Extra" w:hAnsi="BRH Malayalam Extra" w:cs="BRH Devanagari Extra"/>
+                <w:color w:val="000000"/>
+                <w:szCs w:val="32"/>
+              </w:rPr>
+              <w:t>–</w:t>
+            </w:r>
+            <w:r>
+              <w:rPr>
+                <w:rFonts w:ascii="BRH Devanagari Extra" w:hAnsi="BRH Devanagari Extra" w:cs="BRH Devanagari Extra"/>
+                <w:color w:val="000000"/>
+                <w:sz w:val="32"/>
+                <w:szCs w:val="32"/>
+              </w:rPr>
+              <w:t xml:space="preserve"> LMü</w:t>
+            </w:r>
+            <w:r>
+              <w:rPr>
+                <w:rFonts w:ascii="BRH Malayalam Extra" w:hAnsi="BRH Malayalam Extra" w:cs="BRH Devanagari Extra"/>
+                <w:color w:val="000000"/>
+                <w:szCs w:val="32"/>
+              </w:rPr>
+              <w:t>–</w:t>
+            </w:r>
+            <w:r>
+              <w:rPr>
+                <w:rFonts w:ascii="BRH Devanagari Extra" w:hAnsi="BRH Devanagari Extra" w:cs="BRH Devanagari Extra"/>
+                <w:color w:val="000000"/>
+                <w:sz w:val="32"/>
+                <w:szCs w:val="32"/>
+              </w:rPr>
+              <w:t xml:space="preserve"> qÉåMü</w:t>
+            </w:r>
+            <w:r>
+              <w:rPr>
+                <w:rFonts w:ascii="BRH Devanagari Extra" w:hAnsi="BRH Devanagari Extra" w:cs="BRH Devanagari Extra"/>
+                <w:color w:val="000000"/>
+                <w:sz w:val="26"/>
+                <w:szCs w:val="32"/>
+              </w:rPr>
+              <w:t>óè</w:t>
+            </w:r>
+            <w:r>
+              <w:rPr>
+                <w:rFonts w:ascii="BRH Devanagari Extra" w:hAnsi="BRH Devanagari Extra" w:cs="BRH Devanagari Extra"/>
+                <w:color w:val="000000"/>
+                <w:sz w:val="32"/>
+                <w:szCs w:val="32"/>
+              </w:rPr>
+              <w:t xml:space="preserve">þ </w:t>
+            </w:r>
+            <w:r>
+              <w:rPr>
+                <w:rFonts w:ascii="BRH Devanagari Extra" w:hAnsi="BRH Devanagari Extra" w:cs="BRH Devanagari Extra"/>
+                <w:color w:val="000000"/>
+                <w:sz w:val="32"/>
+                <w:szCs w:val="32"/>
+                <w:highlight w:val="yellow"/>
+              </w:rPr>
+              <w:t>xÉ</w:t>
+            </w:r>
+            <w:r>
+              <w:rPr>
+                <w:rFonts w:ascii="BRH Malayalam Extra" w:hAnsi="BRH Malayalam Extra" w:cs="BRH Devanagari Extra"/>
+                <w:color w:val="000000"/>
+                <w:szCs w:val="32"/>
+                <w:highlight w:val="yellow"/>
+              </w:rPr>
+              <w:t>–</w:t>
+            </w:r>
+            <w:r>
+              <w:rPr>
+                <w:rFonts w:ascii="BRH Devanagari Extra" w:hAnsi="BRH Devanagari Extra" w:cs="BRH Devanagari Extra"/>
+                <w:color w:val="000000"/>
+                <w:sz w:val="32"/>
+                <w:szCs w:val="32"/>
+                <w:highlight w:val="yellow"/>
+              </w:rPr>
+              <w:t>qÉÏc</w:t>
+            </w:r>
+            <w:r>
+              <w:rPr>
+                <w:rFonts w:ascii="BRH Devanagari Extra" w:hAnsi="BRH Devanagari Extra" w:cs="BRH Devanagari Extra"/>
+                <w:color w:val="000000"/>
+                <w:sz w:val="32"/>
+                <w:szCs w:val="32"/>
+              </w:rPr>
+              <w:t xml:space="preserve">ÉÏÿ | </w:t>
+            </w:r>
+          </w:p>
+          <w:p>
+            <w:pPr>
+              <w:widowControl w:val="0"/>
+              <w:autoSpaceDE w:val="0"/>
+              <w:autoSpaceDN w:val="0"/>
+              <w:adjustRightInd w:val="0"/>
+              <w:spacing w:before="0" w:line="240" w:lineRule="auto"/>
+              <w:ind w:right="-234"/>
+              <w:rPr>
+                <w:rFonts w:ascii="BRH Devanagari Extra" w:hAnsi="BRH Devanagari Extra" w:cs="BRH Devanagari Extra"/>
+                <w:color w:val="000000"/>
+                <w:sz w:val="32"/>
+                <w:szCs w:val="32"/>
+              </w:rPr>
+            </w:pPr>
+            <w:r>
+              <w:rPr>
+                <w:rFonts w:cs="BRH Devanagari Extra"/>
+                <w:color w:val="000000"/>
+                <w:szCs w:val="32"/>
+              </w:rPr>
+              <w:t>54</w:t>
+            </w:r>
+            <w:r>
+              <w:rPr>
+                <w:rFonts w:ascii="BRH Devanagari Extra" w:hAnsi="BRH Devanagari Extra" w:cs="BRH Devanagari Extra"/>
+                <w:color w:val="000000"/>
+                <w:sz w:val="32"/>
+                <w:szCs w:val="32"/>
+              </w:rPr>
+              <w:t>)</w:t>
+            </w:r>
+            <w:r>
+              <w:rPr>
+                <w:rFonts w:ascii="BRH Devanagari Extra" w:hAnsi="BRH Devanagari Extra" w:cs="BRH Devanagari Extra"/>
+                <w:color w:val="000000"/>
+                <w:sz w:val="32"/>
+                <w:szCs w:val="32"/>
+              </w:rPr>
+              <w:tab/>
+            </w:r>
+            <w:r>
+              <w:rPr>
+                <w:rFonts w:cs="BRH Devanagari Extra"/>
+                <w:color w:val="000000"/>
+                <w:szCs w:val="32"/>
+              </w:rPr>
+              <w:t>4</w:t>
+            </w:r>
+            <w:r>
+              <w:rPr>
+                <w:rFonts w:ascii="BRH Devanagari Extra" w:hAnsi="BRH Devanagari Extra" w:cs="BRH Devanagari Extra"/>
+                <w:color w:val="000000"/>
+                <w:sz w:val="32"/>
+                <w:szCs w:val="32"/>
+              </w:rPr>
+              <w:t>.</w:t>
+            </w:r>
+            <w:r>
+              <w:rPr>
+                <w:rFonts w:cs="BRH Devanagari Extra"/>
+                <w:color w:val="000000"/>
+                <w:szCs w:val="32"/>
+              </w:rPr>
+              <w:t>1</w:t>
+            </w:r>
+            <w:r>
+              <w:rPr>
+                <w:rFonts w:ascii="BRH Devanagari Extra" w:hAnsi="BRH Devanagari Extra" w:cs="BRH Devanagari Extra"/>
+                <w:color w:val="000000"/>
+                <w:sz w:val="32"/>
+                <w:szCs w:val="32"/>
+              </w:rPr>
+              <w:t>.</w:t>
+            </w:r>
+            <w:r>
+              <w:rPr>
+                <w:rFonts w:cs="BRH Devanagari Extra"/>
+                <w:color w:val="000000"/>
+                <w:szCs w:val="32"/>
+              </w:rPr>
+              <w:t>10</w:t>
+            </w:r>
+            <w:r>
+              <w:rPr>
+                <w:rFonts w:ascii="BRH Devanagari Extra" w:hAnsi="BRH Devanagari Extra" w:cs="BRH Devanagari Extra"/>
+                <w:color w:val="000000"/>
+                <w:sz w:val="32"/>
+                <w:szCs w:val="32"/>
+              </w:rPr>
+              <w:t>.</w:t>
+            </w:r>
+            <w:r>
+              <w:rPr>
+                <w:rFonts w:cs="BRH Devanagari Extra"/>
+                <w:color w:val="000000"/>
+                <w:szCs w:val="32"/>
+              </w:rPr>
+              <w:t>4</w:t>
+            </w:r>
+            <w:r>
+              <w:rPr>
+                <w:rFonts w:ascii="BRH Devanagari Extra" w:hAnsi="BRH Devanagari Extra" w:cs="BRH Devanagari Extra"/>
+                <w:color w:val="000000"/>
+                <w:sz w:val="32"/>
+                <w:szCs w:val="32"/>
+              </w:rPr>
+              <w:t>(</w:t>
+            </w:r>
+            <w:r>
+              <w:rPr>
+                <w:rFonts w:cs="BRH Devanagari Extra"/>
+                <w:color w:val="000000"/>
+                <w:szCs w:val="32"/>
+              </w:rPr>
+              <w:t>47</w:t>
+            </w:r>
+            <w:r>
+              <w:rPr>
+                <w:rFonts w:ascii="BRH Devanagari Extra" w:hAnsi="BRH Devanagari Extra" w:cs="BRH Devanagari Extra"/>
+                <w:color w:val="000000"/>
+                <w:sz w:val="32"/>
+                <w:szCs w:val="32"/>
+              </w:rPr>
+              <w:t xml:space="preserve">)- </w:t>
+            </w:r>
+            <w:r>
+              <w:rPr>
+                <w:rFonts w:ascii="BRH Devanagari Extra" w:hAnsi="BRH Devanagari Extra" w:cs="BRH Devanagari Extra"/>
+                <w:color w:val="000000"/>
+                <w:sz w:val="32"/>
+                <w:szCs w:val="32"/>
+                <w:highlight w:val="yellow"/>
+              </w:rPr>
+              <w:t>xÉ</w:t>
+            </w:r>
+            <w:r>
+              <w:rPr>
+                <w:rFonts w:ascii="BRH Malayalam Extra" w:hAnsi="BRH Malayalam Extra" w:cs="BRH Devanagari Extra"/>
+                <w:color w:val="000000"/>
+                <w:szCs w:val="32"/>
+                <w:highlight w:val="yellow"/>
+              </w:rPr>
+              <w:t>–</w:t>
+            </w:r>
+            <w:r>
+              <w:rPr>
+                <w:rFonts w:ascii="BRH Devanagari Extra" w:hAnsi="BRH Devanagari Extra" w:cs="BRH Devanagari Extra"/>
+                <w:color w:val="000000"/>
+                <w:sz w:val="32"/>
+                <w:szCs w:val="32"/>
+                <w:highlight w:val="yellow"/>
+              </w:rPr>
+              <w:t>qÉÏcÉÏÿ</w:t>
+            </w:r>
+            <w:r>
+              <w:rPr>
+                <w:rFonts w:ascii="BRH Devanagari Extra" w:hAnsi="BRH Devanagari Extra" w:cs="BRH Devanagari Extra"/>
+                <w:color w:val="000000"/>
+                <w:sz w:val="32"/>
+                <w:szCs w:val="32"/>
+              </w:rPr>
+              <w:t xml:space="preserve"> ||</w:t>
+            </w:r>
+          </w:p>
+          <w:p>
+            <w:pPr>
+              <w:widowControl w:val="0"/>
+              <w:autoSpaceDE w:val="0"/>
+              <w:autoSpaceDN w:val="0"/>
+              <w:adjustRightInd w:val="0"/>
+              <w:spacing w:before="0" w:line="240" w:lineRule="auto"/>
+              <w:ind w:right="-234"/>
+              <w:rPr>
+                <w:rFonts w:cs="BRH Malayalam Extra"/>
+                <w:color w:val="FF0000"/>
+                <w:szCs w:val="40"/>
+              </w:rPr>
+            </w:pPr>
+            <w:r>
+              <w:rPr>
+                <w:rFonts w:ascii="BRH Devanagari Extra" w:hAnsi="BRH Devanagari Extra" w:cs="BRH Devanagari Extra"/>
+                <w:color w:val="000000"/>
+                <w:sz w:val="32"/>
+                <w:szCs w:val="32"/>
+                <w:highlight w:val="yellow"/>
+              </w:rPr>
+              <w:t>xÉ</w:t>
+            </w:r>
+            <w:r>
+              <w:rPr>
+                <w:rFonts w:ascii="BRH Malayalam Extra" w:hAnsi="BRH Malayalam Extra" w:cs="BRH Devanagari Extra"/>
+                <w:color w:val="000000"/>
+                <w:szCs w:val="32"/>
+                <w:highlight w:val="yellow"/>
+              </w:rPr>
+              <w:t>–</w:t>
+            </w:r>
+            <w:r>
+              <w:rPr>
+                <w:rFonts w:ascii="BRH Devanagari Extra" w:hAnsi="BRH Devanagari Extra" w:cs="BRH Devanagari Extra"/>
+                <w:color w:val="000000"/>
+                <w:sz w:val="32"/>
+                <w:szCs w:val="32"/>
+                <w:highlight w:val="yellow"/>
+              </w:rPr>
+              <w:t>qÉÏcÉÏ</w:t>
+            </w:r>
+            <w:r>
+              <w:rPr>
+                <w:rFonts w:ascii="BRH Malayalam Extra" w:hAnsi="BRH Malayalam Extra" w:cs="BRH Devanagari Extra"/>
+                <w:color w:val="000000"/>
+                <w:szCs w:val="32"/>
+              </w:rPr>
+              <w:t>–</w:t>
+            </w:r>
+            <w:r>
+              <w:rPr>
+                <w:rFonts w:ascii="BRH Devanagari Extra" w:hAnsi="BRH Devanagari Extra" w:cs="BRH Devanagari Extra"/>
+                <w:color w:val="000000"/>
+                <w:sz w:val="32"/>
+                <w:szCs w:val="32"/>
+              </w:rPr>
+              <w:t xml:space="preserve"> CÌiÉþ </w:t>
+            </w:r>
+            <w:r>
+              <w:rPr>
+                <w:rFonts w:ascii="BRH Devanagari Extra" w:hAnsi="BRH Devanagari Extra" w:cs="BRH Devanagari Extra"/>
+                <w:color w:val="000000"/>
+                <w:sz w:val="32"/>
+                <w:szCs w:val="32"/>
+                <w:highlight w:val="yellow"/>
+              </w:rPr>
+              <w:t>xÉ</w:t>
+            </w:r>
+            <w:r>
+              <w:rPr>
+                <w:rFonts w:ascii="BRH Malayalam Extra" w:hAnsi="BRH Malayalam Extra" w:cs="BRH Devanagari Extra"/>
+                <w:color w:val="000000"/>
+                <w:szCs w:val="32"/>
+                <w:highlight w:val="yellow"/>
+              </w:rPr>
+              <w:t>–</w:t>
+            </w:r>
+            <w:r>
+              <w:rPr>
+                <w:rFonts w:ascii="BRH Devanagari Extra" w:hAnsi="BRH Devanagari Extra" w:cs="BRH Devanagari Extra"/>
+                <w:color w:val="000000"/>
+                <w:sz w:val="32"/>
+                <w:szCs w:val="32"/>
+                <w:highlight w:val="yellow"/>
+              </w:rPr>
+              <w:t>qÉÏc</w:t>
+            </w:r>
+            <w:r>
+              <w:rPr>
+                <w:rFonts w:ascii="BRH Devanagari Extra" w:hAnsi="BRH Devanagari Extra" w:cs="BRH Devanagari Extra"/>
+                <w:color w:val="000000"/>
+                <w:sz w:val="32"/>
+                <w:szCs w:val="32"/>
+              </w:rPr>
+              <w:t xml:space="preserve">ÉÏÿ | </w:t>
+            </w:r>
+          </w:p>
+        </w:tc>
+        <w:tc>
+          <w:tcPr>
+            <w:tcW w:w="7371" w:type="dxa"/>
+            <w:tcBorders>
+              <w:top w:val="single" w:sz="4" w:space="0" w:color="000000"/>
+              <w:left w:val="single" w:sz="4" w:space="0" w:color="000000"/>
+              <w:bottom w:val="single" w:sz="4" w:space="0" w:color="000000"/>
+              <w:right w:val="single" w:sz="4" w:space="0" w:color="000000"/>
+            </w:tcBorders>
+          </w:tcPr>
+          <w:p>
+            <w:pPr>
+              <w:widowControl w:val="0"/>
+              <w:autoSpaceDE w:val="0"/>
+              <w:autoSpaceDN w:val="0"/>
+              <w:adjustRightInd w:val="0"/>
+              <w:spacing w:before="0" w:line="240" w:lineRule="auto"/>
+              <w:ind w:right="-234"/>
+              <w:rPr>
+                <w:rFonts w:ascii="BRH Devanagari Extra" w:hAnsi="BRH Devanagari Extra" w:cs="BRH Devanagari Extra"/>
+                <w:color w:val="000000"/>
+                <w:sz w:val="32"/>
+                <w:szCs w:val="32"/>
+              </w:rPr>
+            </w:pPr>
+            <w:r>
+              <w:rPr>
+                <w:rFonts w:cs="BRH Devanagari Extra"/>
+                <w:color w:val="000000"/>
+                <w:szCs w:val="32"/>
+              </w:rPr>
+              <w:t>52</w:t>
+            </w:r>
+            <w:r>
+              <w:rPr>
+                <w:rFonts w:ascii="BRH Devanagari Extra" w:hAnsi="BRH Devanagari Extra" w:cs="BRH Devanagari Extra"/>
+                <w:color w:val="000000"/>
+                <w:sz w:val="32"/>
+                <w:szCs w:val="32"/>
+              </w:rPr>
+              <w:t>)</w:t>
+            </w:r>
+            <w:r>
+              <w:rPr>
+                <w:rFonts w:ascii="BRH Devanagari Extra" w:hAnsi="BRH Devanagari Extra" w:cs="BRH Devanagari Extra"/>
+                <w:color w:val="000000"/>
+                <w:sz w:val="32"/>
+                <w:szCs w:val="32"/>
+              </w:rPr>
+              <w:tab/>
+            </w:r>
+            <w:r>
+              <w:rPr>
+                <w:rFonts w:cs="BRH Devanagari Extra"/>
+                <w:color w:val="000000"/>
+                <w:szCs w:val="32"/>
+              </w:rPr>
+              <w:t>4</w:t>
+            </w:r>
+            <w:r>
+              <w:rPr>
+                <w:rFonts w:ascii="BRH Devanagari Extra" w:hAnsi="BRH Devanagari Extra" w:cs="BRH Devanagari Extra"/>
+                <w:color w:val="000000"/>
+                <w:sz w:val="32"/>
+                <w:szCs w:val="32"/>
+              </w:rPr>
+              <w:t>.</w:t>
+            </w:r>
+            <w:r>
+              <w:rPr>
+                <w:rFonts w:cs="BRH Devanagari Extra"/>
+                <w:color w:val="000000"/>
+                <w:szCs w:val="32"/>
+              </w:rPr>
+              <w:t>1</w:t>
+            </w:r>
+            <w:r>
+              <w:rPr>
+                <w:rFonts w:ascii="BRH Devanagari Extra" w:hAnsi="BRH Devanagari Extra" w:cs="BRH Devanagari Extra"/>
+                <w:color w:val="000000"/>
+                <w:sz w:val="32"/>
+                <w:szCs w:val="32"/>
+              </w:rPr>
+              <w:t>.</w:t>
+            </w:r>
+            <w:r>
+              <w:rPr>
+                <w:rFonts w:cs="BRH Devanagari Extra"/>
+                <w:color w:val="000000"/>
+                <w:szCs w:val="32"/>
+              </w:rPr>
+              <w:t>10</w:t>
+            </w:r>
+            <w:r>
+              <w:rPr>
+                <w:rFonts w:ascii="BRH Devanagari Extra" w:hAnsi="BRH Devanagari Extra" w:cs="BRH Devanagari Extra"/>
+                <w:color w:val="000000"/>
+                <w:sz w:val="32"/>
+                <w:szCs w:val="32"/>
+              </w:rPr>
+              <w:t>.</w:t>
+            </w:r>
+            <w:r>
+              <w:rPr>
+                <w:rFonts w:cs="BRH Devanagari Extra"/>
+                <w:color w:val="000000"/>
+                <w:szCs w:val="32"/>
+              </w:rPr>
+              <w:t>4</w:t>
+            </w:r>
+            <w:r>
+              <w:rPr>
+                <w:rFonts w:ascii="BRH Devanagari Extra" w:hAnsi="BRH Devanagari Extra" w:cs="BRH Devanagari Extra"/>
+                <w:color w:val="000000"/>
+                <w:sz w:val="32"/>
+                <w:szCs w:val="32"/>
+              </w:rPr>
+              <w:t>(</w:t>
+            </w:r>
+            <w:r>
+              <w:rPr>
+                <w:rFonts w:cs="BRH Devanagari Extra"/>
+                <w:color w:val="000000"/>
+                <w:szCs w:val="32"/>
+              </w:rPr>
+              <w:t>45</w:t>
+            </w:r>
+            <w:r>
+              <w:rPr>
+                <w:rFonts w:ascii="BRH Devanagari Extra" w:hAnsi="BRH Devanagari Extra" w:cs="BRH Devanagari Extra"/>
+                <w:color w:val="000000"/>
+                <w:sz w:val="32"/>
+                <w:szCs w:val="32"/>
+              </w:rPr>
+              <w:t xml:space="preserve">)- ÍzÉzÉÑÿqÉç | LMüÿqÉç | </w:t>
+            </w:r>
+            <w:r>
+              <w:rPr>
+                <w:rFonts w:ascii="BRH Devanagari Extra" w:hAnsi="BRH Devanagari Extra" w:cs="BRH Devanagari Extra"/>
+                <w:color w:val="000000"/>
+                <w:sz w:val="32"/>
+                <w:szCs w:val="32"/>
+                <w:highlight w:val="green"/>
+              </w:rPr>
+              <w:t>xÉ</w:t>
+            </w:r>
+            <w:r>
+              <w:rPr>
+                <w:rFonts w:ascii="BRH Malayalam Extra" w:hAnsi="BRH Malayalam Extra" w:cs="BRH Devanagari Extra"/>
+                <w:color w:val="000000"/>
+                <w:szCs w:val="32"/>
+                <w:highlight w:val="green"/>
+              </w:rPr>
+              <w:t>–</w:t>
+            </w:r>
+            <w:r>
+              <w:rPr>
+                <w:rFonts w:ascii="BRH Devanagari Extra" w:hAnsi="BRH Devanagari Extra" w:cs="BRH Devanagari Extra"/>
+                <w:color w:val="000000"/>
+                <w:sz w:val="32"/>
+                <w:szCs w:val="32"/>
+                <w:highlight w:val="green"/>
+              </w:rPr>
+              <w:t>qÉÏ</w:t>
+            </w:r>
+            <w:r>
+              <w:rPr>
+                <w:rFonts w:ascii="BRH Malayalam Extra" w:hAnsi="BRH Malayalam Extra" w:cs="BRH Devanagari Extra"/>
+                <w:color w:val="000000"/>
+                <w:szCs w:val="32"/>
+                <w:highlight w:val="green"/>
+              </w:rPr>
+              <w:t>–</w:t>
+            </w:r>
+            <w:r>
+              <w:rPr>
+                <w:rFonts w:ascii="BRH Devanagari Extra" w:hAnsi="BRH Devanagari Extra" w:cs="BRH Devanagari Extra"/>
+                <w:color w:val="000000"/>
+                <w:sz w:val="32"/>
+                <w:szCs w:val="32"/>
+                <w:highlight w:val="green"/>
+              </w:rPr>
+              <w:t>cÉÏ</w:t>
+            </w:r>
+            <w:r>
+              <w:rPr>
+                <w:rFonts w:ascii="BRH Devanagari Extra" w:hAnsi="BRH Devanagari Extra" w:cs="BRH Devanagari Extra"/>
+                <w:color w:val="000000"/>
+                <w:sz w:val="32"/>
+                <w:szCs w:val="32"/>
+              </w:rPr>
+              <w:t xml:space="preserve"> ||</w:t>
+            </w:r>
+          </w:p>
+          <w:p>
+            <w:pPr>
+              <w:widowControl w:val="0"/>
+              <w:autoSpaceDE w:val="0"/>
+              <w:autoSpaceDN w:val="0"/>
+              <w:adjustRightInd w:val="0"/>
+              <w:spacing w:before="0" w:line="240" w:lineRule="auto"/>
+              <w:ind w:right="-234"/>
+              <w:rPr>
+                <w:rFonts w:ascii="BRH Devanagari Extra" w:hAnsi="BRH Devanagari Extra" w:cs="BRH Devanagari Extra"/>
+                <w:color w:val="000000"/>
+                <w:sz w:val="32"/>
+                <w:szCs w:val="32"/>
+              </w:rPr>
+            </w:pPr>
+            <w:r>
+              <w:rPr>
+                <w:rFonts w:ascii="BRH Devanagari Extra" w:hAnsi="BRH Devanagari Extra" w:cs="BRH Devanagari Extra"/>
+                <w:color w:val="000000"/>
+                <w:sz w:val="32"/>
+                <w:szCs w:val="32"/>
+              </w:rPr>
+              <w:t>ÍzÉzÉÑ</w:t>
+            </w:r>
+            <w:r>
+              <w:rPr>
+                <w:rFonts w:ascii="BRH Malayalam Extra" w:hAnsi="BRH Malayalam Extra" w:cs="BRH Devanagari Extra"/>
+                <w:color w:val="000000"/>
+                <w:szCs w:val="32"/>
+              </w:rPr>
+              <w:t>–</w:t>
+            </w:r>
+            <w:r>
+              <w:rPr>
+                <w:rFonts w:ascii="BRH Devanagari Extra" w:hAnsi="BRH Devanagari Extra" w:cs="BRH Devanagari Extra"/>
+                <w:color w:val="000000"/>
+                <w:sz w:val="32"/>
+                <w:szCs w:val="32"/>
+              </w:rPr>
+              <w:t xml:space="preserve"> qÉåMü</w:t>
+            </w:r>
+            <w:r>
+              <w:rPr>
+                <w:rFonts w:ascii="BRH Malayalam Extra" w:hAnsi="BRH Malayalam Extra" w:cs="BRH Devanagari Extra"/>
+                <w:color w:val="000000"/>
+                <w:szCs w:val="32"/>
+              </w:rPr>
+              <w:t>–</w:t>
+            </w:r>
+            <w:r>
+              <w:rPr>
+                <w:rFonts w:ascii="BRH Devanagari Extra" w:hAnsi="BRH Devanagari Extra" w:cs="BRH Devanagari Extra"/>
+                <w:color w:val="000000"/>
+                <w:sz w:val="32"/>
+                <w:szCs w:val="32"/>
+              </w:rPr>
+              <w:t xml:space="preserve"> qÉåMü</w:t>
+            </w:r>
+            <w:r>
+              <w:rPr>
+                <w:rFonts w:ascii="BRH Malayalam Extra" w:hAnsi="BRH Malayalam Extra" w:cs="BRH Devanagari Extra"/>
+                <w:color w:val="000000"/>
+                <w:szCs w:val="32"/>
+              </w:rPr>
+              <w:t>–</w:t>
+            </w:r>
+            <w:r>
+              <w:rPr>
+                <w:rFonts w:ascii="BRH Devanagari Extra" w:hAnsi="BRH Devanagari Extra" w:cs="BRH Devanagari Extra"/>
+                <w:color w:val="000000"/>
+                <w:sz w:val="26"/>
+                <w:szCs w:val="32"/>
+              </w:rPr>
+              <w:t>óè</w:t>
+            </w:r>
+            <w:r>
+              <w:rPr>
+                <w:rFonts w:ascii="BRH Malayalam Extra" w:hAnsi="BRH Malayalam Extra" w:cs="BRH Devanagari Extra"/>
+                <w:color w:val="000000"/>
+                <w:szCs w:val="32"/>
+              </w:rPr>
+              <w:t>–</w:t>
+            </w:r>
+            <w:r>
+              <w:rPr>
+                <w:rFonts w:ascii="BRH Devanagari Extra" w:hAnsi="BRH Devanagari Extra" w:cs="BRH Devanagari Extra"/>
+                <w:color w:val="000000"/>
+                <w:sz w:val="32"/>
+                <w:szCs w:val="32"/>
+              </w:rPr>
+              <w:t xml:space="preserve"> ÍzÉzÉÑ</w:t>
+            </w:r>
+            <w:r>
+              <w:rPr>
+                <w:rFonts w:ascii="BRH Malayalam Extra" w:hAnsi="BRH Malayalam Extra" w:cs="BRH Devanagari Extra"/>
+                <w:color w:val="000000"/>
+                <w:szCs w:val="32"/>
+              </w:rPr>
+              <w:t>–</w:t>
+            </w:r>
+            <w:r>
+              <w:rPr>
+                <w:rFonts w:ascii="BRH Devanagari Extra" w:hAnsi="BRH Devanagari Extra" w:cs="BRH Devanagari Extra"/>
+                <w:color w:val="000000"/>
+                <w:sz w:val="26"/>
+                <w:szCs w:val="32"/>
+              </w:rPr>
+              <w:t>óè</w:t>
+            </w:r>
+            <w:r>
+              <w:rPr>
+                <w:rFonts w:ascii="BRH Malayalam Extra" w:hAnsi="BRH Malayalam Extra" w:cs="BRH Devanagari Extra"/>
+                <w:color w:val="000000"/>
+                <w:szCs w:val="32"/>
+              </w:rPr>
+              <w:t>–</w:t>
+            </w:r>
+            <w:r>
+              <w:rPr>
+                <w:rFonts w:ascii="BRH Devanagari Extra" w:hAnsi="BRH Devanagari Extra" w:cs="BRH Devanagari Extra"/>
+                <w:color w:val="000000"/>
+                <w:sz w:val="32"/>
+                <w:szCs w:val="32"/>
+              </w:rPr>
+              <w:t xml:space="preserve"> ÍzÉzÉÑ</w:t>
+            </w:r>
+            <w:r>
+              <w:rPr>
+                <w:rFonts w:ascii="BRH Malayalam Extra" w:hAnsi="BRH Malayalam Extra" w:cs="BRH Devanagari Extra"/>
+                <w:color w:val="000000"/>
+                <w:szCs w:val="32"/>
+              </w:rPr>
+              <w:t>–</w:t>
+            </w:r>
+            <w:r>
+              <w:rPr>
+                <w:rFonts w:ascii="BRH Devanagari Extra" w:hAnsi="BRH Devanagari Extra" w:cs="BRH Devanagari Extra"/>
+                <w:color w:val="000000"/>
+                <w:sz w:val="32"/>
+                <w:szCs w:val="32"/>
+              </w:rPr>
+              <w:t xml:space="preserve"> qÉåMü</w:t>
+            </w:r>
+            <w:r>
+              <w:rPr>
+                <w:rFonts w:ascii="BRH Devanagari Extra" w:hAnsi="BRH Devanagari Extra" w:cs="BRH Devanagari Extra"/>
+                <w:color w:val="000000"/>
+                <w:sz w:val="26"/>
+                <w:szCs w:val="32"/>
+              </w:rPr>
+              <w:t>óè</w:t>
+            </w:r>
+            <w:r>
+              <w:rPr>
+                <w:rFonts w:ascii="BRH Devanagari Extra" w:hAnsi="BRH Devanagari Extra" w:cs="BRH Devanagari Extra"/>
+                <w:color w:val="000000"/>
+                <w:sz w:val="32"/>
+                <w:szCs w:val="32"/>
+              </w:rPr>
+              <w:t xml:space="preserve">þ </w:t>
+            </w:r>
+            <w:r>
+              <w:rPr>
+                <w:rFonts w:ascii="BRH Devanagari Extra" w:hAnsi="BRH Devanagari Extra" w:cs="BRH Devanagari Extra"/>
+                <w:color w:val="000000"/>
+                <w:sz w:val="32"/>
+                <w:szCs w:val="32"/>
+                <w:highlight w:val="green"/>
+              </w:rPr>
+              <w:t>xÉqÉÏ</w:t>
+            </w:r>
+            <w:r>
+              <w:rPr>
+                <w:rFonts w:ascii="BRH Malayalam Extra" w:hAnsi="BRH Malayalam Extra" w:cs="BRH Devanagari Extra"/>
+                <w:color w:val="000000"/>
+                <w:szCs w:val="32"/>
+                <w:highlight w:val="green"/>
+              </w:rPr>
+              <w:t>–</w:t>
+            </w:r>
+            <w:r>
+              <w:rPr>
+                <w:rFonts w:ascii="BRH Devanagari Extra" w:hAnsi="BRH Devanagari Extra" w:cs="BRH Devanagari Extra"/>
+                <w:color w:val="000000"/>
+                <w:sz w:val="32"/>
+                <w:szCs w:val="32"/>
+                <w:highlight w:val="green"/>
+              </w:rPr>
+              <w:t>cÉÏ</w:t>
+            </w:r>
+            <w:r>
+              <w:rPr>
+                <w:rFonts w:ascii="BRH Devanagari Extra" w:hAnsi="BRH Devanagari Extra" w:cs="BRH Devanagari Extra"/>
+                <w:color w:val="000000"/>
+                <w:sz w:val="32"/>
+                <w:szCs w:val="32"/>
+              </w:rPr>
+              <w:t xml:space="preserve"> </w:t>
+            </w:r>
+            <w:r>
+              <w:rPr>
+                <w:rFonts w:ascii="BRH Devanagari Extra" w:hAnsi="BRH Devanagari Extra" w:cs="BRH Devanagari Extra"/>
+                <w:color w:val="000000"/>
+                <w:sz w:val="32"/>
+                <w:szCs w:val="32"/>
+                <w:highlight w:val="green"/>
+              </w:rPr>
+              <w:t>xÉþqÉÏ</w:t>
+            </w:r>
+            <w:r>
+              <w:rPr>
+                <w:rFonts w:ascii="BRH Malayalam Extra" w:hAnsi="BRH Malayalam Extra" w:cs="BRH Devanagari Extra"/>
+                <w:color w:val="000000"/>
+                <w:szCs w:val="32"/>
+                <w:highlight w:val="green"/>
+              </w:rPr>
+              <w:t>–</w:t>
+            </w:r>
+            <w:r>
+              <w:rPr>
+                <w:rFonts w:ascii="BRH Devanagari Extra" w:hAnsi="BRH Devanagari Extra" w:cs="BRH Devanagari Extra"/>
+                <w:color w:val="000000"/>
+                <w:sz w:val="32"/>
+                <w:szCs w:val="32"/>
+                <w:highlight w:val="green"/>
+              </w:rPr>
+              <w:t>cÉÏ</w:t>
+            </w:r>
+            <w:r>
+              <w:rPr>
+                <w:rFonts w:ascii="BRH Devanagari Extra" w:hAnsi="BRH Devanagari Extra" w:cs="BRH Devanagari Extra"/>
+                <w:color w:val="000000"/>
+                <w:sz w:val="32"/>
+                <w:szCs w:val="32"/>
+              </w:rPr>
+              <w:t xml:space="preserve"> LMü</w:t>
+            </w:r>
+            <w:r>
+              <w:rPr>
+                <w:rFonts w:ascii="BRH Malayalam Extra" w:hAnsi="BRH Malayalam Extra" w:cs="BRH Devanagari Extra"/>
+                <w:color w:val="000000"/>
+                <w:szCs w:val="32"/>
+              </w:rPr>
+              <w:t>–</w:t>
+            </w:r>
+            <w:r>
+              <w:rPr>
+                <w:rFonts w:ascii="BRH Devanagari Extra" w:hAnsi="BRH Devanagari Extra" w:cs="BRH Devanagari Extra"/>
+                <w:color w:val="000000"/>
+                <w:sz w:val="26"/>
+                <w:szCs w:val="32"/>
+              </w:rPr>
+              <w:t>óè</w:t>
+            </w:r>
+            <w:r>
+              <w:rPr>
+                <w:rFonts w:ascii="BRH Malayalam Extra" w:hAnsi="BRH Malayalam Extra" w:cs="BRH Devanagari Extra"/>
+                <w:color w:val="000000"/>
+                <w:szCs w:val="32"/>
+              </w:rPr>
+              <w:t>–</w:t>
+            </w:r>
+            <w:r>
+              <w:rPr>
+                <w:rFonts w:ascii="BRH Devanagari Extra" w:hAnsi="BRH Devanagari Extra" w:cs="BRH Devanagari Extra"/>
+                <w:color w:val="000000"/>
+                <w:sz w:val="32"/>
+                <w:szCs w:val="32"/>
+              </w:rPr>
+              <w:t xml:space="preserve"> ÍzÉzÉÑ</w:t>
+            </w:r>
+            <w:r>
+              <w:rPr>
+                <w:rFonts w:ascii="BRH Malayalam Extra" w:hAnsi="BRH Malayalam Extra" w:cs="BRH Devanagari Extra"/>
+                <w:color w:val="000000"/>
+                <w:szCs w:val="32"/>
+              </w:rPr>
+              <w:t>–</w:t>
+            </w:r>
+            <w:r>
+              <w:rPr>
+                <w:rFonts w:ascii="BRH Devanagari Extra" w:hAnsi="BRH Devanagari Extra" w:cs="BRH Devanagari Extra"/>
+                <w:color w:val="000000"/>
+                <w:sz w:val="26"/>
+                <w:szCs w:val="32"/>
+              </w:rPr>
+              <w:t>óè</w:t>
+            </w:r>
+            <w:r>
+              <w:rPr>
+                <w:rFonts w:ascii="BRH Malayalam Extra" w:hAnsi="BRH Malayalam Extra" w:cs="BRH Devanagari Extra"/>
+                <w:color w:val="000000"/>
+                <w:szCs w:val="32"/>
+              </w:rPr>
+              <w:t>–</w:t>
+            </w:r>
+            <w:r>
+              <w:rPr>
+                <w:rFonts w:ascii="BRH Devanagari Extra" w:hAnsi="BRH Devanagari Extra" w:cs="BRH Devanagari Extra"/>
+                <w:color w:val="000000"/>
+                <w:sz w:val="32"/>
+                <w:szCs w:val="32"/>
+              </w:rPr>
+              <w:t xml:space="preserve"> ÍzÉzÉÑ</w:t>
+            </w:r>
+            <w:r>
+              <w:rPr>
+                <w:rFonts w:ascii="BRH Malayalam Extra" w:hAnsi="BRH Malayalam Extra" w:cs="BRH Devanagari Extra"/>
+                <w:color w:val="000000"/>
+                <w:szCs w:val="32"/>
+              </w:rPr>
+              <w:t>–</w:t>
+            </w:r>
+            <w:r>
+              <w:rPr>
+                <w:rFonts w:ascii="BRH Devanagari Extra" w:hAnsi="BRH Devanagari Extra" w:cs="BRH Devanagari Extra"/>
+                <w:color w:val="000000"/>
+                <w:sz w:val="32"/>
+                <w:szCs w:val="32"/>
+              </w:rPr>
+              <w:t xml:space="preserve"> qÉåMü</w:t>
+            </w:r>
+            <w:r>
+              <w:rPr>
+                <w:rFonts w:ascii="BRH Devanagari Extra" w:hAnsi="BRH Devanagari Extra" w:cs="BRH Devanagari Extra"/>
+                <w:color w:val="000000"/>
+                <w:sz w:val="26"/>
+                <w:szCs w:val="32"/>
+              </w:rPr>
+              <w:t>óè</w:t>
+            </w:r>
+            <w:r>
+              <w:rPr>
+                <w:rFonts w:ascii="BRH Devanagari Extra" w:hAnsi="BRH Devanagari Extra" w:cs="BRH Devanagari Extra"/>
+                <w:color w:val="000000"/>
+                <w:sz w:val="32"/>
+                <w:szCs w:val="32"/>
+              </w:rPr>
+              <w:t xml:space="preserve">þ </w:t>
+            </w:r>
+            <w:r>
+              <w:rPr>
+                <w:rFonts w:ascii="BRH Devanagari Extra" w:hAnsi="BRH Devanagari Extra" w:cs="BRH Devanagari Extra"/>
+                <w:color w:val="000000"/>
+                <w:sz w:val="32"/>
+                <w:szCs w:val="32"/>
+                <w:highlight w:val="green"/>
+              </w:rPr>
+              <w:t>xÉqÉÏ</w:t>
+            </w:r>
+            <w:r>
+              <w:rPr>
+                <w:rFonts w:ascii="BRH Malayalam Extra" w:hAnsi="BRH Malayalam Extra" w:cs="BRH Devanagari Extra"/>
+                <w:color w:val="000000"/>
+                <w:szCs w:val="32"/>
+                <w:highlight w:val="green"/>
+              </w:rPr>
+              <w:t>–</w:t>
+            </w:r>
+            <w:r>
+              <w:rPr>
+                <w:rFonts w:ascii="BRH Devanagari Extra" w:hAnsi="BRH Devanagari Extra" w:cs="BRH Devanagari Extra"/>
+                <w:color w:val="000000"/>
+                <w:sz w:val="32"/>
+                <w:szCs w:val="32"/>
+                <w:highlight w:val="green"/>
+              </w:rPr>
+              <w:t>cÉÏ</w:t>
+            </w:r>
+            <w:r>
+              <w:rPr>
+                <w:rFonts w:ascii="BRH Devanagari Extra" w:hAnsi="BRH Devanagari Extra" w:cs="BRH Devanagari Extra"/>
+                <w:color w:val="000000"/>
+                <w:sz w:val="32"/>
+                <w:szCs w:val="32"/>
+              </w:rPr>
+              <w:t xml:space="preserve"> | </w:t>
+            </w:r>
+          </w:p>
+          <w:p>
+            <w:pPr>
+              <w:widowControl w:val="0"/>
+              <w:autoSpaceDE w:val="0"/>
+              <w:autoSpaceDN w:val="0"/>
+              <w:adjustRightInd w:val="0"/>
+              <w:spacing w:before="0" w:line="240" w:lineRule="auto"/>
+              <w:ind w:right="-234"/>
+              <w:rPr>
+                <w:rFonts w:ascii="BRH Devanagari Extra" w:hAnsi="BRH Devanagari Extra" w:cs="BRH Devanagari Extra"/>
+                <w:color w:val="000000"/>
+                <w:sz w:val="32"/>
+                <w:szCs w:val="32"/>
+              </w:rPr>
+            </w:pPr>
+            <w:r>
+              <w:rPr>
+                <w:rFonts w:cs="BRH Devanagari Extra"/>
+                <w:color w:val="000000"/>
+                <w:szCs w:val="32"/>
+              </w:rPr>
+              <w:t>53</w:t>
+            </w:r>
+            <w:r>
+              <w:rPr>
+                <w:rFonts w:ascii="BRH Devanagari Extra" w:hAnsi="BRH Devanagari Extra" w:cs="BRH Devanagari Extra"/>
+                <w:color w:val="000000"/>
+                <w:sz w:val="32"/>
+                <w:szCs w:val="32"/>
+              </w:rPr>
+              <w:t>)</w:t>
+            </w:r>
+            <w:r>
+              <w:rPr>
+                <w:rFonts w:ascii="BRH Devanagari Extra" w:hAnsi="BRH Devanagari Extra" w:cs="BRH Devanagari Extra"/>
+                <w:color w:val="000000"/>
+                <w:sz w:val="32"/>
+                <w:szCs w:val="32"/>
+              </w:rPr>
+              <w:tab/>
+            </w:r>
+            <w:r>
+              <w:rPr>
+                <w:rFonts w:cs="BRH Devanagari Extra"/>
+                <w:color w:val="000000"/>
+                <w:szCs w:val="32"/>
+              </w:rPr>
+              <w:t>4</w:t>
+            </w:r>
+            <w:r>
+              <w:rPr>
+                <w:rFonts w:ascii="BRH Devanagari Extra" w:hAnsi="BRH Devanagari Extra" w:cs="BRH Devanagari Extra"/>
+                <w:color w:val="000000"/>
+                <w:sz w:val="32"/>
+                <w:szCs w:val="32"/>
+              </w:rPr>
+              <w:t>.</w:t>
+            </w:r>
+            <w:r>
+              <w:rPr>
+                <w:rFonts w:cs="BRH Devanagari Extra"/>
+                <w:color w:val="000000"/>
+                <w:szCs w:val="32"/>
+              </w:rPr>
+              <w:t>1</w:t>
+            </w:r>
+            <w:r>
+              <w:rPr>
+                <w:rFonts w:ascii="BRH Devanagari Extra" w:hAnsi="BRH Devanagari Extra" w:cs="BRH Devanagari Extra"/>
+                <w:color w:val="000000"/>
+                <w:sz w:val="32"/>
+                <w:szCs w:val="32"/>
+              </w:rPr>
+              <w:t>.</w:t>
+            </w:r>
+            <w:r>
+              <w:rPr>
+                <w:rFonts w:cs="BRH Devanagari Extra"/>
+                <w:color w:val="000000"/>
+                <w:szCs w:val="32"/>
+              </w:rPr>
+              <w:t>10</w:t>
+            </w:r>
+            <w:r>
+              <w:rPr>
+                <w:rFonts w:ascii="BRH Devanagari Extra" w:hAnsi="BRH Devanagari Extra" w:cs="BRH Devanagari Extra"/>
+                <w:color w:val="000000"/>
+                <w:sz w:val="32"/>
+                <w:szCs w:val="32"/>
+              </w:rPr>
+              <w:t>.</w:t>
+            </w:r>
+            <w:r>
+              <w:rPr>
+                <w:rFonts w:cs="BRH Devanagari Extra"/>
+                <w:color w:val="000000"/>
+                <w:szCs w:val="32"/>
+              </w:rPr>
+              <w:t>4</w:t>
+            </w:r>
+            <w:r>
+              <w:rPr>
+                <w:rFonts w:ascii="BRH Devanagari Extra" w:hAnsi="BRH Devanagari Extra" w:cs="BRH Devanagari Extra"/>
+                <w:color w:val="000000"/>
+                <w:sz w:val="32"/>
+                <w:szCs w:val="32"/>
+              </w:rPr>
+              <w:t>(</w:t>
+            </w:r>
+            <w:r>
+              <w:rPr>
+                <w:rFonts w:cs="BRH Devanagari Extra"/>
+                <w:color w:val="000000"/>
+                <w:szCs w:val="32"/>
+              </w:rPr>
+              <w:t>46</w:t>
+            </w:r>
+            <w:r>
+              <w:rPr>
+                <w:rFonts w:ascii="BRH Devanagari Extra" w:hAnsi="BRH Devanagari Extra" w:cs="BRH Devanagari Extra"/>
+                <w:color w:val="000000"/>
+                <w:sz w:val="32"/>
+                <w:szCs w:val="32"/>
+              </w:rPr>
+              <w:t xml:space="preserve">)- LMüÿqÉç | </w:t>
+            </w:r>
+            <w:r>
+              <w:rPr>
+                <w:rFonts w:ascii="BRH Devanagari Extra" w:hAnsi="BRH Devanagari Extra" w:cs="BRH Devanagari Extra"/>
+                <w:color w:val="000000"/>
+                <w:sz w:val="32"/>
+                <w:szCs w:val="32"/>
+                <w:highlight w:val="green"/>
+              </w:rPr>
+              <w:t>xÉ</w:t>
+            </w:r>
+            <w:r>
+              <w:rPr>
+                <w:rFonts w:ascii="BRH Malayalam Extra" w:hAnsi="BRH Malayalam Extra" w:cs="BRH Devanagari Extra"/>
+                <w:color w:val="000000"/>
+                <w:szCs w:val="32"/>
+                <w:highlight w:val="green"/>
+              </w:rPr>
+              <w:t>–</w:t>
+            </w:r>
+            <w:r>
+              <w:rPr>
+                <w:rFonts w:ascii="BRH Devanagari Extra" w:hAnsi="BRH Devanagari Extra" w:cs="BRH Devanagari Extra"/>
+                <w:color w:val="000000"/>
+                <w:sz w:val="32"/>
+                <w:szCs w:val="32"/>
+                <w:highlight w:val="green"/>
+              </w:rPr>
+              <w:t>qÉÏ</w:t>
+            </w:r>
+            <w:r>
+              <w:rPr>
+                <w:rFonts w:ascii="BRH Malayalam Extra" w:hAnsi="BRH Malayalam Extra" w:cs="BRH Devanagari Extra"/>
+                <w:color w:val="000000"/>
+                <w:szCs w:val="32"/>
+                <w:highlight w:val="green"/>
+              </w:rPr>
+              <w:t>–</w:t>
+            </w:r>
+            <w:r>
+              <w:rPr>
+                <w:rFonts w:ascii="BRH Devanagari Extra" w:hAnsi="BRH Devanagari Extra" w:cs="BRH Devanagari Extra"/>
+                <w:color w:val="000000"/>
+                <w:sz w:val="32"/>
+                <w:szCs w:val="32"/>
+                <w:highlight w:val="green"/>
+              </w:rPr>
+              <w:t>cÉÏ</w:t>
+            </w:r>
+            <w:r>
+              <w:rPr>
+                <w:rFonts w:ascii="BRH Devanagari Extra" w:hAnsi="BRH Devanagari Extra" w:cs="BRH Devanagari Extra"/>
+                <w:color w:val="000000"/>
+                <w:sz w:val="32"/>
+                <w:szCs w:val="32"/>
+              </w:rPr>
+              <w:t xml:space="preserve"> ||</w:t>
+            </w:r>
+          </w:p>
+          <w:p>
+            <w:pPr>
+              <w:widowControl w:val="0"/>
+              <w:autoSpaceDE w:val="0"/>
+              <w:autoSpaceDN w:val="0"/>
+              <w:adjustRightInd w:val="0"/>
+              <w:spacing w:before="0" w:line="240" w:lineRule="auto"/>
+              <w:ind w:right="-234"/>
+              <w:rPr>
+                <w:rFonts w:ascii="BRH Devanagari Extra" w:hAnsi="BRH Devanagari Extra" w:cs="BRH Devanagari Extra"/>
+                <w:color w:val="000000"/>
+                <w:sz w:val="32"/>
+                <w:szCs w:val="32"/>
+              </w:rPr>
+            </w:pPr>
+            <w:r>
+              <w:rPr>
+                <w:rFonts w:ascii="BRH Devanagari Extra" w:hAnsi="BRH Devanagari Extra" w:cs="BRH Devanagari Extra"/>
+                <w:color w:val="000000"/>
+                <w:sz w:val="32"/>
+                <w:szCs w:val="32"/>
+              </w:rPr>
+              <w:t>LMü</w:t>
+            </w:r>
+            <w:r>
+              <w:rPr>
+                <w:rFonts w:ascii="BRH Devanagari Extra" w:hAnsi="BRH Devanagari Extra" w:cs="BRH Devanagari Extra"/>
+                <w:color w:val="000000"/>
+                <w:sz w:val="26"/>
+                <w:szCs w:val="32"/>
+              </w:rPr>
+              <w:t>óè</w:t>
+            </w:r>
+            <w:r>
+              <w:rPr>
+                <w:rFonts w:ascii="BRH Devanagari Extra" w:hAnsi="BRH Devanagari Extra" w:cs="BRH Devanagari Extra"/>
+                <w:color w:val="000000"/>
+                <w:sz w:val="32"/>
+                <w:szCs w:val="32"/>
+              </w:rPr>
+              <w:t xml:space="preserve">þ </w:t>
+            </w:r>
+            <w:r>
+              <w:rPr>
+                <w:rFonts w:ascii="BRH Devanagari Extra" w:hAnsi="BRH Devanagari Extra" w:cs="BRH Devanagari Extra"/>
+                <w:color w:val="000000"/>
+                <w:sz w:val="32"/>
+                <w:szCs w:val="32"/>
+                <w:highlight w:val="green"/>
+              </w:rPr>
+              <w:t>xÉqÉÏ</w:t>
+            </w:r>
+            <w:r>
+              <w:rPr>
+                <w:rFonts w:ascii="BRH Malayalam Extra" w:hAnsi="BRH Malayalam Extra" w:cs="BRH Devanagari Extra"/>
+                <w:color w:val="000000"/>
+                <w:szCs w:val="32"/>
+                <w:highlight w:val="green"/>
+              </w:rPr>
+              <w:t>–</w:t>
+            </w:r>
+            <w:r>
+              <w:rPr>
+                <w:rFonts w:ascii="BRH Devanagari Extra" w:hAnsi="BRH Devanagari Extra" w:cs="BRH Devanagari Extra"/>
+                <w:color w:val="000000"/>
+                <w:sz w:val="32"/>
+                <w:szCs w:val="32"/>
+                <w:highlight w:val="green"/>
+              </w:rPr>
+              <w:t>cÉÏ</w:t>
+            </w:r>
+            <w:r>
+              <w:rPr>
+                <w:rFonts w:ascii="BRH Devanagari Extra" w:hAnsi="BRH Devanagari Extra" w:cs="BRH Devanagari Extra"/>
+                <w:color w:val="000000"/>
+                <w:sz w:val="32"/>
+                <w:szCs w:val="32"/>
+              </w:rPr>
+              <w:t xml:space="preserve"> </w:t>
+            </w:r>
+            <w:r>
+              <w:rPr>
+                <w:rFonts w:ascii="BRH Devanagari Extra" w:hAnsi="BRH Devanagari Extra" w:cs="BRH Devanagari Extra"/>
+                <w:color w:val="000000"/>
+                <w:sz w:val="32"/>
+                <w:szCs w:val="32"/>
+                <w:highlight w:val="green"/>
+              </w:rPr>
+              <w:t>xÉþqÉÏ</w:t>
+            </w:r>
+            <w:r>
+              <w:rPr>
+                <w:rFonts w:ascii="BRH Malayalam Extra" w:hAnsi="BRH Malayalam Extra" w:cs="BRH Devanagari Extra"/>
+                <w:color w:val="000000"/>
+                <w:szCs w:val="32"/>
+                <w:highlight w:val="green"/>
+              </w:rPr>
+              <w:t>–</w:t>
+            </w:r>
+            <w:r>
+              <w:rPr>
+                <w:rFonts w:ascii="BRH Devanagari Extra" w:hAnsi="BRH Devanagari Extra" w:cs="BRH Devanagari Extra"/>
+                <w:color w:val="000000"/>
+                <w:sz w:val="32"/>
+                <w:szCs w:val="32"/>
+                <w:highlight w:val="green"/>
+              </w:rPr>
+              <w:t>cÉÏ</w:t>
+            </w:r>
+            <w:r>
+              <w:rPr>
+                <w:rFonts w:ascii="BRH Devanagari Extra" w:hAnsi="BRH Devanagari Extra" w:cs="BRH Devanagari Extra"/>
+                <w:color w:val="000000"/>
+                <w:sz w:val="32"/>
+                <w:szCs w:val="32"/>
+              </w:rPr>
+              <w:t xml:space="preserve"> LMü</w:t>
+            </w:r>
+            <w:r>
+              <w:rPr>
+                <w:rFonts w:ascii="BRH Malayalam Extra" w:hAnsi="BRH Malayalam Extra" w:cs="BRH Devanagari Extra"/>
+                <w:color w:val="000000"/>
+                <w:szCs w:val="32"/>
+              </w:rPr>
+              <w:t>–</w:t>
+            </w:r>
+            <w:r>
+              <w:rPr>
+                <w:rFonts w:ascii="BRH Devanagari Extra" w:hAnsi="BRH Devanagari Extra" w:cs="BRH Devanagari Extra"/>
+                <w:color w:val="000000"/>
+                <w:sz w:val="32"/>
+                <w:szCs w:val="32"/>
+              </w:rPr>
+              <w:t xml:space="preserve"> qÉåMü</w:t>
+            </w:r>
+            <w:r>
+              <w:rPr>
+                <w:rFonts w:ascii="BRH Devanagari Extra" w:hAnsi="BRH Devanagari Extra" w:cs="BRH Devanagari Extra"/>
+                <w:color w:val="000000"/>
+                <w:sz w:val="26"/>
+                <w:szCs w:val="32"/>
+              </w:rPr>
+              <w:t>óè</w:t>
+            </w:r>
+            <w:r>
+              <w:rPr>
+                <w:rFonts w:ascii="BRH Devanagari Extra" w:hAnsi="BRH Devanagari Extra" w:cs="BRH Devanagari Extra"/>
+                <w:color w:val="000000"/>
+                <w:sz w:val="32"/>
+                <w:szCs w:val="32"/>
+              </w:rPr>
+              <w:t xml:space="preserve">þ </w:t>
+            </w:r>
+            <w:r>
+              <w:rPr>
+                <w:rFonts w:ascii="BRH Devanagari Extra" w:hAnsi="BRH Devanagari Extra" w:cs="BRH Devanagari Extra"/>
+                <w:color w:val="000000"/>
+                <w:sz w:val="32"/>
+                <w:szCs w:val="32"/>
+                <w:highlight w:val="green"/>
+              </w:rPr>
+              <w:t>xÉqÉÏ</w:t>
+            </w:r>
+            <w:r>
+              <w:rPr>
+                <w:rFonts w:ascii="BRH Malayalam Extra" w:hAnsi="BRH Malayalam Extra" w:cs="BRH Devanagari Extra"/>
+                <w:color w:val="000000"/>
+                <w:szCs w:val="32"/>
+                <w:highlight w:val="green"/>
+              </w:rPr>
+              <w:t>–</w:t>
+            </w:r>
+            <w:r>
+              <w:rPr>
+                <w:rFonts w:ascii="BRH Devanagari Extra" w:hAnsi="BRH Devanagari Extra" w:cs="BRH Devanagari Extra"/>
+                <w:color w:val="000000"/>
+                <w:sz w:val="32"/>
+                <w:szCs w:val="32"/>
+                <w:highlight w:val="green"/>
+              </w:rPr>
+              <w:t>cÉÏ</w:t>
+            </w:r>
+            <w:r>
+              <w:rPr>
+                <w:rFonts w:ascii="BRH Devanagari Extra" w:hAnsi="BRH Devanagari Extra" w:cs="BRH Devanagari Extra"/>
+                <w:color w:val="000000"/>
+                <w:sz w:val="32"/>
+                <w:szCs w:val="32"/>
+              </w:rPr>
+              <w:t xml:space="preserve"> | </w:t>
+            </w:r>
+          </w:p>
+          <w:p>
+            <w:pPr>
+              <w:widowControl w:val="0"/>
+              <w:autoSpaceDE w:val="0"/>
+              <w:autoSpaceDN w:val="0"/>
+              <w:adjustRightInd w:val="0"/>
+              <w:spacing w:before="0" w:line="240" w:lineRule="auto"/>
+              <w:ind w:right="-234"/>
+              <w:rPr>
+                <w:rFonts w:ascii="BRH Devanagari Extra" w:hAnsi="BRH Devanagari Extra" w:cs="BRH Devanagari Extra"/>
+                <w:color w:val="000000"/>
+                <w:sz w:val="32"/>
+                <w:szCs w:val="32"/>
+              </w:rPr>
+            </w:pPr>
+            <w:r>
+              <w:rPr>
+                <w:rFonts w:cs="BRH Devanagari Extra"/>
+                <w:color w:val="000000"/>
+                <w:szCs w:val="32"/>
+              </w:rPr>
+              <w:t>54</w:t>
+            </w:r>
+            <w:r>
+              <w:rPr>
+                <w:rFonts w:ascii="BRH Devanagari Extra" w:hAnsi="BRH Devanagari Extra" w:cs="BRH Devanagari Extra"/>
+                <w:color w:val="000000"/>
+                <w:sz w:val="32"/>
+                <w:szCs w:val="32"/>
+              </w:rPr>
+              <w:t>)</w:t>
+            </w:r>
+            <w:r>
+              <w:rPr>
+                <w:rFonts w:ascii="BRH Devanagari Extra" w:hAnsi="BRH Devanagari Extra" w:cs="BRH Devanagari Extra"/>
+                <w:color w:val="000000"/>
+                <w:sz w:val="32"/>
+                <w:szCs w:val="32"/>
+              </w:rPr>
+              <w:tab/>
+            </w:r>
+            <w:r>
+              <w:rPr>
+                <w:rFonts w:cs="BRH Devanagari Extra"/>
+                <w:color w:val="000000"/>
+                <w:szCs w:val="32"/>
+              </w:rPr>
+              <w:t>4</w:t>
+            </w:r>
+            <w:r>
+              <w:rPr>
+                <w:rFonts w:ascii="BRH Devanagari Extra" w:hAnsi="BRH Devanagari Extra" w:cs="BRH Devanagari Extra"/>
+                <w:color w:val="000000"/>
+                <w:sz w:val="32"/>
+                <w:szCs w:val="32"/>
+              </w:rPr>
+              <w:t>.</w:t>
+            </w:r>
+            <w:r>
+              <w:rPr>
+                <w:rFonts w:cs="BRH Devanagari Extra"/>
+                <w:color w:val="000000"/>
+                <w:szCs w:val="32"/>
+              </w:rPr>
+              <w:t>1</w:t>
+            </w:r>
+            <w:r>
+              <w:rPr>
+                <w:rFonts w:ascii="BRH Devanagari Extra" w:hAnsi="BRH Devanagari Extra" w:cs="BRH Devanagari Extra"/>
+                <w:color w:val="000000"/>
+                <w:sz w:val="32"/>
+                <w:szCs w:val="32"/>
+              </w:rPr>
+              <w:t>.</w:t>
+            </w:r>
+            <w:r>
+              <w:rPr>
+                <w:rFonts w:cs="BRH Devanagari Extra"/>
+                <w:color w:val="000000"/>
+                <w:szCs w:val="32"/>
+              </w:rPr>
+              <w:t>10</w:t>
+            </w:r>
+            <w:r>
+              <w:rPr>
+                <w:rFonts w:ascii="BRH Devanagari Extra" w:hAnsi="BRH Devanagari Extra" w:cs="BRH Devanagari Extra"/>
+                <w:color w:val="000000"/>
+                <w:sz w:val="32"/>
+                <w:szCs w:val="32"/>
+              </w:rPr>
+              <w:t>.</w:t>
+            </w:r>
+            <w:r>
+              <w:rPr>
+                <w:rFonts w:cs="BRH Devanagari Extra"/>
+                <w:color w:val="000000"/>
+                <w:szCs w:val="32"/>
+              </w:rPr>
+              <w:t>4</w:t>
+            </w:r>
+            <w:r>
+              <w:rPr>
+                <w:rFonts w:ascii="BRH Devanagari Extra" w:hAnsi="BRH Devanagari Extra" w:cs="BRH Devanagari Extra"/>
+                <w:color w:val="000000"/>
+                <w:sz w:val="32"/>
+                <w:szCs w:val="32"/>
+              </w:rPr>
+              <w:t>(</w:t>
+            </w:r>
+            <w:r>
+              <w:rPr>
+                <w:rFonts w:cs="BRH Devanagari Extra"/>
+                <w:color w:val="000000"/>
+                <w:szCs w:val="32"/>
+              </w:rPr>
+              <w:t>47</w:t>
+            </w:r>
+            <w:r>
+              <w:rPr>
+                <w:rFonts w:ascii="BRH Devanagari Extra" w:hAnsi="BRH Devanagari Extra" w:cs="BRH Devanagari Extra"/>
+                <w:color w:val="000000"/>
+                <w:sz w:val="32"/>
+                <w:szCs w:val="32"/>
+              </w:rPr>
+              <w:t xml:space="preserve">)- </w:t>
+            </w:r>
+            <w:r>
+              <w:rPr>
+                <w:rFonts w:ascii="BRH Devanagari Extra" w:hAnsi="BRH Devanagari Extra" w:cs="BRH Devanagari Extra"/>
+                <w:color w:val="000000"/>
+                <w:sz w:val="32"/>
+                <w:szCs w:val="32"/>
+                <w:highlight w:val="green"/>
+              </w:rPr>
+              <w:t>xÉ</w:t>
+            </w:r>
+            <w:r>
+              <w:rPr>
+                <w:rFonts w:ascii="BRH Malayalam Extra" w:hAnsi="BRH Malayalam Extra" w:cs="BRH Devanagari Extra"/>
+                <w:color w:val="000000"/>
+                <w:szCs w:val="32"/>
+                <w:highlight w:val="green"/>
+              </w:rPr>
+              <w:t>–</w:t>
+            </w:r>
+            <w:r>
+              <w:rPr>
+                <w:rFonts w:ascii="BRH Devanagari Extra" w:hAnsi="BRH Devanagari Extra" w:cs="BRH Devanagari Extra"/>
+                <w:color w:val="000000"/>
+                <w:sz w:val="32"/>
+                <w:szCs w:val="32"/>
+                <w:highlight w:val="green"/>
+              </w:rPr>
+              <w:t>qÉÏ</w:t>
+            </w:r>
+            <w:r>
+              <w:rPr>
+                <w:rFonts w:ascii="BRH Malayalam Extra" w:hAnsi="BRH Malayalam Extra" w:cs="BRH Devanagari Extra"/>
+                <w:color w:val="000000"/>
+                <w:szCs w:val="32"/>
+                <w:highlight w:val="green"/>
+              </w:rPr>
+              <w:t>–</w:t>
+            </w:r>
+            <w:r>
+              <w:rPr>
+                <w:rFonts w:ascii="BRH Devanagari Extra" w:hAnsi="BRH Devanagari Extra" w:cs="BRH Devanagari Extra"/>
+                <w:color w:val="000000"/>
+                <w:sz w:val="32"/>
+                <w:szCs w:val="32"/>
+                <w:highlight w:val="green"/>
+              </w:rPr>
+              <w:t>cÉÏ</w:t>
+            </w:r>
+            <w:r>
+              <w:rPr>
+                <w:rFonts w:ascii="BRH Devanagari Extra" w:hAnsi="BRH Devanagari Extra" w:cs="BRH Devanagari Extra"/>
+                <w:color w:val="000000"/>
+                <w:sz w:val="32"/>
+                <w:szCs w:val="32"/>
+              </w:rPr>
+              <w:t xml:space="preserve"> ||</w:t>
+            </w:r>
+          </w:p>
+          <w:p>
+            <w:pPr>
+              <w:widowControl w:val="0"/>
+              <w:autoSpaceDE w:val="0"/>
+              <w:autoSpaceDN w:val="0"/>
+              <w:adjustRightInd w:val="0"/>
+              <w:spacing w:before="0" w:line="240" w:lineRule="auto"/>
+              <w:ind w:right="-234"/>
+              <w:rPr>
+                <w:rFonts w:cs="BRH Malayalam Extra"/>
+                <w:color w:val="FF0000"/>
+                <w:szCs w:val="40"/>
+              </w:rPr>
+            </w:pPr>
+            <w:r>
+              <w:rPr>
+                <w:rFonts w:ascii="BRH Devanagari Extra" w:hAnsi="BRH Devanagari Extra" w:cs="BRH Devanagari Extra"/>
+                <w:color w:val="000000"/>
+                <w:sz w:val="32"/>
+                <w:szCs w:val="32"/>
+                <w:highlight w:val="green"/>
+              </w:rPr>
+              <w:t>xÉ</w:t>
+            </w:r>
+            <w:r>
+              <w:rPr>
+                <w:rFonts w:ascii="BRH Malayalam Extra" w:hAnsi="BRH Malayalam Extra" w:cs="BRH Devanagari Extra"/>
+                <w:color w:val="000000"/>
+                <w:szCs w:val="32"/>
+                <w:highlight w:val="green"/>
+              </w:rPr>
+              <w:t>–</w:t>
+            </w:r>
+            <w:r>
+              <w:rPr>
+                <w:rFonts w:ascii="BRH Devanagari Extra" w:hAnsi="BRH Devanagari Extra" w:cs="BRH Devanagari Extra"/>
+                <w:color w:val="000000"/>
+                <w:sz w:val="32"/>
+                <w:szCs w:val="32"/>
+                <w:highlight w:val="green"/>
+              </w:rPr>
+              <w:t>qÉÏ</w:t>
+            </w:r>
+            <w:r>
+              <w:rPr>
+                <w:rFonts w:ascii="BRH Malayalam Extra" w:hAnsi="BRH Malayalam Extra" w:cs="BRH Devanagari Extra"/>
+                <w:color w:val="000000"/>
+                <w:szCs w:val="32"/>
+                <w:highlight w:val="green"/>
+              </w:rPr>
+              <w:t>–</w:t>
+            </w:r>
+            <w:r>
+              <w:rPr>
+                <w:rFonts w:ascii="BRH Devanagari Extra" w:hAnsi="BRH Devanagari Extra" w:cs="BRH Devanagari Extra"/>
+                <w:color w:val="000000"/>
+                <w:sz w:val="32"/>
+                <w:szCs w:val="32"/>
+                <w:highlight w:val="green"/>
+              </w:rPr>
+              <w:t>cÉÏ</w:t>
+            </w:r>
+            <w:r>
+              <w:rPr>
+                <w:rFonts w:ascii="BRH Devanagari Extra" w:hAnsi="BRH Devanagari Extra" w:cs="BRH Devanagari Extra"/>
+                <w:color w:val="000000"/>
+                <w:sz w:val="32"/>
+                <w:szCs w:val="32"/>
+              </w:rPr>
+              <w:t xml:space="preserve"> CÌiÉþ </w:t>
+            </w:r>
+            <w:r>
+              <w:rPr>
+                <w:rFonts w:ascii="BRH Devanagari Extra" w:hAnsi="BRH Devanagari Extra" w:cs="BRH Devanagari Extra"/>
+                <w:color w:val="000000"/>
+                <w:sz w:val="32"/>
+                <w:szCs w:val="32"/>
+                <w:highlight w:val="green"/>
+              </w:rPr>
+              <w:t>xÉqÉÏ</w:t>
+            </w:r>
+            <w:r>
+              <w:rPr>
+                <w:rFonts w:ascii="BRH Malayalam Extra" w:hAnsi="BRH Malayalam Extra" w:cs="BRH Devanagari Extra"/>
+                <w:color w:val="000000"/>
+                <w:szCs w:val="32"/>
+                <w:highlight w:val="green"/>
+              </w:rPr>
+              <w:t>–</w:t>
+            </w:r>
+            <w:r>
+              <w:rPr>
+                <w:rFonts w:ascii="BRH Devanagari Extra" w:hAnsi="BRH Devanagari Extra" w:cs="BRH Devanagari Extra"/>
+                <w:color w:val="000000"/>
+                <w:sz w:val="32"/>
+                <w:szCs w:val="32"/>
+                <w:highlight w:val="green"/>
+              </w:rPr>
+              <w:t>cÉÏ</w:t>
+            </w:r>
+            <w:r>
+              <w:rPr>
+                <w:rFonts w:ascii="BRH Devanagari Extra" w:hAnsi="BRH Devanagari Extra" w:cs="BRH Devanagari Extra"/>
+                <w:color w:val="000000"/>
+                <w:sz w:val="32"/>
+                <w:szCs w:val="32"/>
+              </w:rPr>
+              <w:t xml:space="preserve"> | </w:t>
+            </w:r>
+          </w:p>
+        </w:tc>
+      </w:tr>
+      <w:tr>
+        <w:trPr>
           <w:trHeight w:val="1709"/>
         </w:trPr>
         <w:tc>
@@ -2941,10 +5359,8 @@
           <w:szCs w:val="32"/>
           <w:u w:val="single"/>
         </w:rPr>
-        <w:lastRenderedPageBreak/>
         <w:t xml:space="preserve">TS </w:t>
       </w:r>
-      <w:proofErr w:type="gramStart"/>
       <w:r>
         <w:rPr>
           <w:b/>
@@ -2983,18 +5399,7 @@
           <w:szCs w:val="32"/>
           <w:u w:val="single"/>
         </w:rPr>
-        <w:t>–</w:t>
-      </w:r>
-      <w:proofErr w:type="gramEnd"/>
-      <w:r>
-        <w:rPr>
-          <w:b/>
-          <w:bCs/>
-          <w:sz w:val="32"/>
-          <w:szCs w:val="32"/>
-          <w:u w:val="single"/>
-        </w:rPr>
-        <w:t xml:space="preserve"> TS </w:t>
+        <w:t xml:space="preserve">– TS </w:t>
       </w:r>
       <w:r>
         <w:rPr>
@@ -3250,6 +5655,7 @@
                 <w:color w:val="000000"/>
                 <w:szCs w:val="32"/>
               </w:rPr>
+              <w:lastRenderedPageBreak/>
               <w:t>51</w:t>
             </w:r>
             <w:r>
@@ -5997,7 +8403,6 @@
                 <w:color w:val="000000"/>
                 <w:szCs w:val="32"/>
               </w:rPr>
-              <w:lastRenderedPageBreak/>
               <w:t>68</w:t>
             </w:r>
             <w:r>
@@ -6126,6 +8531,7 @@
                 <w:sz w:val="32"/>
                 <w:szCs w:val="32"/>
               </w:rPr>
+              <w:lastRenderedPageBreak/>
               <w:t>iuÉqÉzqÉþlÉÉå</w:t>
             </w:r>
             <w:r>
@@ -6600,6 +9006,7 @@
                 <w:color w:val="000000"/>
                 <w:szCs w:val="32"/>
               </w:rPr>
+              <w:lastRenderedPageBreak/>
               <w:t>68</w:t>
             </w:r>
             <w:r>
@@ -6728,6 +9135,7 @@
                 <w:sz w:val="32"/>
                 <w:szCs w:val="32"/>
               </w:rPr>
+              <w:lastRenderedPageBreak/>
               <w:t>iuÉqÉzqÉþlÉÉå</w:t>
             </w:r>
             <w:r>
@@ -7244,6 +9652,7 @@
                 <w:szCs w:val="32"/>
                 <w:lang w:val="it-IT"/>
               </w:rPr>
+              <w:lastRenderedPageBreak/>
               <w:t>8</w:t>
             </w:r>
             <w:r>
@@ -12516,6 +14925,7 @@
                 <w:szCs w:val="32"/>
                 <w:lang w:val="it-IT"/>
               </w:rPr>
+              <w:lastRenderedPageBreak/>
               <w:t>16</w:t>
             </w:r>
             <w:r>
@@ -14453,6 +16863,7 @@
                 <w:szCs w:val="32"/>
                 <w:lang w:val="it-IT"/>
               </w:rPr>
+              <w:lastRenderedPageBreak/>
               <w:t>16</w:t>
             </w:r>
             <w:r>
@@ -17259,7 +19670,6 @@
                 <w:sz w:val="32"/>
                 <w:szCs w:val="32"/>
               </w:rPr>
-              <w:lastRenderedPageBreak/>
               <w:t>AÉþÌS</w:t>
             </w:r>
             <w:r>
@@ -17331,7 +19741,6 @@
                 <w:color w:val="000000"/>
                 <w:szCs w:val="32"/>
               </w:rPr>
-              <w:lastRenderedPageBreak/>
               <w:t>57</w:t>
             </w:r>
             <w:r>
@@ -17620,7 +20029,6 @@
                 <w:sz w:val="32"/>
                 <w:szCs w:val="32"/>
               </w:rPr>
-              <w:lastRenderedPageBreak/>
               <w:t>AÉþÌS</w:t>
             </w:r>
             <w:r>
@@ -35528,7 +37936,6 @@
         </w:rPr>
         <w:t xml:space="preserve">TS </w:t>
       </w:r>
-      <w:proofErr w:type="gramStart"/>
       <w:r>
         <w:rPr>
           <w:b/>
@@ -35567,18 +37974,7 @@
           <w:szCs w:val="32"/>
           <w:u w:val="single"/>
         </w:rPr>
-        <w:t>–</w:t>
-      </w:r>
-      <w:proofErr w:type="gramEnd"/>
-      <w:r>
-        <w:rPr>
-          <w:b/>
-          <w:bCs/>
-          <w:sz w:val="32"/>
-          <w:szCs w:val="32"/>
-          <w:u w:val="single"/>
-        </w:rPr>
-        <w:t xml:space="preserve"> TS </w:t>
+        <w:t xml:space="preserve">– TS </w:t>
       </w:r>
       <w:r>
         <w:rPr>
